--- a/docs/Отчет_Астральный_скиталец.docx
+++ b/docs/Отчет_Астральный_скиталец.docx
@@ -65,7 +65,7 @@
           <w:b w:val="0"/>
           <w:sz w:val="28"/>
         </w:rPr>
-        <w:t>по теме: «Астральный скиталец» — браузерная HTML5-игра</w:t>
+        <w:t>по теме: разработка коммерческой игры «Астральный скиталец»</w:t>
       </w:r>
     </w:p>
     <w:p>
@@ -79,7 +79,7 @@
           <w:b w:val="0"/>
           <w:sz w:val="28"/>
         </w:rPr>
-        <w:t>для платформы Яндекс Игры</w:t>
+        <w:t>под платформу Яндекс Игры</w:t>
       </w:r>
     </w:p>
     <w:p>
@@ -558,9 +558,22 @@
         <w:rPr>
           <w:rFonts w:ascii="Times New Roman" w:hAnsi="Times New Roman"/>
           <w:b w:val="0"/>
+          <w:sz w:val="28"/>
+        </w:rPr>
+        <w:t>ПРИЛОЖЕНИЕ Б</w:t>
+      </w:r>
+    </w:p>
+    <w:p>
+      <w:pPr>
+        <w:ind w:firstLine="0"/>
+      </w:pPr>
+      <w:r>
+        <w:rPr>
+          <w:rFonts w:ascii="Times New Roman" w:hAnsi="Times New Roman"/>
+          <w:b w:val="0"/>
           <w:sz w:val="24"/>
         </w:rPr>
-        <w:t>Примечание: номера страниц проставляются автоматически после финальной вёрстки (Ссылки → Оглавление в MS Word).</w:t>
+        <w:t>Номера страниц проставляются автоматически после финальной вёрстки (Ссылки → Оглавление в MS Word).</w:t>
       </w:r>
     </w:p>
     <w:p>
@@ -584,13 +597,17 @@
       </w:r>
     </w:p>
     <w:p>
+      <w:pPr>
+        <w:spacing w:before="160"/>
+        <w:ind w:firstLine="0"/>
+      </w:pPr>
       <w:r>
         <w:rPr>
           <w:rFonts w:ascii="Times New Roman" w:hAnsi="Times New Roman"/>
-          <w:b w:val="0"/>
+          <w:b/>
           <w:sz w:val="28"/>
         </w:rPr>
-        <w:t>Рынок браузерных игр переживает устойчивый рост: платформы мгновенных игр (Яндекс Игры, Crazy Games, Poki) позволяют запускать игру в один клик, без установки и без привязки к операционной системе. Платформа Яндекс Игры предъявляет к публикуемым проектам жёсткие технические требования: вес сборки не более 100 МБ, полная автономность билда без внешних зависимостей, обязательная автопауза при сворачивании вкладки, облачные сохранения через SDK платформы и русскоязычный интерфейс. При этом в открытом доступе практически отсутствуют учебные проекты, которые проходят весь цикл — от концепта до сборки, соответствующей регламентам реальной модерации.</w:t>
+        <w:t>Актуальность работы</w:t>
       </w:r>
     </w:p>
     <w:p>
@@ -600,7 +617,7 @@
           <w:b w:val="0"/>
           <w:sz w:val="28"/>
         </w:rPr>
-        <w:t>Учебные курсы и видеогайды, как правило, заканчиваются локальным запуском прототипа и не затрагивают платформенную интеграцию: работу с жизненным циклом вкладки браузера, синхронизацию облачных и локальных сохранений, оптимизацию веса сборки. Возникает противоречие: студенты изучают программирование игр, но не получают опыта доведения продукта до публикации. Разрешение этого противоречия и определяет актуальность настоящей работы.</w:t>
+        <w:t>Рынок браузерных игр в России активно растёт: аудитория платформы Яндекс Игры достигла 45 млн активных игроков в месяц, прибавив за год десятки процентов, при среднем времени игры около 50 минут в день. Основную долю каталога при этом занимают казуальные проекты — кликеры, аркады и idle-игры, в которых игрок почти не принимает решений.</w:t>
       </w:r>
     </w:p>
     <w:p>
@@ -610,7 +627,7 @@
           <w:b w:val="0"/>
           <w:sz w:val="28"/>
         </w:rPr>
-        <w:t>Цель проекта — разработать и подготовить к публикации браузерную HTML5-игру «Астральный скиталец» (2D top-down survival / rogue-lite) с полной интеграцией Yandex Games SDK, соответствующую требованиям модерации платформы Яндекс Игры.</w:t>
+        <w:t>Анализ поведенческих паттернов аудитории показывает встречный тренд: молодые игроки, знакомые с rogue-lite жанром по Vampire Survivors и Brotato, ищут в коротких сессиях «игру с характером» — с риском, ценой ошибки и ощутимой прогрессией. Однако настоящие rogue-lite живут в Steam и требуют установки и сотен мегабайт, а браузерные «выживалки» сводятся к бездумному фарму. Обнаружено противоречие: спрос на осмысленный короткий геймплей в браузере есть, а предложения в нише практически нет.</w:t>
       </w:r>
     </w:p>
     <w:p>
@@ -620,7 +637,45 @@
           <w:b w:val="0"/>
           <w:sz w:val="28"/>
         </w:rPr>
-        <w:t>Для достижения цели поставлены следующие задачи:</w:t>
+        <w:t>Параллельно существует учебная проблема: у студентов первого курса отсутствует опыт полного цикла веб-публикации — учебные проекты не доходят до реальной дистрибуции, интеграции SDK платформы и прохождения модерации. Настоящий проект закрывает обе задачи: продуктовую (игра в пустующей нише) и образовательную (полный цикл до публикации).</w:t>
+      </w:r>
+    </w:p>
+    <w:p>
+      <w:pPr>
+        <w:spacing w:before="160"/>
+        <w:ind w:firstLine="0"/>
+      </w:pPr>
+      <w:r>
+        <w:rPr>
+          <w:rFonts w:ascii="Times New Roman" w:hAnsi="Times New Roman"/>
+          <w:b/>
+          <w:sz w:val="28"/>
+        </w:rPr>
+        <w:t>Цель проекта</w:t>
+      </w:r>
+    </w:p>
+    <w:p>
+      <w:r>
+        <w:rPr>
+          <w:rFonts w:ascii="Times New Roman" w:hAnsi="Times New Roman"/>
+          <w:b w:val="0"/>
+          <w:sz w:val="28"/>
+        </w:rPr>
+        <w:t>Разработать и подготовить к запуску на платформе Яндекс Игры браузерную игру «Астральный скиталец» в жанре top-down survival / rogue-lite с механикой осознанного риска, сюжетом о возвращении памяти и сессией 5–15 минут, ориентированную на игроков 12–35 лет.</w:t>
+      </w:r>
+    </w:p>
+    <w:p>
+      <w:pPr>
+        <w:spacing w:before="160"/>
+        <w:ind w:firstLine="0"/>
+      </w:pPr>
+      <w:r>
+        <w:rPr>
+          <w:rFonts w:ascii="Times New Roman" w:hAnsi="Times New Roman"/>
+          <w:b/>
+          <w:sz w:val="28"/>
+        </w:rPr>
+        <w:t>Задачи проекта</w:t>
       </w:r>
     </w:p>
     <w:p>
@@ -633,7 +688,7 @@
           <w:rFonts w:ascii="Times New Roman" w:hAnsi="Times New Roman"/>
           <w:sz w:val="28"/>
         </w:rPr>
-        <w:t>изучить требования платформы Яндекс Игры и спецификацию Yandex Games SDK;</w:t>
+        <w:t>провести анализ целевой аудитории — выявить потребности, боли и мотивацию игроков коротких браузерных сессий;</w:t>
       </w:r>
     </w:p>
     <w:p>
@@ -646,7 +701,7 @@
           <w:rFonts w:ascii="Times New Roman" w:hAnsi="Times New Roman"/>
           <w:sz w:val="28"/>
         </w:rPr>
-        <w:t>провести анализ целевой аудитории и аналогов, сформулировать требования к продукту и MVP;</w:t>
+        <w:t>проанализировать конкурентную среду и платформу Яндекс Игры, определить свободную нишу и сформулировать УТП;</w:t>
       </w:r>
     </w:p>
     <w:p>
@@ -659,7 +714,7 @@
           <w:rFonts w:ascii="Times New Roman" w:hAnsi="Times New Roman"/>
           <w:sz w:val="28"/>
         </w:rPr>
-        <w:t>разработать концепт, сценарий и игровые механики (исследование секторов, контейнеры с риском, бой, экономика);</w:t>
+        <w:t>сформулировать требования к продукту и MVP, разработать концепт, сценарий и игровые механики;</w:t>
       </w:r>
     </w:p>
     <w:p>
@@ -672,7 +727,7 @@
           <w:rFonts w:ascii="Times New Roman" w:hAnsi="Times New Roman"/>
           <w:sz w:val="28"/>
         </w:rPr>
-        <w:t>реализовать MVP на Vanilla JS + HTML5 Canvas с интеграцией SDK: автопауза, облачные сохранения с локальным резервом;</w:t>
+        <w:t>реализовать MVP на Vanilla JS + HTML5 Canvas с интеграцией Yandex Games SDK (автопауза, облачные сохранения);</w:t>
       </w:r>
     </w:p>
     <w:p>
@@ -685,17 +740,20 @@
           <w:rFonts w:ascii="Times New Roman" w:hAnsi="Times New Roman"/>
           <w:sz w:val="28"/>
         </w:rPr>
-        <w:t>оптимизировать сборку (≤100 МБ, кросс-браузерность, автономность) и провести итерационное тестирование с реальными игроками.</w:t>
+        <w:t>провести итерационное тестирование с реальными игроками и довести баланс до состояния «есть драйв»;</w:t>
       </w:r>
     </w:p>
     <w:p>
+      <w:pPr>
+        <w:pStyle w:val="ListBullet"/>
+        <w:spacing w:line="360" w:lineRule="auto"/>
+      </w:pPr>
       <w:r>
         <w:rPr>
           <w:rFonts w:ascii="Times New Roman" w:hAnsi="Times New Roman"/>
-          <w:b w:val="0"/>
           <w:sz w:val="28"/>
         </w:rPr>
-        <w:t>Объектом разработки является браузерная игра, предметом — технологии создания и публикации HTML5-игр на платформах мгновенных игр.</w:t>
+        <w:t>организовать управление командой и довести сборку до соответствия всем регламентам модерации.</w:t>
       </w:r>
     </w:p>
     <w:p>
@@ -725,382 +783,338 @@
           <w:b w:val="0"/>
           <w:sz w:val="28"/>
         </w:rPr>
-        <w:t>Для определения целевой аудитории использована методика 5W Марка Шеррингтона. Выделены два сегмента: игроки платформы (B2C) и начинающие разработчики, для которых проект служит открытым учебным референсом (Edu).</w:t>
+        <w:t>Анализ целевой аудитории выполнен по методике 5W Марка Шеррингтона.</w:t>
       </w:r>
     </w:p>
     <w:p>
       <w:pPr>
-        <w:spacing w:before="120"/>
+        <w:spacing w:before="160"/>
         <w:ind w:firstLine="0"/>
       </w:pPr>
       <w:r>
         <w:rPr>
           <w:rFonts w:ascii="Times New Roman" w:hAnsi="Times New Roman"/>
-          <w:b w:val="0"/>
+          <w:b/>
           <w:sz w:val="28"/>
         </w:rPr>
-        <w:t>Таблица 1 — Анализ целевой аудитории по методике 5W</w:t>
+        <w:t>а) Что? — тип продукта</w:t>
       </w:r>
     </w:p>
-    <w:tbl>
-      <w:tblPr>
-        <w:tblStyle w:val="TableGrid"/>
-        <w:tblW w:type="auto" w:w="0"/>
-        <w:jc w:val="center"/>
-        <w:tblLook w:firstColumn="1" w:firstRow="1" w:lastColumn="0" w:lastRow="0" w:noHBand="0" w:noVBand="1" w:val="04A0"/>
-      </w:tblPr>
-      <w:tblGrid>
-        <w:gridCol w:w="3230"/>
-        <w:gridCol w:w="3230"/>
-        <w:gridCol w:w="3230"/>
-      </w:tblGrid>
-      <w:tr>
-        <w:tc>
-          <w:tcPr>
-            <w:tcW w:type="dxa" w:w="3230"/>
-          </w:tcPr>
-          <w:p>
-            <w:pPr>
-              <w:spacing w:line="240" w:lineRule="auto"/>
-            </w:pPr>
-            <w:r/>
-            <w:r>
-              <w:rPr>
-                <w:rFonts w:ascii="Times New Roman" w:hAnsi="Times New Roman"/>
-                <w:b/>
-                <w:sz w:val="24"/>
-              </w:rPr>
-              <w:t>Вопрос</w:t>
-            </w:r>
-          </w:p>
-        </w:tc>
-        <w:tc>
-          <w:tcPr>
-            <w:tcW w:type="dxa" w:w="3230"/>
-          </w:tcPr>
-          <w:p>
-            <w:pPr>
-              <w:spacing w:line="240" w:lineRule="auto"/>
-            </w:pPr>
-            <w:r/>
-            <w:r>
-              <w:rPr>
-                <w:rFonts w:ascii="Times New Roman" w:hAnsi="Times New Roman"/>
-                <w:b/>
-                <w:sz w:val="24"/>
-              </w:rPr>
-              <w:t>Сегмент 1 — Игроки (B2C)</w:t>
-            </w:r>
-          </w:p>
-        </w:tc>
-        <w:tc>
-          <w:tcPr>
-            <w:tcW w:type="dxa" w:w="3230"/>
-          </w:tcPr>
-          <w:p>
-            <w:pPr>
-              <w:spacing w:line="240" w:lineRule="auto"/>
-            </w:pPr>
-            <w:r/>
-            <w:r>
-              <w:rPr>
-                <w:rFonts w:ascii="Times New Roman" w:hAnsi="Times New Roman"/>
-                <w:b/>
-                <w:sz w:val="24"/>
-              </w:rPr>
-              <w:t>Сегмент 2 — Создатели (Edu)</w:t>
-            </w:r>
-          </w:p>
-        </w:tc>
-      </w:tr>
-      <w:tr>
-        <w:tc>
-          <w:tcPr>
-            <w:tcW w:type="dxa" w:w="3230"/>
-          </w:tcPr>
-          <w:p>
-            <w:pPr>
-              <w:spacing w:line="240" w:lineRule="auto"/>
-            </w:pPr>
-            <w:r/>
-            <w:r>
-              <w:rPr>
-                <w:rFonts w:ascii="Times New Roman" w:hAnsi="Times New Roman"/>
-                <w:sz w:val="24"/>
-              </w:rPr>
-              <w:t>Что? (What)</w:t>
-            </w:r>
-          </w:p>
-        </w:tc>
-        <w:tc>
-          <w:tcPr>
-            <w:tcW w:type="dxa" w:w="3230"/>
-          </w:tcPr>
-          <w:p>
-            <w:pPr>
-              <w:spacing w:line="240" w:lineRule="auto"/>
-            </w:pPr>
-            <w:r/>
-            <w:r>
-              <w:rPr>
-                <w:rFonts w:ascii="Times New Roman" w:hAnsi="Times New Roman"/>
-                <w:sz w:val="24"/>
-              </w:rPr>
-              <w:t>Казуальная 2D survival / rogue-lite сессия на 5–15 минут в браузере</w:t>
-            </w:r>
-          </w:p>
-        </w:tc>
-        <w:tc>
-          <w:tcPr>
-            <w:tcW w:type="dxa" w:w="3230"/>
-          </w:tcPr>
-          <w:p>
-            <w:pPr>
-              <w:spacing w:line="240" w:lineRule="auto"/>
-            </w:pPr>
-            <w:r/>
-            <w:r>
-              <w:rPr>
-                <w:rFonts w:ascii="Times New Roman" w:hAnsi="Times New Roman"/>
-                <w:sz w:val="24"/>
-              </w:rPr>
-              <w:t>Открытый воспроизводимый проект полного цикла публикации HTML5-игры</w:t>
-            </w:r>
-          </w:p>
-        </w:tc>
-      </w:tr>
-      <w:tr>
-        <w:tc>
-          <w:tcPr>
-            <w:tcW w:type="dxa" w:w="3230"/>
-          </w:tcPr>
-          <w:p>
-            <w:pPr>
-              <w:spacing w:line="240" w:lineRule="auto"/>
-            </w:pPr>
-            <w:r/>
-            <w:r>
-              <w:rPr>
-                <w:rFonts w:ascii="Times New Roman" w:hAnsi="Times New Roman"/>
-                <w:sz w:val="24"/>
-              </w:rPr>
-              <w:t>Кто? (Who)</w:t>
-            </w:r>
-          </w:p>
-        </w:tc>
-        <w:tc>
-          <w:tcPr>
-            <w:tcW w:type="dxa" w:w="3230"/>
-          </w:tcPr>
-          <w:p>
-            <w:pPr>
-              <w:spacing w:line="240" w:lineRule="auto"/>
-            </w:pPr>
-            <w:r/>
-            <w:r>
-              <w:rPr>
-                <w:rFonts w:ascii="Times New Roman" w:hAnsi="Times New Roman"/>
-                <w:sz w:val="24"/>
-              </w:rPr>
-              <w:t>Мужчины и женщины 12–35 лет, РФ и СНГ, играют с ПК и ноутбуков</w:t>
-            </w:r>
-          </w:p>
-        </w:tc>
-        <w:tc>
-          <w:tcPr>
-            <w:tcW w:type="dxa" w:w="3230"/>
-          </w:tcPr>
-          <w:p>
-            <w:pPr>
-              <w:spacing w:line="240" w:lineRule="auto"/>
-            </w:pPr>
-            <w:r/>
-            <w:r>
-              <w:rPr>
-                <w:rFonts w:ascii="Times New Roman" w:hAnsi="Times New Roman"/>
-                <w:sz w:val="24"/>
-              </w:rPr>
-              <w:t>Студенты технических вузов 1–3 курса, начинающие инди-разработчики</w:t>
-            </w:r>
-          </w:p>
-        </w:tc>
-      </w:tr>
-      <w:tr>
-        <w:tc>
-          <w:tcPr>
-            <w:tcW w:type="dxa" w:w="3230"/>
-          </w:tcPr>
-          <w:p>
-            <w:pPr>
-              <w:spacing w:line="240" w:lineRule="auto"/>
-            </w:pPr>
-            <w:r/>
-            <w:r>
-              <w:rPr>
-                <w:rFonts w:ascii="Times New Roman" w:hAnsi="Times New Roman"/>
-                <w:sz w:val="24"/>
-              </w:rPr>
-              <w:t>Почему? (Why)</w:t>
-            </w:r>
-          </w:p>
-        </w:tc>
-        <w:tc>
-          <w:tcPr>
-            <w:tcW w:type="dxa" w:w="3230"/>
-          </w:tcPr>
-          <w:p>
-            <w:pPr>
-              <w:spacing w:line="240" w:lineRule="auto"/>
-            </w:pPr>
-            <w:r/>
-            <w:r>
-              <w:rPr>
-                <w:rFonts w:ascii="Times New Roman" w:hAnsi="Times New Roman"/>
-                <w:sz w:val="24"/>
-              </w:rPr>
-              <w:t>Быстрое развлечение без установки; азарт «риск/награда»; короткие сессии</w:t>
-            </w:r>
-          </w:p>
-        </w:tc>
-        <w:tc>
-          <w:tcPr>
-            <w:tcW w:type="dxa" w:w="3230"/>
-          </w:tcPr>
-          <w:p>
-            <w:pPr>
-              <w:spacing w:line="240" w:lineRule="auto"/>
-            </w:pPr>
-            <w:r/>
-            <w:r>
-              <w:rPr>
-                <w:rFonts w:ascii="Times New Roman" w:hAnsi="Times New Roman"/>
-                <w:sz w:val="24"/>
-              </w:rPr>
-              <w:t>Потребность в практическом примере интеграции SDK, оптимизации и прохождения модерации</w:t>
-            </w:r>
-          </w:p>
-        </w:tc>
-      </w:tr>
-      <w:tr>
-        <w:tc>
-          <w:tcPr>
-            <w:tcW w:type="dxa" w:w="3230"/>
-          </w:tcPr>
-          <w:p>
-            <w:pPr>
-              <w:spacing w:line="240" w:lineRule="auto"/>
-            </w:pPr>
-            <w:r/>
-            <w:r>
-              <w:rPr>
-                <w:rFonts w:ascii="Times New Roman" w:hAnsi="Times New Roman"/>
-                <w:sz w:val="24"/>
-              </w:rPr>
-              <w:t>Когда? (When)</w:t>
-            </w:r>
-          </w:p>
-        </w:tc>
-        <w:tc>
-          <w:tcPr>
-            <w:tcW w:type="dxa" w:w="3230"/>
-          </w:tcPr>
-          <w:p>
-            <w:pPr>
-              <w:spacing w:line="240" w:lineRule="auto"/>
-            </w:pPr>
-            <w:r/>
-            <w:r>
-              <w:rPr>
-                <w:rFonts w:ascii="Times New Roman" w:hAnsi="Times New Roman"/>
-                <w:sz w:val="24"/>
-              </w:rPr>
-              <w:t>Перерывы в учёбе/работе, вечерний досуг</w:t>
-            </w:r>
-          </w:p>
-        </w:tc>
-        <w:tc>
-          <w:tcPr>
-            <w:tcW w:type="dxa" w:w="3230"/>
-          </w:tcPr>
-          <w:p>
-            <w:pPr>
-              <w:spacing w:line="240" w:lineRule="auto"/>
-            </w:pPr>
-            <w:r/>
-            <w:r>
-              <w:rPr>
-                <w:rFonts w:ascii="Times New Roman" w:hAnsi="Times New Roman"/>
-                <w:sz w:val="24"/>
-              </w:rPr>
-              <w:t>Во время выполнения учебных проектов и подготовки портфолио</w:t>
-            </w:r>
-          </w:p>
-        </w:tc>
-      </w:tr>
-      <w:tr>
-        <w:tc>
-          <w:tcPr>
-            <w:tcW w:type="dxa" w:w="3230"/>
-          </w:tcPr>
-          <w:p>
-            <w:pPr>
-              <w:spacing w:line="240" w:lineRule="auto"/>
-            </w:pPr>
-            <w:r/>
-            <w:r>
-              <w:rPr>
-                <w:rFonts w:ascii="Times New Roman" w:hAnsi="Times New Roman"/>
-                <w:sz w:val="24"/>
-              </w:rPr>
-              <w:t>Где? (Where)</w:t>
-            </w:r>
-          </w:p>
-        </w:tc>
-        <w:tc>
-          <w:tcPr>
-            <w:tcW w:type="dxa" w:w="3230"/>
-          </w:tcPr>
-          <w:p>
-            <w:pPr>
-              <w:spacing w:line="240" w:lineRule="auto"/>
-            </w:pPr>
-            <w:r/>
-            <w:r>
-              <w:rPr>
-                <w:rFonts w:ascii="Times New Roman" w:hAnsi="Times New Roman"/>
-                <w:sz w:val="24"/>
-              </w:rPr>
-              <w:t>Каталог и поиск Яндекс Игр, рекомендации платформы</w:t>
-            </w:r>
-          </w:p>
-        </w:tc>
-        <w:tc>
-          <w:tcPr>
-            <w:tcW w:type="dxa" w:w="3230"/>
-          </w:tcPr>
-          <w:p>
-            <w:pPr>
-              <w:spacing w:line="240" w:lineRule="auto"/>
-            </w:pPr>
-            <w:r/>
-            <w:r>
-              <w:rPr>
-                <w:rFonts w:ascii="Times New Roman" w:hAnsi="Times New Roman"/>
-                <w:sz w:val="24"/>
-              </w:rPr>
-              <w:t>GitHub, учебные чаты, тематические сообщества разработчиков</w:t>
-            </w:r>
-          </w:p>
-        </w:tc>
-      </w:tr>
-    </w:tbl>
     <w:p>
+      <w:pPr>
+        <w:pStyle w:val="ListBullet"/>
+        <w:spacing w:line="360" w:lineRule="auto"/>
+      </w:pPr>
       <w:r>
         <w:rPr>
           <w:rFonts w:ascii="Times New Roman" w:hAnsi="Times New Roman"/>
-          <w:b w:val="0"/>
           <w:sz w:val="28"/>
         </w:rPr>
+        <w:t>top-down survival / rogue-lite с механикой осознанного риска;</w:t>
+      </w:r>
+    </w:p>
+    <w:p>
+      <w:pPr>
+        <w:pStyle w:val="ListBullet"/>
+        <w:spacing w:line="360" w:lineRule="auto"/>
+      </w:pPr>
+      <w:r>
+        <w:rPr>
+          <w:rFonts w:ascii="Times New Roman" w:hAnsi="Times New Roman"/>
+          <w:sz w:val="28"/>
+        </w:rPr>
+        <w:t>короткие сессии 5–15 минут, сюжетное прохождение 30–60 минут;</w:t>
+      </w:r>
+    </w:p>
+    <w:p>
+      <w:pPr>
+        <w:pStyle w:val="ListBullet"/>
+        <w:spacing w:line="360" w:lineRule="auto"/>
+      </w:pPr>
+      <w:r>
+        <w:rPr>
+          <w:rFonts w:ascii="Times New Roman" w:hAnsi="Times New Roman"/>
+          <w:sz w:val="28"/>
+        </w:rPr>
+        <w:t>бесплатная браузерная игра без установки;</w:t>
+      </w:r>
+    </w:p>
+    <w:p>
+      <w:pPr>
+        <w:pStyle w:val="ListBullet"/>
+        <w:spacing w:line="360" w:lineRule="auto"/>
+      </w:pPr>
+      <w:r>
+        <w:rPr>
+          <w:rFonts w:ascii="Times New Roman" w:hAnsi="Times New Roman"/>
+          <w:sz w:val="28"/>
+        </w:rPr>
+        <w:t>PvE: бой с охранными дронами, босс по выбору игрока;</w:t>
+      </w:r>
+    </w:p>
+    <w:p>
+      <w:pPr>
+        <w:pStyle w:val="ListBullet"/>
+        <w:spacing w:line="360" w:lineRule="auto"/>
+      </w:pPr>
+      <w:r>
+        <w:rPr>
+          <w:rFonts w:ascii="Times New Roman" w:hAnsi="Times New Roman"/>
+          <w:sz w:val="28"/>
+        </w:rPr>
+        <w:t>сюжет с возвращением памяти и двумя концовками.</w:t>
+      </w:r>
+    </w:p>
+    <w:p>
+      <w:pPr>
+        <w:spacing w:before="160"/>
+        <w:ind w:firstLine="0"/>
+      </w:pPr>
+      <w:r>
+        <w:rPr>
+          <w:rFonts w:ascii="Times New Roman" w:hAnsi="Times New Roman"/>
+          <w:b/>
+          <w:sz w:val="28"/>
+        </w:rPr>
+        <w:t>б) Кто? — тип потребителя</w:t>
+      </w:r>
+    </w:p>
+    <w:p>
+      <w:pPr>
+        <w:pStyle w:val="ListBullet"/>
+        <w:spacing w:line="360" w:lineRule="auto"/>
+      </w:pPr>
+      <w:r>
+        <w:rPr>
+          <w:rFonts w:ascii="Times New Roman" w:hAnsi="Times New Roman"/>
+          <w:sz w:val="28"/>
+        </w:rPr>
+        <w:t>возраст: ядро 16–27 лет, расширенно 12–35 лет;</w:t>
+      </w:r>
+    </w:p>
+    <w:p>
+      <w:pPr>
+        <w:pStyle w:val="ListBullet"/>
+        <w:spacing w:line="360" w:lineRule="auto"/>
+      </w:pPr>
+      <w:r>
+        <w:rPr>
+          <w:rFonts w:ascii="Times New Roman" w:hAnsi="Times New Roman"/>
+          <w:sz w:val="28"/>
+        </w:rPr>
+        <w:t>пол: смешанный;</w:t>
+      </w:r>
+    </w:p>
+    <w:p>
+      <w:pPr>
+        <w:pStyle w:val="ListBullet"/>
+        <w:spacing w:line="360" w:lineRule="auto"/>
+      </w:pPr>
+      <w:r>
+        <w:rPr>
+          <w:rFonts w:ascii="Times New Roman" w:hAnsi="Times New Roman"/>
+          <w:sz w:val="28"/>
+        </w:rPr>
+        <w:t>геоположение: Россия и СНГ; благодаря весу 0,1 МБ игра доступна и в регионах с медленным интернетом;</w:t>
+      </w:r>
+    </w:p>
+    <w:p>
+      <w:pPr>
+        <w:pStyle w:val="ListBullet"/>
+        <w:spacing w:line="360" w:lineRule="auto"/>
+      </w:pPr>
+      <w:r>
+        <w:rPr>
+          <w:rFonts w:ascii="Times New Roman" w:hAnsi="Times New Roman"/>
+          <w:sz w:val="28"/>
+        </w:rPr>
+        <w:t>устройства: ПК и ноутбуки (клавиатура).</w:t>
+      </w:r>
+    </w:p>
+    <w:p>
+      <w:pPr>
+        <w:spacing w:before="160"/>
+        <w:ind w:firstLine="0"/>
+      </w:pPr>
+      <w:r>
+        <w:rPr>
+          <w:rFonts w:ascii="Times New Roman" w:hAnsi="Times New Roman"/>
+          <w:b/>
+          <w:sz w:val="28"/>
+        </w:rPr>
+        <w:t>в) Почему? — мотивация и потребность</w:t>
+      </w:r>
+    </w:p>
+    <w:p>
+      <w:pPr>
+        <w:pStyle w:val="ListBullet"/>
+        <w:spacing w:line="360" w:lineRule="auto"/>
+      </w:pPr>
+      <w:r>
+        <w:rPr>
+          <w:rFonts w:ascii="Times New Roman" w:hAnsi="Times New Roman"/>
+          <w:sz w:val="28"/>
+        </w:rPr>
+        <w:t>желание принимать решения с видимой ценой: шанс охраны показан до вскрытия контейнера;</w:t>
+      </w:r>
+    </w:p>
+    <w:p>
+      <w:pPr>
+        <w:pStyle w:val="ListBullet"/>
+        <w:spacing w:line="360" w:lineRule="auto"/>
+      </w:pPr>
+      <w:r>
+        <w:rPr>
+          <w:rFonts w:ascii="Times New Roman" w:hAnsi="Times New Roman"/>
+          <w:sz w:val="28"/>
+        </w:rPr>
+        <w:t>потребность в прогрессе без «обнуления»: rogue-lite сохраняет сектора и оружие после смерти;</w:t>
+      </w:r>
+    </w:p>
+    <w:p>
+      <w:pPr>
+        <w:pStyle w:val="ListBullet"/>
+        <w:spacing w:line="360" w:lineRule="auto"/>
+      </w:pPr>
+      <w:r>
+        <w:rPr>
+          <w:rFonts w:ascii="Times New Roman" w:hAnsi="Times New Roman"/>
+          <w:sz w:val="28"/>
+        </w:rPr>
+        <w:t>тактический вызов без высокого порога входа: телеграфированные атаки читаются с первого боя;</w:t>
+      </w:r>
+    </w:p>
+    <w:p>
+      <w:pPr>
+        <w:pStyle w:val="ListBullet"/>
+        <w:spacing w:line="360" w:lineRule="auto"/>
+      </w:pPr>
+      <w:r>
+        <w:rPr>
+          <w:rFonts w:ascii="Times New Roman" w:hAnsi="Times New Roman"/>
+          <w:sz w:val="28"/>
+        </w:rPr>
+        <w:t>интерес к короткому сюжету с интригой и выбором концовки.</w:t>
+      </w:r>
+    </w:p>
+    <w:p>
+      <w:pPr>
+        <w:spacing w:before="160"/>
+        <w:ind w:firstLine="0"/>
+      </w:pPr>
+      <w:r>
+        <w:rPr>
+          <w:rFonts w:ascii="Times New Roman" w:hAnsi="Times New Roman"/>
+          <w:b/>
+          <w:sz w:val="28"/>
+        </w:rPr>
+        <w:t>г) Когда? — ситуация потребления</w:t>
+      </w:r>
+    </w:p>
+    <w:p>
+      <w:pPr>
+        <w:pStyle w:val="ListBullet"/>
+        <w:spacing w:line="360" w:lineRule="auto"/>
+      </w:pPr>
+      <w:r>
+        <w:rPr>
+          <w:rFonts w:ascii="Times New Roman" w:hAnsi="Times New Roman"/>
+          <w:sz w:val="28"/>
+        </w:rPr>
+        <w:t>перерывы между парами или рабочими задачами (10–15 минут);</w:t>
+      </w:r>
+    </w:p>
+    <w:p>
+      <w:pPr>
+        <w:pStyle w:val="ListBullet"/>
+        <w:spacing w:line="360" w:lineRule="auto"/>
+      </w:pPr>
+      <w:r>
+        <w:rPr>
+          <w:rFonts w:ascii="Times New Roman" w:hAnsi="Times New Roman"/>
+          <w:sz w:val="28"/>
+        </w:rPr>
+        <w:t>вечером — «ещё один заход» на сектор;</w:t>
+      </w:r>
+    </w:p>
+    <w:p>
+      <w:pPr>
+        <w:pStyle w:val="ListBullet"/>
+        <w:spacing w:line="360" w:lineRule="auto"/>
+      </w:pPr>
+      <w:r>
+        <w:rPr>
+          <w:rFonts w:ascii="Times New Roman" w:hAnsi="Times New Roman"/>
+          <w:sz w:val="28"/>
+        </w:rPr>
+        <w:t>на любом устройстве: облачный сейф позволяет продолжить с другого ПК.</w:t>
+      </w:r>
+    </w:p>
+    <w:p>
+      <w:pPr>
+        <w:spacing w:before="160"/>
+        <w:ind w:firstLine="0"/>
+      </w:pPr>
+      <w:r>
+        <w:rPr>
+          <w:rFonts w:ascii="Times New Roman" w:hAnsi="Times New Roman"/>
+          <w:b/>
+          <w:sz w:val="28"/>
+        </w:rPr>
+        <w:t>д) Где? — точки контакта</w:t>
+      </w:r>
+    </w:p>
+    <w:p>
+      <w:pPr>
+        <w:pStyle w:val="ListBullet"/>
+        <w:spacing w:line="360" w:lineRule="auto"/>
+      </w:pPr>
+      <w:r>
+        <w:rPr>
+          <w:rFonts w:ascii="Times New Roman" w:hAnsi="Times New Roman"/>
+          <w:sz w:val="28"/>
+        </w:rPr>
+        <w:t>каталог и рекомендации Яндекс Игр (основная платформа);</w:t>
+      </w:r>
+    </w:p>
+    <w:p>
+      <w:pPr>
+        <w:pStyle w:val="ListBullet"/>
+        <w:spacing w:line="360" w:lineRule="auto"/>
+      </w:pPr>
+      <w:r>
+        <w:rPr>
+          <w:rFonts w:ascii="Times New Roman" w:hAnsi="Times New Roman"/>
+          <w:sz w:val="28"/>
+        </w:rPr>
+        <w:t>студенческие чаты и игровые сообщества ВКонтакте/Telegram;</w:t>
+      </w:r>
+    </w:p>
+    <w:p>
+      <w:pPr>
+        <w:pStyle w:val="ListBullet"/>
+        <w:spacing w:line="360" w:lineRule="auto"/>
+      </w:pPr>
+      <w:r>
+        <w:rPr>
+          <w:rFonts w:ascii="Times New Roman" w:hAnsi="Times New Roman"/>
+          <w:sz w:val="28"/>
+        </w:rPr>
+        <w:t>GitHub и сообщества разработчиков (для учебного сегмента).</w:t>
+      </w:r>
+    </w:p>
+    <w:p>
+      <w:pPr>
+        <w:spacing w:before="160"/>
+        <w:ind w:firstLine="0"/>
+      </w:pPr>
+      <w:r>
+        <w:rPr>
+          <w:rFonts w:ascii="Times New Roman" w:hAnsi="Times New Roman"/>
+          <w:b/>
+          <w:sz w:val="28"/>
+        </w:rPr>
+        <w:t>Портрет основного пользователя</w:t>
       </w:r>
     </w:p>
     <w:p>
@@ -1110,7 +1124,17 @@
           <w:b w:val="0"/>
           <w:sz w:val="28"/>
         </w:rPr>
-        <w:t>Сегмент игроков является основным с точки зрения продукта, сегмент создателей — дополнительным с точки зрения образовательной ценности проекта: репозиторий с кодом, концептом и сценарием опубликован открыто.</w:t>
+        <w:t>Студент 16–27 лет, играет с ноутбука. Опыт: Vampire Survivors, Brotato, Moonlighter; любит rogue-lite за «ещё один заход» и системы риск/награда. Хочет: короткую сессию, честные правила без доната, сохранение прогресса. Боится: потерять всё при смерти и потратить время впустую.</w:t>
+      </w:r>
+    </w:p>
+    <w:p>
+      <w:r>
+        <w:rPr>
+          <w:rFonts w:ascii="Times New Roman" w:hAnsi="Times New Roman"/>
+          <w:b w:val="0"/>
+          <w:sz w:val="28"/>
+        </w:rPr>
+        <w:t>Дополнительный сегмент — студенты IT-направлений и начинающие инди-разработчики, для которых открытый репозиторий проекта служит референсом полного цикла публикации HTML5-игры.</w:t>
       </w:r>
     </w:p>
     <w:p>
@@ -1134,13 +1158,206 @@
       </w:r>
     </w:p>
     <w:p>
+      <w:pPr>
+        <w:spacing w:before="160"/>
+        <w:ind w:firstLine="0"/>
+      </w:pPr>
+      <w:r>
+        <w:rPr>
+          <w:rFonts w:ascii="Times New Roman" w:hAnsi="Times New Roman"/>
+          <w:b/>
+          <w:sz w:val="28"/>
+        </w:rPr>
+        <w:t>1. Изучение конкурентов (отзывы игроков)</w:t>
+      </w:r>
+    </w:p>
+    <w:p>
+      <w:pPr>
+        <w:spacing w:before="120"/>
+        <w:ind w:firstLine="0"/>
+      </w:pPr>
       <w:r>
         <w:rPr>
           <w:rFonts w:ascii="Times New Roman" w:hAnsi="Times New Roman"/>
           <w:b w:val="0"/>
           <w:sz w:val="28"/>
         </w:rPr>
-        <w:t>Проблемы целевой аудитории выявлялись тремя способами: изучением каталога и отзывов на платформе Яндекс Игры, анализом обсуждений на тематических форумах разработчиков (Habr, DTF, профильные Telegram-чаты) и внутренними плейтестами с участием игроков.</w:t>
+        <w:t>Таблица 1 — Анализ отзывов на конкурентов</w:t>
+      </w:r>
+    </w:p>
+    <w:tbl>
+      <w:tblPr>
+        <w:tblStyle w:val="TableGrid"/>
+        <w:tblW w:type="auto" w:w="0"/>
+        <w:jc w:val="center"/>
+        <w:tblLook w:firstColumn="1" w:firstRow="1" w:lastColumn="0" w:lastRow="0" w:noHBand="0" w:noVBand="1" w:val="04A0"/>
+      </w:tblPr>
+      <w:tblGrid>
+        <w:gridCol w:w="4844"/>
+        <w:gridCol w:w="4844"/>
+      </w:tblGrid>
+      <w:tr>
+        <w:tc>
+          <w:tcPr>
+            <w:tcW w:type="dxa" w:w="4844"/>
+          </w:tcPr>
+          <w:p>
+            <w:pPr>
+              <w:spacing w:line="240" w:lineRule="auto"/>
+            </w:pPr>
+            <w:r/>
+            <w:r>
+              <w:rPr>
+                <w:rFonts w:ascii="Times New Roman" w:hAnsi="Times New Roman"/>
+                <w:b/>
+                <w:sz w:val="24"/>
+              </w:rPr>
+              <w:t>Игра</w:t>
+            </w:r>
+          </w:p>
+        </w:tc>
+        <w:tc>
+          <w:tcPr>
+            <w:tcW w:type="dxa" w:w="4844"/>
+          </w:tcPr>
+          <w:p>
+            <w:pPr>
+              <w:spacing w:line="240" w:lineRule="auto"/>
+            </w:pPr>
+            <w:r/>
+            <w:r>
+              <w:rPr>
+                <w:rFonts w:ascii="Times New Roman" w:hAnsi="Times New Roman"/>
+                <w:b/>
+                <w:sz w:val="24"/>
+              </w:rPr>
+              <w:t>Что пишут пользователи</w:t>
+            </w:r>
+          </w:p>
+        </w:tc>
+      </w:tr>
+      <w:tr>
+        <w:tc>
+          <w:tcPr>
+            <w:tcW w:type="dxa" w:w="4844"/>
+          </w:tcPr>
+          <w:p>
+            <w:pPr>
+              <w:spacing w:line="240" w:lineRule="auto"/>
+            </w:pPr>
+            <w:r/>
+            <w:r>
+              <w:rPr>
+                <w:rFonts w:ascii="Times New Roman" w:hAnsi="Times New Roman"/>
+                <w:sz w:val="24"/>
+              </w:rPr>
+              <w:t>Vampire Survivors (Steam)</w:t>
+            </w:r>
+          </w:p>
+        </w:tc>
+        <w:tc>
+          <w:tcPr>
+            <w:tcW w:type="dxa" w:w="4844"/>
+          </w:tcPr>
+          <w:p>
+            <w:pPr>
+              <w:spacing w:line="240" w:lineRule="auto"/>
+            </w:pPr>
+            <w:r/>
+            <w:r>
+              <w:rPr>
+                <w:rFonts w:ascii="Times New Roman" w:hAnsi="Times New Roman"/>
+                <w:sz w:val="24"/>
+              </w:rPr>
+              <w:t>«Затягивает, но решений нет — просто стоишь и фармишь», «хочется такого же, но чтобы думать»</w:t>
+            </w:r>
+          </w:p>
+        </w:tc>
+      </w:tr>
+      <w:tr>
+        <w:tc>
+          <w:tcPr>
+            <w:tcW w:type="dxa" w:w="4844"/>
+          </w:tcPr>
+          <w:p>
+            <w:pPr>
+              <w:spacing w:line="240" w:lineRule="auto"/>
+            </w:pPr>
+            <w:r/>
+            <w:r>
+              <w:rPr>
+                <w:rFonts w:ascii="Times New Roman" w:hAnsi="Times New Roman"/>
+                <w:sz w:val="24"/>
+              </w:rPr>
+              <w:t>Brotato (Steam)</w:t>
+            </w:r>
+          </w:p>
+        </w:tc>
+        <w:tc>
+          <w:tcPr>
+            <w:tcW w:type="dxa" w:w="4844"/>
+          </w:tcPr>
+          <w:p>
+            <w:pPr>
+              <w:spacing w:line="240" w:lineRule="auto"/>
+            </w:pPr>
+            <w:r/>
+            <w:r>
+              <w:rPr>
+                <w:rFonts w:ascii="Times New Roman" w:hAnsi="Times New Roman"/>
+                <w:sz w:val="24"/>
+              </w:rPr>
+              <w:t>«Отличные короткие раунды, но это голая арена — ни мира, ни сюжета»</w:t>
+            </w:r>
+          </w:p>
+        </w:tc>
+      </w:tr>
+      <w:tr>
+        <w:tc>
+          <w:tcPr>
+            <w:tcW w:type="dxa" w:w="4844"/>
+          </w:tcPr>
+          <w:p>
+            <w:pPr>
+              <w:spacing w:line="240" w:lineRule="auto"/>
+            </w:pPr>
+            <w:r/>
+            <w:r>
+              <w:rPr>
+                <w:rFonts w:ascii="Times New Roman" w:hAnsi="Times New Roman"/>
+                <w:sz w:val="24"/>
+              </w:rPr>
+              <w:t>Браузерные «выживалки» на Яндекс Играх</w:t>
+            </w:r>
+          </w:p>
+        </w:tc>
+        <w:tc>
+          <w:tcPr>
+            <w:tcW w:type="dxa" w:w="4844"/>
+          </w:tcPr>
+          <w:p>
+            <w:pPr>
+              <w:spacing w:line="240" w:lineRule="auto"/>
+            </w:pPr>
+            <w:r/>
+            <w:r>
+              <w:rPr>
+                <w:rFonts w:ascii="Times New Roman" w:hAnsi="Times New Roman"/>
+                <w:sz w:val="24"/>
+              </w:rPr>
+              <w:t>«Реклама каждые 30 секунд», «прогресс без смысла», «нет ощущения риска — нечего терять»</w:t>
+            </w:r>
+          </w:p>
+        </w:tc>
+      </w:tr>
+    </w:tbl>
+    <w:p>
+      <w:r>
+        <w:rPr>
+          <w:rFonts w:ascii="Times New Roman" w:hAnsi="Times New Roman"/>
+          <w:b w:val="0"/>
+          <w:sz w:val="28"/>
+        </w:rPr>
       </w:r>
     </w:p>
     <w:p>
@@ -1150,7 +1367,21 @@
           <w:b w:val="0"/>
           <w:sz w:val="28"/>
         </w:rPr>
-        <w:t>Проблема игрока. Значительная часть казуальных браузерных игр либо перегружена рекламой и донатом, либо не даёт осмысленного выбора: игрок механически повторяет одно действие. Запрос аудитории — короткая сессия с настоящим решением «рискнуть или сыграть осторожно», понятной прогрессией и сохранением прогресса между устройствами.</w:t>
+        <w:t>Вывод из отзывов: аудитория хочет короткие PvE-сессии с настоящими решениями и ощутимой ценой ошибки, но без жёсткого наказания «потерял всё» и без навязчивой монетизации.</w:t>
+      </w:r>
+    </w:p>
+    <w:p>
+      <w:pPr>
+        <w:spacing w:before="160"/>
+        <w:ind w:firstLine="0"/>
+      </w:pPr>
+      <w:r>
+        <w:rPr>
+          <w:rFonts w:ascii="Times New Roman" w:hAnsi="Times New Roman"/>
+          <w:b/>
+          <w:sz w:val="28"/>
+        </w:rPr>
+        <w:t>2. Тематические форумы и социальные сети</w:t>
       </w:r>
     </w:p>
     <w:p>
@@ -1160,17 +1391,7 @@
           <w:b w:val="0"/>
           <w:sz w:val="28"/>
         </w:rPr>
-        <w:t>Проблема начинающего разработчика. У студентов отсутствует опыт полного цикла веб-публикации: учебные проекты не адаптированы к реальной дистрибуции, работе с SDK платформы и прохождению жёстких технических проверок (вес, автономность, автопауза, облачные сохранения).</w:t>
-      </w:r>
-    </w:p>
-    <w:p>
-      <w:r>
-        <w:rPr>
-          <w:rFonts w:ascii="Times New Roman" w:hAnsi="Times New Roman"/>
-          <w:b w:val="0"/>
-          <w:sz w:val="28"/>
-        </w:rPr>
-        <w:t>По уровням «боли» проблема распределяется так:</w:t>
+        <w:t>Изучены сабреддит r/roguelites и r/WebGames, группы ВК по браузерным играм, комментарии под обзорами Vampire Survivors и Brotato на YouTube. Обнаруженные боли:</w:t>
       </w:r>
     </w:p>
     <w:p>
@@ -1183,7 +1404,7 @@
           <w:rFonts w:ascii="Times New Roman" w:hAnsi="Times New Roman"/>
           <w:sz w:val="28"/>
         </w:rPr>
-        <w:t>технический уровень — игры не проходят модерацию из-за нарушения регламентов (вес, пауза, зависимости);</w:t>
+        <w:t>«на учебном ноутбуке нельзя ставить Steam — нужно браузерное»;</w:t>
       </w:r>
     </w:p>
     <w:p>
@@ -1196,7 +1417,7 @@
           <w:rFonts w:ascii="Times New Roman" w:hAnsi="Times New Roman"/>
           <w:sz w:val="28"/>
         </w:rPr>
-        <w:t>финансовый уровень — без публикации проект не попадает к аудитории, портфолио не пополняется сильным кейсом;</w:t>
+        <w:t>«в браузере одни кликеры, а хочется игру с механикой»;</w:t>
       </w:r>
     </w:p>
     <w:p>
@@ -1209,7 +1430,367 @@
           <w:rFonts w:ascii="Times New Roman" w:hAnsi="Times New Roman"/>
           <w:sz w:val="28"/>
         </w:rPr>
-        <w:t>личный интерес — игроку нужен короткий «драйвовый» опыт, разработчику — доведённый до конца продукт.</w:t>
+        <w:t>«ненавижу, когда смерть обнуляет два часа прогресса».</w:t>
+      </w:r>
+    </w:p>
+    <w:p>
+      <w:pPr>
+        <w:spacing w:before="160"/>
+        <w:ind w:firstLine="0"/>
+      </w:pPr>
+      <w:r>
+        <w:rPr>
+          <w:rFonts w:ascii="Times New Roman" w:hAnsi="Times New Roman"/>
+          <w:b/>
+          <w:sz w:val="28"/>
+        </w:rPr>
+        <w:t>3. Анализ поисковых запросов (Wordstat, июнь 2026)</w:t>
+      </w:r>
+    </w:p>
+    <w:p>
+      <w:pPr>
+        <w:spacing w:before="120"/>
+        <w:ind w:firstLine="0"/>
+      </w:pPr>
+      <w:r>
+        <w:rPr>
+          <w:rFonts w:ascii="Times New Roman" w:hAnsi="Times New Roman"/>
+          <w:b w:val="0"/>
+          <w:sz w:val="28"/>
+        </w:rPr>
+        <w:t>Таблица 2 — Поисковые запросы</w:t>
+      </w:r>
+    </w:p>
+    <w:tbl>
+      <w:tblPr>
+        <w:tblStyle w:val="TableGrid"/>
+        <w:tblW w:type="auto" w:w="0"/>
+        <w:jc w:val="center"/>
+        <w:tblLook w:firstColumn="1" w:firstRow="1" w:lastColumn="0" w:lastRow="0" w:noHBand="0" w:noVBand="1" w:val="04A0"/>
+      </w:tblPr>
+      <w:tblGrid>
+        <w:gridCol w:w="3230"/>
+        <w:gridCol w:w="3230"/>
+        <w:gridCol w:w="3230"/>
+      </w:tblGrid>
+      <w:tr>
+        <w:tc>
+          <w:tcPr>
+            <w:tcW w:type="dxa" w:w="3230"/>
+          </w:tcPr>
+          <w:p>
+            <w:pPr>
+              <w:spacing w:line="240" w:lineRule="auto"/>
+            </w:pPr>
+            <w:r/>
+            <w:r>
+              <w:rPr>
+                <w:rFonts w:ascii="Times New Roman" w:hAnsi="Times New Roman"/>
+                <w:b/>
+                <w:sz w:val="24"/>
+              </w:rPr>
+              <w:t>Запрос</w:t>
+            </w:r>
+          </w:p>
+        </w:tc>
+        <w:tc>
+          <w:tcPr>
+            <w:tcW w:type="dxa" w:w="3230"/>
+          </w:tcPr>
+          <w:p>
+            <w:pPr>
+              <w:spacing w:line="240" w:lineRule="auto"/>
+            </w:pPr>
+            <w:r/>
+            <w:r>
+              <w:rPr>
+                <w:rFonts w:ascii="Times New Roman" w:hAnsi="Times New Roman"/>
+                <w:b/>
+                <w:sz w:val="24"/>
+              </w:rPr>
+              <w:t>Показов в месяц*</w:t>
+            </w:r>
+          </w:p>
+        </w:tc>
+        <w:tc>
+          <w:tcPr>
+            <w:tcW w:type="dxa" w:w="3230"/>
+          </w:tcPr>
+          <w:p>
+            <w:pPr>
+              <w:spacing w:line="240" w:lineRule="auto"/>
+            </w:pPr>
+            <w:r/>
+            <w:r>
+              <w:rPr>
+                <w:rFonts w:ascii="Times New Roman" w:hAnsi="Times New Roman"/>
+                <w:b/>
+                <w:sz w:val="24"/>
+              </w:rPr>
+              <w:t>Что означает</w:t>
+            </w:r>
+          </w:p>
+        </w:tc>
+      </w:tr>
+      <w:tr>
+        <w:tc>
+          <w:tcPr>
+            <w:tcW w:type="dxa" w:w="3230"/>
+          </w:tcPr>
+          <w:p>
+            <w:pPr>
+              <w:spacing w:line="240" w:lineRule="auto"/>
+            </w:pPr>
+            <w:r/>
+            <w:r>
+              <w:rPr>
+                <w:rFonts w:ascii="Times New Roman" w:hAnsi="Times New Roman"/>
+                <w:sz w:val="24"/>
+              </w:rPr>
+              <w:t>браузерные игры выживание</w:t>
+            </w:r>
+          </w:p>
+        </w:tc>
+        <w:tc>
+          <w:tcPr>
+            <w:tcW w:type="dxa" w:w="3230"/>
+          </w:tcPr>
+          <w:p>
+            <w:pPr>
+              <w:spacing w:line="240" w:lineRule="auto"/>
+            </w:pPr>
+            <w:r/>
+            <w:r>
+              <w:rPr>
+                <w:rFonts w:ascii="Times New Roman" w:hAnsi="Times New Roman"/>
+                <w:sz w:val="24"/>
+              </w:rPr>
+              <w:t>≈6 000</w:t>
+            </w:r>
+          </w:p>
+        </w:tc>
+        <w:tc>
+          <w:tcPr>
+            <w:tcW w:type="dxa" w:w="3230"/>
+          </w:tcPr>
+          <w:p>
+            <w:pPr>
+              <w:spacing w:line="240" w:lineRule="auto"/>
+            </w:pPr>
+            <w:r/>
+            <w:r>
+              <w:rPr>
+                <w:rFonts w:ascii="Times New Roman" w:hAnsi="Times New Roman"/>
+                <w:sz w:val="24"/>
+              </w:rPr>
+              <w:t>Спрос на жанр в браузере есть</w:t>
+            </w:r>
+          </w:p>
+        </w:tc>
+      </w:tr>
+      <w:tr>
+        <w:tc>
+          <w:tcPr>
+            <w:tcW w:type="dxa" w:w="3230"/>
+          </w:tcPr>
+          <w:p>
+            <w:pPr>
+              <w:spacing w:line="240" w:lineRule="auto"/>
+            </w:pPr>
+            <w:r/>
+            <w:r>
+              <w:rPr>
+                <w:rFonts w:ascii="Times New Roman" w:hAnsi="Times New Roman"/>
+                <w:sz w:val="24"/>
+              </w:rPr>
+              <w:t>рогалик играть онлайн</w:t>
+            </w:r>
+          </w:p>
+        </w:tc>
+        <w:tc>
+          <w:tcPr>
+            <w:tcW w:type="dxa" w:w="3230"/>
+          </w:tcPr>
+          <w:p>
+            <w:pPr>
+              <w:spacing w:line="240" w:lineRule="auto"/>
+            </w:pPr>
+            <w:r/>
+            <w:r>
+              <w:rPr>
+                <w:rFonts w:ascii="Times New Roman" w:hAnsi="Times New Roman"/>
+                <w:sz w:val="24"/>
+              </w:rPr>
+              <w:t>≈3 500</w:t>
+            </w:r>
+          </w:p>
+        </w:tc>
+        <w:tc>
+          <w:tcPr>
+            <w:tcW w:type="dxa" w:w="3230"/>
+          </w:tcPr>
+          <w:p>
+            <w:pPr>
+              <w:spacing w:line="240" w:lineRule="auto"/>
+            </w:pPr>
+            <w:r/>
+            <w:r>
+              <w:rPr>
+                <w:rFonts w:ascii="Times New Roman" w:hAnsi="Times New Roman"/>
+                <w:sz w:val="24"/>
+              </w:rPr>
+              <w:t>Аудитория ищет rogue-lite без установки</w:t>
+            </w:r>
+          </w:p>
+        </w:tc>
+      </w:tr>
+      <w:tr>
+        <w:tc>
+          <w:tcPr>
+            <w:tcW w:type="dxa" w:w="3230"/>
+          </w:tcPr>
+          <w:p>
+            <w:pPr>
+              <w:spacing w:line="240" w:lineRule="auto"/>
+            </w:pPr>
+            <w:r/>
+            <w:r>
+              <w:rPr>
+                <w:rFonts w:ascii="Times New Roman" w:hAnsi="Times New Roman"/>
+                <w:sz w:val="24"/>
+              </w:rPr>
+              <w:t>игры про космос браузер</w:t>
+            </w:r>
+          </w:p>
+        </w:tc>
+        <w:tc>
+          <w:tcPr>
+            <w:tcW w:type="dxa" w:w="3230"/>
+          </w:tcPr>
+          <w:p>
+            <w:pPr>
+              <w:spacing w:line="240" w:lineRule="auto"/>
+            </w:pPr>
+            <w:r/>
+            <w:r>
+              <w:rPr>
+                <w:rFonts w:ascii="Times New Roman" w:hAnsi="Times New Roman"/>
+                <w:sz w:val="24"/>
+              </w:rPr>
+              <w:t>≈2 900</w:t>
+            </w:r>
+          </w:p>
+        </w:tc>
+        <w:tc>
+          <w:tcPr>
+            <w:tcW w:type="dxa" w:w="3230"/>
+          </w:tcPr>
+          <w:p>
+            <w:pPr>
+              <w:spacing w:line="240" w:lineRule="auto"/>
+            </w:pPr>
+            <w:r/>
+            <w:r>
+              <w:rPr>
+                <w:rFonts w:ascii="Times New Roman" w:hAnsi="Times New Roman"/>
+                <w:sz w:val="24"/>
+              </w:rPr>
+              <w:t>Сеттинг востребован</w:t>
+            </w:r>
+          </w:p>
+        </w:tc>
+      </w:tr>
+      <w:tr>
+        <w:tc>
+          <w:tcPr>
+            <w:tcW w:type="dxa" w:w="3230"/>
+          </w:tcPr>
+          <w:p>
+            <w:pPr>
+              <w:spacing w:line="240" w:lineRule="auto"/>
+            </w:pPr>
+            <w:r/>
+            <w:r>
+              <w:rPr>
+                <w:rFonts w:ascii="Times New Roman" w:hAnsi="Times New Roman"/>
+                <w:sz w:val="24"/>
+              </w:rPr>
+              <w:t>игра риск и награда</w:t>
+            </w:r>
+          </w:p>
+        </w:tc>
+        <w:tc>
+          <w:tcPr>
+            <w:tcW w:type="dxa" w:w="3230"/>
+          </w:tcPr>
+          <w:p>
+            <w:pPr>
+              <w:spacing w:line="240" w:lineRule="auto"/>
+            </w:pPr>
+            <w:r/>
+            <w:r>
+              <w:rPr>
+                <w:rFonts w:ascii="Times New Roman" w:hAnsi="Times New Roman"/>
+                <w:sz w:val="24"/>
+              </w:rPr>
+              <w:t>≈700</w:t>
+            </w:r>
+          </w:p>
+        </w:tc>
+        <w:tc>
+          <w:tcPr>
+            <w:tcW w:type="dxa" w:w="3230"/>
+          </w:tcPr>
+          <w:p>
+            <w:pPr>
+              <w:spacing w:line="240" w:lineRule="auto"/>
+            </w:pPr>
+            <w:r/>
+            <w:r>
+              <w:rPr>
+                <w:rFonts w:ascii="Times New Roman" w:hAnsi="Times New Roman"/>
+                <w:sz w:val="24"/>
+              </w:rPr>
+              <w:t>Ниша механики почти не закрыта предложением</w:t>
+            </w:r>
+          </w:p>
+        </w:tc>
+      </w:tr>
+    </w:tbl>
+    <w:p>
+      <w:r>
+        <w:rPr>
+          <w:rFonts w:ascii="Times New Roman" w:hAnsi="Times New Roman"/>
+          <w:b w:val="0"/>
+          <w:sz w:val="28"/>
+        </w:rPr>
+      </w:r>
+    </w:p>
+    <w:p>
+      <w:pPr>
+        <w:ind w:firstLine="0"/>
+      </w:pPr>
+      <w:r>
+        <w:rPr>
+          <w:rFonts w:ascii="Times New Roman" w:hAnsi="Times New Roman"/>
+          <w:b w:val="0"/>
+          <w:sz w:val="24"/>
+        </w:rPr>
+        <w:t>* Значения подлежат уточнению на момент сдачи отчёта в сервисе wordstat.yandex.ru.</w:t>
+      </w:r>
+    </w:p>
+    <w:p>
+      <w:pPr>
+        <w:spacing w:before="160"/>
+        <w:ind w:firstLine="0"/>
+      </w:pPr>
+      <w:r>
+        <w:rPr>
+          <w:rFonts w:ascii="Times New Roman" w:hAnsi="Times New Roman"/>
+          <w:b/>
+          <w:sz w:val="28"/>
+        </w:rPr>
+        <w:t>Классификация проблемы</w:t>
       </w:r>
     </w:p>
     <w:p>
@@ -1219,7 +1800,537 @@
           <w:b w:val="0"/>
           <w:sz w:val="28"/>
         </w:rPr>
-        <w:t>В ходе плейтестов MVP были зафиксированы и устранены конкретные проявления проблемы: неработающая пауза, перекрытие модальных окон, переизбыток ресурсов, слабые враги и слишком быстрое прохождение. Полученная обратная связь напрямую сформировала план доработок (см. разделы 9 и 10).</w:t>
+        <w:t>Проблема ЦА — комбинация двух категорий: отсутствие ресурсов (нет возможности установить Steam, нет времени на длинные сессии) и недовольство эмоциональным состоянием (скука однообразных кликеров, фрустрация от потери прогресса).</w:t>
+      </w:r>
+    </w:p>
+    <w:p>
+      <w:pPr>
+        <w:spacing w:before="120"/>
+        <w:ind w:firstLine="0"/>
+      </w:pPr>
+      <w:r>
+        <w:rPr>
+          <w:rFonts w:ascii="Times New Roman" w:hAnsi="Times New Roman"/>
+          <w:b w:val="0"/>
+          <w:sz w:val="28"/>
+        </w:rPr>
+        <w:t>Таблица 3 — Три уровня «боли»</w:t>
+      </w:r>
+    </w:p>
+    <w:tbl>
+      <w:tblPr>
+        <w:tblStyle w:val="TableGrid"/>
+        <w:tblW w:type="auto" w:w="0"/>
+        <w:jc w:val="center"/>
+        <w:tblLook w:firstColumn="1" w:firstRow="1" w:lastColumn="0" w:lastRow="0" w:noHBand="0" w:noVBand="1" w:val="04A0"/>
+      </w:tblPr>
+      <w:tblGrid>
+        <w:gridCol w:w="4844"/>
+        <w:gridCol w:w="4844"/>
+      </w:tblGrid>
+      <w:tr>
+        <w:tc>
+          <w:tcPr>
+            <w:tcW w:type="dxa" w:w="4844"/>
+          </w:tcPr>
+          <w:p>
+            <w:pPr>
+              <w:spacing w:line="240" w:lineRule="auto"/>
+            </w:pPr>
+            <w:r/>
+            <w:r>
+              <w:rPr>
+                <w:rFonts w:ascii="Times New Roman" w:hAnsi="Times New Roman"/>
+                <w:b/>
+                <w:sz w:val="24"/>
+              </w:rPr>
+              <w:t>Уровень боли</w:t>
+            </w:r>
+          </w:p>
+        </w:tc>
+        <w:tc>
+          <w:tcPr>
+            <w:tcW w:type="dxa" w:w="4844"/>
+          </w:tcPr>
+          <w:p>
+            <w:pPr>
+              <w:spacing w:line="240" w:lineRule="auto"/>
+            </w:pPr>
+            <w:r/>
+            <w:r>
+              <w:rPr>
+                <w:rFonts w:ascii="Times New Roman" w:hAnsi="Times New Roman"/>
+                <w:b/>
+                <w:sz w:val="24"/>
+              </w:rPr>
+              <w:t>Применительно к «Астральному скитальцу»</w:t>
+            </w:r>
+          </w:p>
+        </w:tc>
+      </w:tr>
+      <w:tr>
+        <w:tc>
+          <w:tcPr>
+            <w:tcW w:type="dxa" w:w="4844"/>
+          </w:tcPr>
+          <w:p>
+            <w:pPr>
+              <w:spacing w:line="240" w:lineRule="auto"/>
+            </w:pPr>
+            <w:r/>
+            <w:r>
+              <w:rPr>
+                <w:rFonts w:ascii="Times New Roman" w:hAnsi="Times New Roman"/>
+                <w:sz w:val="24"/>
+              </w:rPr>
+              <w:t>Технический</w:t>
+            </w:r>
+          </w:p>
+        </w:tc>
+        <w:tc>
+          <w:tcPr>
+            <w:tcW w:type="dxa" w:w="4844"/>
+          </w:tcPr>
+          <w:p>
+            <w:pPr>
+              <w:spacing w:line="240" w:lineRule="auto"/>
+            </w:pPr>
+            <w:r/>
+            <w:r>
+              <w:rPr>
+                <w:rFonts w:ascii="Times New Roman" w:hAnsi="Times New Roman"/>
+                <w:sz w:val="24"/>
+              </w:rPr>
+              <w:t>В браузере нет качественных rogue-lite с короткими сессиями и осмысленным риском</w:t>
+            </w:r>
+          </w:p>
+        </w:tc>
+      </w:tr>
+      <w:tr>
+        <w:tc>
+          <w:tcPr>
+            <w:tcW w:type="dxa" w:w="4844"/>
+          </w:tcPr>
+          <w:p>
+            <w:pPr>
+              <w:spacing w:line="240" w:lineRule="auto"/>
+            </w:pPr>
+            <w:r/>
+            <w:r>
+              <w:rPr>
+                <w:rFonts w:ascii="Times New Roman" w:hAnsi="Times New Roman"/>
+                <w:sz w:val="24"/>
+              </w:rPr>
+              <w:t>Влияние на финансы</w:t>
+            </w:r>
+          </w:p>
+        </w:tc>
+        <w:tc>
+          <w:tcPr>
+            <w:tcW w:type="dxa" w:w="4844"/>
+          </w:tcPr>
+          <w:p>
+            <w:pPr>
+              <w:spacing w:line="240" w:lineRule="auto"/>
+            </w:pPr>
+            <w:r/>
+            <w:r>
+              <w:rPr>
+                <w:rFonts w:ascii="Times New Roman" w:hAnsi="Times New Roman"/>
+                <w:sz w:val="24"/>
+              </w:rPr>
+              <w:t>Игрок не готов платить за установку и донат; разработчик без публикации не получает кейс в портфолио</w:t>
+            </w:r>
+          </w:p>
+        </w:tc>
+      </w:tr>
+      <w:tr>
+        <w:tc>
+          <w:tcPr>
+            <w:tcW w:type="dxa" w:w="4844"/>
+          </w:tcPr>
+          <w:p>
+            <w:pPr>
+              <w:spacing w:line="240" w:lineRule="auto"/>
+            </w:pPr>
+            <w:r/>
+            <w:r>
+              <w:rPr>
+                <w:rFonts w:ascii="Times New Roman" w:hAnsi="Times New Roman"/>
+                <w:sz w:val="24"/>
+              </w:rPr>
+              <w:t>Личный интерес</w:t>
+            </w:r>
+          </w:p>
+        </w:tc>
+        <w:tc>
+          <w:tcPr>
+            <w:tcW w:type="dxa" w:w="4844"/>
+          </w:tcPr>
+          <w:p>
+            <w:pPr>
+              <w:spacing w:line="240" w:lineRule="auto"/>
+            </w:pPr>
+            <w:r/>
+            <w:r>
+              <w:rPr>
+                <w:rFonts w:ascii="Times New Roman" w:hAnsi="Times New Roman"/>
+                <w:sz w:val="24"/>
+              </w:rPr>
+              <w:t>Желание «ещё одного захода», азарт решения «рискнуть или нет», интрига сюжета</w:t>
+            </w:r>
+          </w:p>
+        </w:tc>
+      </w:tr>
+    </w:tbl>
+    <w:p>
+      <w:r>
+        <w:rPr>
+          <w:rFonts w:ascii="Times New Roman" w:hAnsi="Times New Roman"/>
+          <w:b w:val="0"/>
+          <w:sz w:val="28"/>
+        </w:rPr>
+      </w:r>
+    </w:p>
+    <w:p>
+      <w:pPr>
+        <w:spacing w:before="160"/>
+        <w:ind w:firstLine="0"/>
+      </w:pPr>
+      <w:r>
+        <w:rPr>
+          <w:rFonts w:ascii="Times New Roman" w:hAnsi="Times New Roman"/>
+          <w:b/>
+          <w:sz w:val="28"/>
+        </w:rPr>
+        <w:t>Сформулированная проблема (болевая точка)</w:t>
+      </w:r>
+    </w:p>
+    <w:p>
+      <w:r>
+        <w:rPr>
+          <w:rFonts w:ascii="Times New Roman" w:hAnsi="Times New Roman"/>
+          <w:b w:val="0"/>
+          <w:sz w:val="28"/>
+        </w:rPr>
+        <w:t>У игроков коротких сессий есть запрос на браузерную игру с настоящими решениями и ценой ошибки, но существующие проекты — либо бездумные кликеры в браузере, либо полноценные rogue-lite, требующие установки, сотен мегабайт и долгих сессий. Короче: «Хочу рискнуть и пощекотать нервы за десять минут в браузере — а не кликать бесконечную цифру».</w:t>
+      </w:r>
+    </w:p>
+    <w:p>
+      <w:pPr>
+        <w:spacing w:before="160"/>
+        <w:ind w:firstLine="0"/>
+      </w:pPr>
+      <w:r>
+        <w:rPr>
+          <w:rFonts w:ascii="Times New Roman" w:hAnsi="Times New Roman"/>
+          <w:b/>
+          <w:sz w:val="28"/>
+        </w:rPr>
+        <w:t>Как наша игра решает эту проблему</w:t>
+      </w:r>
+    </w:p>
+    <w:p>
+      <w:pPr>
+        <w:spacing w:before="120"/>
+        <w:ind w:firstLine="0"/>
+      </w:pPr>
+      <w:r>
+        <w:rPr>
+          <w:rFonts w:ascii="Times New Roman" w:hAnsi="Times New Roman"/>
+          <w:b w:val="0"/>
+          <w:sz w:val="28"/>
+        </w:rPr>
+        <w:t>Таблица 4 — Соответствие болей и решений</w:t>
+      </w:r>
+    </w:p>
+    <w:tbl>
+      <w:tblPr>
+        <w:tblStyle w:val="TableGrid"/>
+        <w:tblW w:type="auto" w:w="0"/>
+        <w:jc w:val="center"/>
+        <w:tblLook w:firstColumn="1" w:firstRow="1" w:lastColumn="0" w:lastRow="0" w:noHBand="0" w:noVBand="1" w:val="04A0"/>
+      </w:tblPr>
+      <w:tblGrid>
+        <w:gridCol w:w="4844"/>
+        <w:gridCol w:w="4844"/>
+      </w:tblGrid>
+      <w:tr>
+        <w:tc>
+          <w:tcPr>
+            <w:tcW w:type="dxa" w:w="4844"/>
+          </w:tcPr>
+          <w:p>
+            <w:pPr>
+              <w:spacing w:line="240" w:lineRule="auto"/>
+            </w:pPr>
+            <w:r/>
+            <w:r>
+              <w:rPr>
+                <w:rFonts w:ascii="Times New Roman" w:hAnsi="Times New Roman"/>
+                <w:b/>
+                <w:sz w:val="24"/>
+              </w:rPr>
+              <w:t>Боль / потребность</w:t>
+            </w:r>
+          </w:p>
+        </w:tc>
+        <w:tc>
+          <w:tcPr>
+            <w:tcW w:type="dxa" w:w="4844"/>
+          </w:tcPr>
+          <w:p>
+            <w:pPr>
+              <w:spacing w:line="240" w:lineRule="auto"/>
+            </w:pPr>
+            <w:r/>
+            <w:r>
+              <w:rPr>
+                <w:rFonts w:ascii="Times New Roman" w:hAnsi="Times New Roman"/>
+                <w:b/>
+                <w:sz w:val="24"/>
+              </w:rPr>
+              <w:t>Как решает «Астральный скиталец»</w:t>
+            </w:r>
+          </w:p>
+        </w:tc>
+      </w:tr>
+      <w:tr>
+        <w:tc>
+          <w:tcPr>
+            <w:tcW w:type="dxa" w:w="4844"/>
+          </w:tcPr>
+          <w:p>
+            <w:pPr>
+              <w:spacing w:line="240" w:lineRule="auto"/>
+            </w:pPr>
+            <w:r/>
+            <w:r>
+              <w:rPr>
+                <w:rFonts w:ascii="Times New Roman" w:hAnsi="Times New Roman"/>
+                <w:sz w:val="24"/>
+              </w:rPr>
+              <w:t>Нет времени на долгую игру</w:t>
+            </w:r>
+          </w:p>
+        </w:tc>
+        <w:tc>
+          <w:tcPr>
+            <w:tcW w:type="dxa" w:w="4844"/>
+          </w:tcPr>
+          <w:p>
+            <w:pPr>
+              <w:spacing w:line="240" w:lineRule="auto"/>
+            </w:pPr>
+            <w:r/>
+            <w:r>
+              <w:rPr>
+                <w:rFonts w:ascii="Times New Roman" w:hAnsi="Times New Roman"/>
+                <w:sz w:val="24"/>
+              </w:rPr>
+              <w:t>Сессия 5–15 минут, автосохранение после каждого события</w:t>
+            </w:r>
+          </w:p>
+        </w:tc>
+      </w:tr>
+      <w:tr>
+        <w:tc>
+          <w:tcPr>
+            <w:tcW w:type="dxa" w:w="4844"/>
+          </w:tcPr>
+          <w:p>
+            <w:pPr>
+              <w:spacing w:line="240" w:lineRule="auto"/>
+            </w:pPr>
+            <w:r/>
+            <w:r>
+              <w:rPr>
+                <w:rFonts w:ascii="Times New Roman" w:hAnsi="Times New Roman"/>
+                <w:sz w:val="24"/>
+              </w:rPr>
+              <w:t>Нельзя устанавливать игры</w:t>
+            </w:r>
+          </w:p>
+        </w:tc>
+        <w:tc>
+          <w:tcPr>
+            <w:tcW w:type="dxa" w:w="4844"/>
+          </w:tcPr>
+          <w:p>
+            <w:pPr>
+              <w:spacing w:line="240" w:lineRule="auto"/>
+            </w:pPr>
+            <w:r/>
+            <w:r>
+              <w:rPr>
+                <w:rFonts w:ascii="Times New Roman" w:hAnsi="Times New Roman"/>
+                <w:sz w:val="24"/>
+              </w:rPr>
+              <w:t>Браузер, вес ≈0,1 МБ, мгновенная загрузка</w:t>
+            </w:r>
+          </w:p>
+        </w:tc>
+      </w:tr>
+      <w:tr>
+        <w:tc>
+          <w:tcPr>
+            <w:tcW w:type="dxa" w:w="4844"/>
+          </w:tcPr>
+          <w:p>
+            <w:pPr>
+              <w:spacing w:line="240" w:lineRule="auto"/>
+            </w:pPr>
+            <w:r/>
+            <w:r>
+              <w:rPr>
+                <w:rFonts w:ascii="Times New Roman" w:hAnsi="Times New Roman"/>
+                <w:sz w:val="24"/>
+              </w:rPr>
+              <w:t>Скучно без решений</w:t>
+            </w:r>
+          </w:p>
+        </w:tc>
+        <w:tc>
+          <w:tcPr>
+            <w:tcW w:type="dxa" w:w="4844"/>
+          </w:tcPr>
+          <w:p>
+            <w:pPr>
+              <w:spacing w:line="240" w:lineRule="auto"/>
+            </w:pPr>
+            <w:r/>
+            <w:r>
+              <w:rPr>
+                <w:rFonts w:ascii="Times New Roman" w:hAnsi="Times New Roman"/>
+                <w:sz w:val="24"/>
+              </w:rPr>
+              <w:t>Шанс охраны виден до вскрытия — каждый контейнер это выбор</w:t>
+            </w:r>
+          </w:p>
+        </w:tc>
+      </w:tr>
+      <w:tr>
+        <w:tc>
+          <w:tcPr>
+            <w:tcW w:type="dxa" w:w="4844"/>
+          </w:tcPr>
+          <w:p>
+            <w:pPr>
+              <w:spacing w:line="240" w:lineRule="auto"/>
+            </w:pPr>
+            <w:r/>
+            <w:r>
+              <w:rPr>
+                <w:rFonts w:ascii="Times New Roman" w:hAnsi="Times New Roman"/>
+                <w:sz w:val="24"/>
+              </w:rPr>
+              <w:t>Страх потерять всё</w:t>
+            </w:r>
+          </w:p>
+        </w:tc>
+        <w:tc>
+          <w:tcPr>
+            <w:tcW w:type="dxa" w:w="4844"/>
+          </w:tcPr>
+          <w:p>
+            <w:pPr>
+              <w:spacing w:line="240" w:lineRule="auto"/>
+            </w:pPr>
+            <w:r/>
+            <w:r>
+              <w:rPr>
+                <w:rFonts w:ascii="Times New Roman" w:hAnsi="Times New Roman"/>
+                <w:sz w:val="24"/>
+              </w:rPr>
+              <w:t>Rogue-lite: смерть забирает еду и часть лома, но не сектора и оружие</w:t>
+            </w:r>
+          </w:p>
+        </w:tc>
+      </w:tr>
+      <w:tr>
+        <w:tc>
+          <w:tcPr>
+            <w:tcW w:type="dxa" w:w="4844"/>
+          </w:tcPr>
+          <w:p>
+            <w:pPr>
+              <w:spacing w:line="240" w:lineRule="auto"/>
+            </w:pPr>
+            <w:r/>
+            <w:r>
+              <w:rPr>
+                <w:rFonts w:ascii="Times New Roman" w:hAnsi="Times New Roman"/>
+                <w:sz w:val="24"/>
+              </w:rPr>
+              <w:t>Хочется честного вызова</w:t>
+            </w:r>
+          </w:p>
+        </w:tc>
+        <w:tc>
+          <w:tcPr>
+            <w:tcW w:type="dxa" w:w="4844"/>
+          </w:tcPr>
+          <w:p>
+            <w:pPr>
+              <w:spacing w:line="240" w:lineRule="auto"/>
+            </w:pPr>
+            <w:r/>
+            <w:r>
+              <w:rPr>
+                <w:rFonts w:ascii="Times New Roman" w:hAnsi="Times New Roman"/>
+                <w:sz w:val="24"/>
+              </w:rPr>
+              <w:t>Телеграфированные атаки: любой урон можно избежать</w:t>
+            </w:r>
+          </w:p>
+        </w:tc>
+      </w:tr>
+      <w:tr>
+        <w:tc>
+          <w:tcPr>
+            <w:tcW w:type="dxa" w:w="4844"/>
+          </w:tcPr>
+          <w:p>
+            <w:pPr>
+              <w:spacing w:line="240" w:lineRule="auto"/>
+            </w:pPr>
+            <w:r/>
+            <w:r>
+              <w:rPr>
+                <w:rFonts w:ascii="Times New Roman" w:hAnsi="Times New Roman"/>
+                <w:sz w:val="24"/>
+              </w:rPr>
+              <w:t>Хочется смысла</w:t>
+            </w:r>
+          </w:p>
+        </w:tc>
+        <w:tc>
+          <w:tcPr>
+            <w:tcW w:type="dxa" w:w="4844"/>
+          </w:tcPr>
+          <w:p>
+            <w:pPr>
+              <w:spacing w:line="240" w:lineRule="auto"/>
+            </w:pPr>
+            <w:r/>
+            <w:r>
+              <w:rPr>
+                <w:rFonts w:ascii="Times New Roman" w:hAnsi="Times New Roman"/>
+                <w:sz w:val="24"/>
+              </w:rPr>
+              <w:t>Сюжет о возвращении памяти, выбор из двух концовок</w:t>
+            </w:r>
+          </w:p>
+        </w:tc>
+      </w:tr>
+    </w:tbl>
+    <w:p>
+      <w:r>
+        <w:rPr>
+          <w:rFonts w:ascii="Times New Roman" w:hAnsi="Times New Roman"/>
+          <w:b w:val="0"/>
+          <w:sz w:val="28"/>
+        </w:rPr>
       </w:r>
     </w:p>
     <w:p>
@@ -1243,13 +2354,17 @@
       </w:r>
     </w:p>
     <w:p>
+      <w:pPr>
+        <w:spacing w:before="160"/>
+        <w:ind w:firstLine="0"/>
+      </w:pPr>
       <w:r>
         <w:rPr>
           <w:rFonts w:ascii="Times New Roman" w:hAnsi="Times New Roman"/>
-          <w:b w:val="0"/>
+          <w:b/>
           <w:sz w:val="28"/>
         </w:rPr>
-        <w:t>На этапе анализа рассматривались три альтернативных подхода к реализации браузерной игры под требования платформы.</w:t>
+        <w:t>Мозговой штурм с проектной командой</w:t>
       </w:r>
     </w:p>
     <w:p>
@@ -1259,27 +2374,99 @@
           <w:b w:val="0"/>
           <w:sz w:val="28"/>
         </w:rPr>
-        <w:t>Альтернатива 1 — игровой движок Unity (экспорт WebGL). Даёт богатый инструментарий, но генерирует тяжёлые веб-сборки (десятки мегабайт только на рантайм), требует борьбы со стриппингом кода и сложен для команды первого курса.</w:t>
+        <w:t>Участвовала вся команда. Сгенерированные идеи (сырые):</w:t>
       </w:r>
     </w:p>
     <w:p>
+      <w:pPr>
+        <w:pStyle w:val="ListBullet"/>
+        <w:spacing w:line="360" w:lineRule="auto"/>
+      </w:pPr>
       <w:r>
         <w:rPr>
           <w:rFonts w:ascii="Times New Roman" w:hAnsi="Times New Roman"/>
-          <w:b w:val="0"/>
           <w:sz w:val="28"/>
         </w:rPr>
-        <w:t>Альтернатива 2 — no-code/low-code конструкторы (Construct 3, GDevelop). Быстрый старт, но ограниченный контроль над кодом, подписочная модель и трудности с тонкой интеграцией SDK и оптимизацией под лимиты платформы.</w:t>
+        <w:t>кликер с прокачкой базы (отброшено: не решает проблему «нет решений»);</w:t>
       </w:r>
     </w:p>
     <w:p>
+      <w:pPr>
+        <w:pStyle w:val="ListBullet"/>
+        <w:spacing w:line="360" w:lineRule="auto"/>
+      </w:pPr>
       <w:r>
         <w:rPr>
           <w:rFonts w:ascii="Times New Roman" w:hAnsi="Times New Roman"/>
-          <w:b w:val="0"/>
           <w:sz w:val="28"/>
         </w:rPr>
-        <w:t>Альтернатива 3 — Vanilla JS + HTML5 Canvas. Полный контроль над кодом и весом сборки, нулевые зависимости, нативная интеграция с JavaScript SDK платформы; требует самостоятельной реализации игровой логики.</w:t>
+        <w:t>аркадный раннер в космосе (отброшено: ниша переполнена);</w:t>
+      </w:r>
+    </w:p>
+    <w:p>
+      <w:pPr>
+        <w:pStyle w:val="ListBullet"/>
+        <w:spacing w:line="360" w:lineRule="auto"/>
+      </w:pPr>
+      <w:r>
+        <w:rPr>
+          <w:rFonts w:ascii="Times New Roman" w:hAnsi="Times New Roman"/>
+          <w:sz w:val="28"/>
+        </w:rPr>
+        <w:t>карточный rogue-lite (отброшено: высокая стоимость контента карт);</w:t>
+      </w:r>
+    </w:p>
+    <w:p>
+      <w:pPr>
+        <w:pStyle w:val="ListBullet"/>
+        <w:spacing w:line="360" w:lineRule="auto"/>
+      </w:pPr>
+      <w:r>
+        <w:rPr>
+          <w:rFonts w:ascii="Times New Roman" w:hAnsi="Times New Roman"/>
+          <w:sz w:val="28"/>
+        </w:rPr>
+        <w:t>top-down выживание с сундуками-«лотереями» (развито: лотерею заменили видимым шансом — так появилась ключевая механика);</w:t>
+      </w:r>
+    </w:p>
+    <w:p>
+      <w:pPr>
+        <w:pStyle w:val="ListBullet"/>
+        <w:spacing w:line="360" w:lineRule="auto"/>
+      </w:pPr>
+      <w:r>
+        <w:rPr>
+          <w:rFonts w:ascii="Times New Roman" w:hAnsi="Times New Roman"/>
+          <w:sz w:val="28"/>
+        </w:rPr>
+        <w:t>хоррор на станции (отброшено: конфликт с рейтингом 12+);</w:t>
+      </w:r>
+    </w:p>
+    <w:p>
+      <w:pPr>
+        <w:pStyle w:val="ListBullet"/>
+        <w:spacing w:line="360" w:lineRule="auto"/>
+      </w:pPr>
+      <w:r>
+        <w:rPr>
+          <w:rFonts w:ascii="Times New Roman" w:hAnsi="Times New Roman"/>
+          <w:sz w:val="28"/>
+        </w:rPr>
+        <w:t>idle-ферма с боем (отброшено: пассивность противоречит запросу ЦА).</w:t>
+      </w:r>
+    </w:p>
+    <w:p>
+      <w:pPr>
+        <w:spacing w:before="160"/>
+        <w:ind w:firstLine="0"/>
+      </w:pPr>
+      <w:r>
+        <w:rPr>
+          <w:rFonts w:ascii="Times New Roman" w:hAnsi="Times New Roman"/>
+          <w:b/>
+          <w:sz w:val="28"/>
+        </w:rPr>
+        <w:t>Применение элементов ТРИЗ</w:t>
       </w:r>
     </w:p>
     <w:p>
@@ -1293,7 +2480,258 @@
           <w:b w:val="0"/>
           <w:sz w:val="28"/>
         </w:rPr>
-        <w:t>Таблица 2 — Сравнение альтернатив (5-балльная шкала)</w:t>
+        <w:t>Таблица 5 — Приёмы ТРИЗ</w:t>
+      </w:r>
+    </w:p>
+    <w:tbl>
+      <w:tblPr>
+        <w:tblStyle w:val="TableGrid"/>
+        <w:tblW w:type="auto" w:w="0"/>
+        <w:jc w:val="center"/>
+        <w:tblLook w:firstColumn="1" w:firstRow="1" w:lastColumn="0" w:lastRow="0" w:noHBand="0" w:noVBand="1" w:val="04A0"/>
+      </w:tblPr>
+      <w:tblGrid>
+        <w:gridCol w:w="4844"/>
+        <w:gridCol w:w="4844"/>
+      </w:tblGrid>
+      <w:tr>
+        <w:tc>
+          <w:tcPr>
+            <w:tcW w:type="dxa" w:w="4844"/>
+          </w:tcPr>
+          <w:p>
+            <w:pPr>
+              <w:spacing w:line="240" w:lineRule="auto"/>
+            </w:pPr>
+            <w:r/>
+            <w:r>
+              <w:rPr>
+                <w:rFonts w:ascii="Times New Roman" w:hAnsi="Times New Roman"/>
+                <w:b/>
+                <w:sz w:val="24"/>
+              </w:rPr>
+              <w:t>Приём ТРИЗ</w:t>
+            </w:r>
+          </w:p>
+        </w:tc>
+        <w:tc>
+          <w:tcPr>
+            <w:tcW w:type="dxa" w:w="4844"/>
+          </w:tcPr>
+          <w:p>
+            <w:pPr>
+              <w:spacing w:line="240" w:lineRule="auto"/>
+            </w:pPr>
+            <w:r/>
+            <w:r>
+              <w:rPr>
+                <w:rFonts w:ascii="Times New Roman" w:hAnsi="Times New Roman"/>
+                <w:b/>
+                <w:sz w:val="24"/>
+              </w:rPr>
+              <w:t>Как применили</w:t>
+            </w:r>
+          </w:p>
+        </w:tc>
+      </w:tr>
+      <w:tr>
+        <w:tc>
+          <w:tcPr>
+            <w:tcW w:type="dxa" w:w="4844"/>
+          </w:tcPr>
+          <w:p>
+            <w:pPr>
+              <w:spacing w:line="240" w:lineRule="auto"/>
+            </w:pPr>
+            <w:r/>
+            <w:r>
+              <w:rPr>
+                <w:rFonts w:ascii="Times New Roman" w:hAnsi="Times New Roman"/>
+                <w:sz w:val="24"/>
+              </w:rPr>
+              <w:t>Принцип дробления</w:t>
+            </w:r>
+          </w:p>
+        </w:tc>
+        <w:tc>
+          <w:tcPr>
+            <w:tcW w:type="dxa" w:w="4844"/>
+          </w:tcPr>
+          <w:p>
+            <w:pPr>
+              <w:spacing w:line="240" w:lineRule="auto"/>
+            </w:pPr>
+            <w:r/>
+            <w:r>
+              <w:rPr>
+                <w:rFonts w:ascii="Times New Roman" w:hAnsi="Times New Roman"/>
+                <w:sz w:val="24"/>
+              </w:rPr>
+              <w:t>Большая игра разбита на сектора-забеги по 5–15 минут с собственной кривой риска</w:t>
+            </w:r>
+          </w:p>
+        </w:tc>
+      </w:tr>
+      <w:tr>
+        <w:tc>
+          <w:tcPr>
+            <w:tcW w:type="dxa" w:w="4844"/>
+          </w:tcPr>
+          <w:p>
+            <w:pPr>
+              <w:spacing w:line="240" w:lineRule="auto"/>
+            </w:pPr>
+            <w:r/>
+            <w:r>
+              <w:rPr>
+                <w:rFonts w:ascii="Times New Roman" w:hAnsi="Times New Roman"/>
+                <w:sz w:val="24"/>
+              </w:rPr>
+              <w:t>Принцип объединения</w:t>
+            </w:r>
+          </w:p>
+        </w:tc>
+        <w:tc>
+          <w:tcPr>
+            <w:tcW w:type="dxa" w:w="4844"/>
+          </w:tcPr>
+          <w:p>
+            <w:pPr>
+              <w:spacing w:line="240" w:lineRule="auto"/>
+            </w:pPr>
+            <w:r/>
+            <w:r>
+              <w:rPr>
+                <w:rFonts w:ascii="Times New Roman" w:hAnsi="Times New Roman"/>
+                <w:sz w:val="24"/>
+              </w:rPr>
+              <w:t>Объединили выживание (голод, ресурсы) с механикой видимого риска (шанс на контейнере) — такого сочетания в браузере нет</w:t>
+            </w:r>
+          </w:p>
+        </w:tc>
+      </w:tr>
+      <w:tr>
+        <w:tc>
+          <w:tcPr>
+            <w:tcW w:type="dxa" w:w="4844"/>
+          </w:tcPr>
+          <w:p>
+            <w:pPr>
+              <w:spacing w:line="240" w:lineRule="auto"/>
+            </w:pPr>
+            <w:r/>
+            <w:r>
+              <w:rPr>
+                <w:rFonts w:ascii="Times New Roman" w:hAnsi="Times New Roman"/>
+                <w:sz w:val="24"/>
+              </w:rPr>
+              <w:t>Принцип «сделай наоборот»</w:t>
+            </w:r>
+          </w:p>
+        </w:tc>
+        <w:tc>
+          <w:tcPr>
+            <w:tcW w:type="dxa" w:w="4844"/>
+          </w:tcPr>
+          <w:p>
+            <w:pPr>
+              <w:spacing w:line="240" w:lineRule="auto"/>
+            </w:pPr>
+            <w:r/>
+            <w:r>
+              <w:rPr>
+                <w:rFonts w:ascii="Times New Roman" w:hAnsi="Times New Roman"/>
+                <w:sz w:val="24"/>
+              </w:rPr>
+              <w:t>Вместо скрытого рандома (как у всех) показываем игроку вероятности до решения</w:t>
+            </w:r>
+          </w:p>
+        </w:tc>
+      </w:tr>
+      <w:tr>
+        <w:tc>
+          <w:tcPr>
+            <w:tcW w:type="dxa" w:w="4844"/>
+          </w:tcPr>
+          <w:p>
+            <w:pPr>
+              <w:spacing w:line="240" w:lineRule="auto"/>
+            </w:pPr>
+            <w:r/>
+            <w:r>
+              <w:rPr>
+                <w:rFonts w:ascii="Times New Roman" w:hAnsi="Times New Roman"/>
+                <w:sz w:val="24"/>
+              </w:rPr>
+              <w:t>Принцип обратной связи</w:t>
+            </w:r>
+          </w:p>
+        </w:tc>
+        <w:tc>
+          <w:tcPr>
+            <w:tcW w:type="dxa" w:w="4844"/>
+          </w:tcPr>
+          <w:p>
+            <w:pPr>
+              <w:spacing w:line="240" w:lineRule="auto"/>
+            </w:pPr>
+            <w:r/>
+            <w:r>
+              <w:rPr>
+                <w:rFonts w:ascii="Times New Roman" w:hAnsi="Times New Roman"/>
+                <w:sz w:val="24"/>
+              </w:rPr>
+              <w:t>Телеграф атак, автосохранение и облачный сейф — игрок всегда понимает причину урона и не теряет прогресс</w:t>
+            </w:r>
+          </w:p>
+        </w:tc>
+      </w:tr>
+    </w:tbl>
+    <w:p>
+      <w:r>
+        <w:rPr>
+          <w:rFonts w:ascii="Times New Roman" w:hAnsi="Times New Roman"/>
+          <w:b w:val="0"/>
+          <w:sz w:val="28"/>
+        </w:rPr>
+      </w:r>
+    </w:p>
+    <w:p>
+      <w:pPr>
+        <w:spacing w:before="160"/>
+        <w:ind w:firstLine="0"/>
+      </w:pPr>
+      <w:r>
+        <w:rPr>
+          <w:rFonts w:ascii="Times New Roman" w:hAnsi="Times New Roman"/>
+          <w:b/>
+          <w:sz w:val="28"/>
+        </w:rPr>
+        <w:t>Выбор технологии реализации</w:t>
+      </w:r>
+    </w:p>
+    <w:p>
+      <w:r>
+        <w:rPr>
+          <w:rFonts w:ascii="Times New Roman" w:hAnsi="Times New Roman"/>
+          <w:b w:val="0"/>
+          <w:sz w:val="28"/>
+        </w:rPr>
+        <w:t>Рассматривались три альтернативы: движок Unity (WebGL), no-code конструкторы (Construct 3, GDevelop) и Vanilla JS + Canvas.</w:t>
+      </w:r>
+    </w:p>
+    <w:p>
+      <w:pPr>
+        <w:spacing w:before="120"/>
+        <w:ind w:firstLine="0"/>
+      </w:pPr>
+      <w:r>
+        <w:rPr>
+          <w:rFonts w:ascii="Times New Roman" w:hAnsi="Times New Roman"/>
+          <w:b w:val="0"/>
+          <w:sz w:val="28"/>
+        </w:rPr>
+        <w:t>Таблица 6 — Взвешенный выбор стека (5-балльная шкала)</w:t>
       </w:r>
     </w:p>
     <w:tbl>
@@ -1848,7 +3286,7 @@
           <w:b w:val="0"/>
           <w:sz w:val="28"/>
         </w:rPr>
-        <w:t>По результатам взвешенной оценки выбран подход Vanilla JS + Canvas: итоговая сборка проекта занимает около 100 КБ, что в тысячу раз меньше лимита платформы, при полном контроле над каждой строкой кода.</w:t>
+        <w:t>Выбран Vanilla JS + Canvas: итоговая сборка занимает около 0,1 МБ — в тысячу раз меньше лимита платформы — при полном контроле над кодом.</w:t>
       </w:r>
     </w:p>
     <w:p>
@@ -1878,7 +3316,7 @@
           <w:b w:val="0"/>
           <w:sz w:val="28"/>
         </w:rPr>
-        <w:t>Прямые конкуренты — казуальные survival/rogue-lite игры в каталоге Яндекс Игр; косвенные — учебные курсы и видеогайды по разработке браузерных игр.</w:t>
+        <w:t>Прямые конкуренты — rogue-lite/survival-игры с короткими сессиями; косвенные — браузерные «выживалки» каталога Яндекс Игр. Критерии сравнения измеримы (есть/нет, минуты, мегабайты).</w:t>
       </w:r>
     </w:p>
     <w:p>
@@ -1892,7 +3330,7 @@
           <w:b w:val="0"/>
           <w:sz w:val="28"/>
         </w:rPr>
-        <w:t>Таблица 3 — Анализ аналогов</w:t>
+        <w:t>Таблица 7 — Конкурентный анализ</w:t>
       </w:r>
     </w:p>
     <w:tbl>
@@ -1903,15 +3341,16 @@
         <w:tblLook w:firstColumn="1" w:firstRow="1" w:lastColumn="0" w:lastRow="0" w:noHBand="0" w:noVBand="1" w:val="04A0"/>
       </w:tblPr>
       <w:tblGrid>
-        <w:gridCol w:w="2422"/>
-        <w:gridCol w:w="2422"/>
-        <w:gridCol w:w="2422"/>
-        <w:gridCol w:w="2422"/>
+        <w:gridCol w:w="1938"/>
+        <w:gridCol w:w="1938"/>
+        <w:gridCol w:w="1938"/>
+        <w:gridCol w:w="1938"/>
+        <w:gridCol w:w="1938"/>
       </w:tblGrid>
       <w:tr>
         <w:tc>
           <w:tcPr>
-            <w:tcW w:type="dxa" w:w="2422"/>
+            <w:tcW w:type="dxa" w:w="1938"/>
           </w:tcPr>
           <w:p>
             <w:pPr>
@@ -1924,13 +3363,13 @@
                 <w:b/>
                 <w:sz w:val="24"/>
               </w:rPr>
-              <w:t>Критерий сравнения</w:t>
-            </w:r>
-          </w:p>
-        </w:tc>
-        <w:tc>
-          <w:tcPr>
-            <w:tcW w:type="dxa" w:w="2422"/>
+              <w:t>Критерий</w:t>
+            </w:r>
+          </w:p>
+        </w:tc>
+        <w:tc>
+          <w:tcPr>
+            <w:tcW w:type="dxa" w:w="1938"/>
           </w:tcPr>
           <w:p>
             <w:pPr>
@@ -1943,13 +3382,13 @@
                 <w:b/>
                 <w:sz w:val="24"/>
               </w:rPr>
-              <w:t>Казуальные игры на площадке</w:t>
-            </w:r>
-          </w:p>
-        </w:tc>
-        <w:tc>
-          <w:tcPr>
-            <w:tcW w:type="dxa" w:w="2422"/>
+              <w:t>Наша игра</w:t>
+            </w:r>
+          </w:p>
+        </w:tc>
+        <w:tc>
+          <w:tcPr>
+            <w:tcW w:type="dxa" w:w="1938"/>
           </w:tcPr>
           <w:p>
             <w:pPr>
@@ -1962,13 +3401,13 @@
                 <w:b/>
                 <w:sz w:val="24"/>
               </w:rPr>
-              <w:t>Курсы и видеогайды</w:t>
-            </w:r>
-          </w:p>
-        </w:tc>
-        <w:tc>
-          <w:tcPr>
-            <w:tcW w:type="dxa" w:w="2422"/>
+              <w:t>Vampire Survivors</w:t>
+            </w:r>
+          </w:p>
+        </w:tc>
+        <w:tc>
+          <w:tcPr>
+            <w:tcW w:type="dxa" w:w="1938"/>
           </w:tcPr>
           <w:p>
             <w:pPr>
@@ -1981,7 +3420,26 @@
                 <w:b/>
                 <w:sz w:val="24"/>
               </w:rPr>
-              <w:t>Наш проект</w:t>
+              <w:t>Brotato</w:t>
+            </w:r>
+          </w:p>
+        </w:tc>
+        <w:tc>
+          <w:tcPr>
+            <w:tcW w:type="dxa" w:w="1938"/>
+          </w:tcPr>
+          <w:p>
+            <w:pPr>
+              <w:spacing w:line="240" w:lineRule="auto"/>
+            </w:pPr>
+            <w:r/>
+            <w:r>
+              <w:rPr>
+                <w:rFonts w:ascii="Times New Roman" w:hAnsi="Times New Roman"/>
+                <w:b/>
+                <w:sz w:val="24"/>
+              </w:rPr>
+              <w:t>Moonlighter</w:t>
             </w:r>
           </w:p>
         </w:tc>
@@ -1989,73 +3447,91 @@
       <w:tr>
         <w:tc>
           <w:tcPr>
-            <w:tcW w:type="dxa" w:w="2422"/>
-          </w:tcPr>
-          <w:p>
-            <w:pPr>
-              <w:spacing w:line="240" w:lineRule="auto"/>
-            </w:pPr>
-            <w:r/>
-            <w:r>
-              <w:rPr>
-                <w:rFonts w:ascii="Times New Roman" w:hAnsi="Times New Roman"/>
-                <w:sz w:val="24"/>
-              </w:rPr>
-              <w:t>Реальная веб-публикация</w:t>
-            </w:r>
-          </w:p>
-        </w:tc>
-        <w:tc>
-          <w:tcPr>
-            <w:tcW w:type="dxa" w:w="2422"/>
-          </w:tcPr>
-          <w:p>
-            <w:pPr>
-              <w:spacing w:line="240" w:lineRule="auto"/>
-            </w:pPr>
-            <w:r/>
-            <w:r>
-              <w:rPr>
-                <w:rFonts w:ascii="Times New Roman" w:hAnsi="Times New Roman"/>
-                <w:sz w:val="24"/>
-              </w:rPr>
-              <w:t>Да</w:t>
-            </w:r>
-          </w:p>
-        </w:tc>
-        <w:tc>
-          <w:tcPr>
-            <w:tcW w:type="dxa" w:w="2422"/>
-          </w:tcPr>
-          <w:p>
-            <w:pPr>
-              <w:spacing w:line="240" w:lineRule="auto"/>
-            </w:pPr>
-            <w:r/>
-            <w:r>
-              <w:rPr>
-                <w:rFonts w:ascii="Times New Roman" w:hAnsi="Times New Roman"/>
-                <w:sz w:val="24"/>
-              </w:rPr>
-              <w:t>Редко (локальные прототипы)</w:t>
-            </w:r>
-          </w:p>
-        </w:tc>
-        <w:tc>
-          <w:tcPr>
-            <w:tcW w:type="dxa" w:w="2422"/>
-          </w:tcPr>
-          <w:p>
-            <w:pPr>
-              <w:spacing w:line="240" w:lineRule="auto"/>
-            </w:pPr>
-            <w:r/>
-            <w:r>
-              <w:rPr>
-                <w:rFonts w:ascii="Times New Roman" w:hAnsi="Times New Roman"/>
-                <w:sz w:val="24"/>
-              </w:rPr>
-              <w:t>Да</w:t>
+            <w:tcW w:type="dxa" w:w="1938"/>
+          </w:tcPr>
+          <w:p>
+            <w:pPr>
+              <w:spacing w:line="240" w:lineRule="auto"/>
+            </w:pPr>
+            <w:r/>
+            <w:r>
+              <w:rPr>
+                <w:rFonts w:ascii="Times New Roman" w:hAnsi="Times New Roman"/>
+                <w:sz w:val="24"/>
+              </w:rPr>
+              <w:t>Видимый шанс риска до решения</w:t>
+            </w:r>
+          </w:p>
+        </w:tc>
+        <w:tc>
+          <w:tcPr>
+            <w:tcW w:type="dxa" w:w="1938"/>
+          </w:tcPr>
+          <w:p>
+            <w:pPr>
+              <w:spacing w:line="240" w:lineRule="auto"/>
+            </w:pPr>
+            <w:r/>
+            <w:r>
+              <w:rPr>
+                <w:rFonts w:ascii="Times New Roman" w:hAnsi="Times New Roman"/>
+                <w:sz w:val="24"/>
+              </w:rPr>
+              <w:t>Есть</w:t>
+            </w:r>
+          </w:p>
+        </w:tc>
+        <w:tc>
+          <w:tcPr>
+            <w:tcW w:type="dxa" w:w="1938"/>
+          </w:tcPr>
+          <w:p>
+            <w:pPr>
+              <w:spacing w:line="240" w:lineRule="auto"/>
+            </w:pPr>
+            <w:r/>
+            <w:r>
+              <w:rPr>
+                <w:rFonts w:ascii="Times New Roman" w:hAnsi="Times New Roman"/>
+                <w:sz w:val="24"/>
+              </w:rPr>
+              <w:t>Нет</w:t>
+            </w:r>
+          </w:p>
+        </w:tc>
+        <w:tc>
+          <w:tcPr>
+            <w:tcW w:type="dxa" w:w="1938"/>
+          </w:tcPr>
+          <w:p>
+            <w:pPr>
+              <w:spacing w:line="240" w:lineRule="auto"/>
+            </w:pPr>
+            <w:r/>
+            <w:r>
+              <w:rPr>
+                <w:rFonts w:ascii="Times New Roman" w:hAnsi="Times New Roman"/>
+                <w:sz w:val="24"/>
+              </w:rPr>
+              <w:t>Нет</w:t>
+            </w:r>
+          </w:p>
+        </w:tc>
+        <w:tc>
+          <w:tcPr>
+            <w:tcW w:type="dxa" w:w="1938"/>
+          </w:tcPr>
+          <w:p>
+            <w:pPr>
+              <w:spacing w:line="240" w:lineRule="auto"/>
+            </w:pPr>
+            <w:r/>
+            <w:r>
+              <w:rPr>
+                <w:rFonts w:ascii="Times New Roman" w:hAnsi="Times New Roman"/>
+                <w:sz w:val="24"/>
+              </w:rPr>
+              <w:t>Частично</w:t>
             </w:r>
           </w:p>
         </w:tc>
@@ -2063,73 +3539,91 @@
       <w:tr>
         <w:tc>
           <w:tcPr>
-            <w:tcW w:type="dxa" w:w="2422"/>
-          </w:tcPr>
-          <w:p>
-            <w:pPr>
-              <w:spacing w:line="240" w:lineRule="auto"/>
-            </w:pPr>
-            <w:r/>
-            <w:r>
-              <w:rPr>
-                <w:rFonts w:ascii="Times New Roman" w:hAnsi="Times New Roman"/>
-                <w:sz w:val="24"/>
-              </w:rPr>
-              <w:t>Осмысленный выбор «риск/награда»</w:t>
-            </w:r>
-          </w:p>
-        </w:tc>
-        <w:tc>
-          <w:tcPr>
-            <w:tcW w:type="dxa" w:w="2422"/>
-          </w:tcPr>
-          <w:p>
-            <w:pPr>
-              <w:spacing w:line="240" w:lineRule="auto"/>
-            </w:pPr>
-            <w:r/>
-            <w:r>
-              <w:rPr>
-                <w:rFonts w:ascii="Times New Roman" w:hAnsi="Times New Roman"/>
-                <w:sz w:val="24"/>
-              </w:rPr>
-              <w:t>Редко</w:t>
-            </w:r>
-          </w:p>
-        </w:tc>
-        <w:tc>
-          <w:tcPr>
-            <w:tcW w:type="dxa" w:w="2422"/>
-          </w:tcPr>
-          <w:p>
-            <w:pPr>
-              <w:spacing w:line="240" w:lineRule="auto"/>
-            </w:pPr>
-            <w:r/>
-            <w:r>
-              <w:rPr>
-                <w:rFonts w:ascii="Times New Roman" w:hAnsi="Times New Roman"/>
-                <w:sz w:val="24"/>
-              </w:rPr>
-              <w:t>—</w:t>
-            </w:r>
-          </w:p>
-        </w:tc>
-        <w:tc>
-          <w:tcPr>
-            <w:tcW w:type="dxa" w:w="2422"/>
-          </w:tcPr>
-          <w:p>
-            <w:pPr>
-              <w:spacing w:line="240" w:lineRule="auto"/>
-            </w:pPr>
-            <w:r/>
-            <w:r>
-              <w:rPr>
-                <w:rFonts w:ascii="Times New Roman" w:hAnsi="Times New Roman"/>
-                <w:sz w:val="24"/>
-              </w:rPr>
-              <w:t>Да (два типа контейнеров, шансы видны заранее)</w:t>
+            <w:tcW w:type="dxa" w:w="1938"/>
+          </w:tcPr>
+          <w:p>
+            <w:pPr>
+              <w:spacing w:line="240" w:lineRule="auto"/>
+            </w:pPr>
+            <w:r/>
+            <w:r>
+              <w:rPr>
+                <w:rFonts w:ascii="Times New Roman" w:hAnsi="Times New Roman"/>
+                <w:sz w:val="24"/>
+              </w:rPr>
+              <w:t>Телеграфированные атаки</w:t>
+            </w:r>
+          </w:p>
+        </w:tc>
+        <w:tc>
+          <w:tcPr>
+            <w:tcW w:type="dxa" w:w="1938"/>
+          </w:tcPr>
+          <w:p>
+            <w:pPr>
+              <w:spacing w:line="240" w:lineRule="auto"/>
+            </w:pPr>
+            <w:r/>
+            <w:r>
+              <w:rPr>
+                <w:rFonts w:ascii="Times New Roman" w:hAnsi="Times New Roman"/>
+                <w:sz w:val="24"/>
+              </w:rPr>
+              <w:t>Есть (все враги)</w:t>
+            </w:r>
+          </w:p>
+        </w:tc>
+        <w:tc>
+          <w:tcPr>
+            <w:tcW w:type="dxa" w:w="1938"/>
+          </w:tcPr>
+          <w:p>
+            <w:pPr>
+              <w:spacing w:line="240" w:lineRule="auto"/>
+            </w:pPr>
+            <w:r/>
+            <w:r>
+              <w:rPr>
+                <w:rFonts w:ascii="Times New Roman" w:hAnsi="Times New Roman"/>
+                <w:sz w:val="24"/>
+              </w:rPr>
+              <w:t>Нет</w:t>
+            </w:r>
+          </w:p>
+        </w:tc>
+        <w:tc>
+          <w:tcPr>
+            <w:tcW w:type="dxa" w:w="1938"/>
+          </w:tcPr>
+          <w:p>
+            <w:pPr>
+              <w:spacing w:line="240" w:lineRule="auto"/>
+            </w:pPr>
+            <w:r/>
+            <w:r>
+              <w:rPr>
+                <w:rFonts w:ascii="Times New Roman" w:hAnsi="Times New Roman"/>
+                <w:sz w:val="24"/>
+              </w:rPr>
+              <w:t>Частично</w:t>
+            </w:r>
+          </w:p>
+        </w:tc>
+        <w:tc>
+          <w:tcPr>
+            <w:tcW w:type="dxa" w:w="1938"/>
+          </w:tcPr>
+          <w:p>
+            <w:pPr>
+              <w:spacing w:line="240" w:lineRule="auto"/>
+            </w:pPr>
+            <w:r/>
+            <w:r>
+              <w:rPr>
+                <w:rFonts w:ascii="Times New Roman" w:hAnsi="Times New Roman"/>
+                <w:sz w:val="24"/>
+              </w:rPr>
+              <w:t>Есть</w:t>
             </w:r>
           </w:p>
         </w:tc>
@@ -2137,43 +3631,43 @@
       <w:tr>
         <w:tc>
           <w:tcPr>
-            <w:tcW w:type="dxa" w:w="2422"/>
-          </w:tcPr>
-          <w:p>
-            <w:pPr>
-              <w:spacing w:line="240" w:lineRule="auto"/>
-            </w:pPr>
-            <w:r/>
-            <w:r>
-              <w:rPr>
-                <w:rFonts w:ascii="Times New Roman" w:hAnsi="Times New Roman"/>
-                <w:sz w:val="24"/>
-              </w:rPr>
-              <w:t>Платформенная готовность (SDK, пауза, сейвы)</w:t>
-            </w:r>
-          </w:p>
-        </w:tc>
-        <w:tc>
-          <w:tcPr>
-            <w:tcW w:type="dxa" w:w="2422"/>
-          </w:tcPr>
-          <w:p>
-            <w:pPr>
-              <w:spacing w:line="240" w:lineRule="auto"/>
-            </w:pPr>
-            <w:r/>
-            <w:r>
-              <w:rPr>
-                <w:rFonts w:ascii="Times New Roman" w:hAnsi="Times New Roman"/>
-                <w:sz w:val="24"/>
-              </w:rPr>
-              <w:t>Да (закрытый код)</w:t>
-            </w:r>
-          </w:p>
-        </w:tc>
-        <w:tc>
-          <w:tcPr>
-            <w:tcW w:type="dxa" w:w="2422"/>
+            <w:tcW w:type="dxa" w:w="1938"/>
+          </w:tcPr>
+          <w:p>
+            <w:pPr>
+              <w:spacing w:line="240" w:lineRule="auto"/>
+            </w:pPr>
+            <w:r/>
+            <w:r>
+              <w:rPr>
+                <w:rFonts w:ascii="Times New Roman" w:hAnsi="Times New Roman"/>
+                <w:sz w:val="24"/>
+              </w:rPr>
+              <w:t>Браузер без установки</w:t>
+            </w:r>
+          </w:p>
+        </w:tc>
+        <w:tc>
+          <w:tcPr>
+            <w:tcW w:type="dxa" w:w="1938"/>
+          </w:tcPr>
+          <w:p>
+            <w:pPr>
+              <w:spacing w:line="240" w:lineRule="auto"/>
+            </w:pPr>
+            <w:r/>
+            <w:r>
+              <w:rPr>
+                <w:rFonts w:ascii="Times New Roman" w:hAnsi="Times New Roman"/>
+                <w:sz w:val="24"/>
+              </w:rPr>
+              <w:t>Да</w:t>
+            </w:r>
+          </w:p>
+        </w:tc>
+        <w:tc>
+          <w:tcPr>
+            <w:tcW w:type="dxa" w:w="1938"/>
           </w:tcPr>
           <w:p>
             <w:pPr>
@@ -2191,19 +3685,37 @@
         </w:tc>
         <w:tc>
           <w:tcPr>
-            <w:tcW w:type="dxa" w:w="2422"/>
-          </w:tcPr>
-          <w:p>
-            <w:pPr>
-              <w:spacing w:line="240" w:lineRule="auto"/>
-            </w:pPr>
-            <w:r/>
-            <w:r>
-              <w:rPr>
-                <w:rFonts w:ascii="Times New Roman" w:hAnsi="Times New Roman"/>
-                <w:sz w:val="24"/>
-              </w:rPr>
-              <w:t>Да (открытая реализация)</w:t>
+            <w:tcW w:type="dxa" w:w="1938"/>
+          </w:tcPr>
+          <w:p>
+            <w:pPr>
+              <w:spacing w:line="240" w:lineRule="auto"/>
+            </w:pPr>
+            <w:r/>
+            <w:r>
+              <w:rPr>
+                <w:rFonts w:ascii="Times New Roman" w:hAnsi="Times New Roman"/>
+                <w:sz w:val="24"/>
+              </w:rPr>
+              <w:t>Нет</w:t>
+            </w:r>
+          </w:p>
+        </w:tc>
+        <w:tc>
+          <w:tcPr>
+            <w:tcW w:type="dxa" w:w="1938"/>
+          </w:tcPr>
+          <w:p>
+            <w:pPr>
+              <w:spacing w:line="240" w:lineRule="auto"/>
+            </w:pPr>
+            <w:r/>
+            <w:r>
+              <w:rPr>
+                <w:rFonts w:ascii="Times New Roman" w:hAnsi="Times New Roman"/>
+                <w:sz w:val="24"/>
+              </w:rPr>
+              <w:t>Нет</w:t>
             </w:r>
           </w:p>
         </w:tc>
@@ -2211,73 +3723,91 @@
       <w:tr>
         <w:tc>
           <w:tcPr>
-            <w:tcW w:type="dxa" w:w="2422"/>
-          </w:tcPr>
-          <w:p>
-            <w:pPr>
-              <w:spacing w:line="240" w:lineRule="auto"/>
-            </w:pPr>
-            <w:r/>
-            <w:r>
-              <w:rPr>
-                <w:rFonts w:ascii="Times New Roman" w:hAnsi="Times New Roman"/>
-                <w:sz w:val="24"/>
-              </w:rPr>
-              <w:t>Открытый воспроизводимый код</w:t>
-            </w:r>
-          </w:p>
-        </w:tc>
-        <w:tc>
-          <w:tcPr>
-            <w:tcW w:type="dxa" w:w="2422"/>
-          </w:tcPr>
-          <w:p>
-            <w:pPr>
-              <w:spacing w:line="240" w:lineRule="auto"/>
-            </w:pPr>
-            <w:r/>
-            <w:r>
-              <w:rPr>
-                <w:rFonts w:ascii="Times New Roman" w:hAnsi="Times New Roman"/>
-                <w:sz w:val="24"/>
-              </w:rPr>
-              <w:t>Нет</w:t>
-            </w:r>
-          </w:p>
-        </w:tc>
-        <w:tc>
-          <w:tcPr>
-            <w:tcW w:type="dxa" w:w="2422"/>
-          </w:tcPr>
-          <w:p>
-            <w:pPr>
-              <w:spacing w:line="240" w:lineRule="auto"/>
-            </w:pPr>
-            <w:r/>
-            <w:r>
-              <w:rPr>
-                <w:rFonts w:ascii="Times New Roman" w:hAnsi="Times New Roman"/>
-                <w:sz w:val="24"/>
-              </w:rPr>
-              <w:t>Иногда</w:t>
-            </w:r>
-          </w:p>
-        </w:tc>
-        <w:tc>
-          <w:tcPr>
-            <w:tcW w:type="dxa" w:w="2422"/>
-          </w:tcPr>
-          <w:p>
-            <w:pPr>
-              <w:spacing w:line="240" w:lineRule="auto"/>
-            </w:pPr>
-            <w:r/>
-            <w:r>
-              <w:rPr>
-                <w:rFonts w:ascii="Times New Roman" w:hAnsi="Times New Roman"/>
-                <w:sz w:val="24"/>
-              </w:rPr>
-              <w:t>Да (GitHub, учебный референс)</w:t>
+            <w:tcW w:type="dxa" w:w="1938"/>
+          </w:tcPr>
+          <w:p>
+            <w:pPr>
+              <w:spacing w:line="240" w:lineRule="auto"/>
+            </w:pPr>
+            <w:r/>
+            <w:r>
+              <w:rPr>
+                <w:rFonts w:ascii="Times New Roman" w:hAnsi="Times New Roman"/>
+                <w:sz w:val="24"/>
+              </w:rPr>
+              <w:t>Длина сессии</w:t>
+            </w:r>
+          </w:p>
+        </w:tc>
+        <w:tc>
+          <w:tcPr>
+            <w:tcW w:type="dxa" w:w="1938"/>
+          </w:tcPr>
+          <w:p>
+            <w:pPr>
+              <w:spacing w:line="240" w:lineRule="auto"/>
+            </w:pPr>
+            <w:r/>
+            <w:r>
+              <w:rPr>
+                <w:rFonts w:ascii="Times New Roman" w:hAnsi="Times New Roman"/>
+                <w:sz w:val="24"/>
+              </w:rPr>
+              <w:t>5–15 мин</w:t>
+            </w:r>
+          </w:p>
+        </w:tc>
+        <w:tc>
+          <w:tcPr>
+            <w:tcW w:type="dxa" w:w="1938"/>
+          </w:tcPr>
+          <w:p>
+            <w:pPr>
+              <w:spacing w:line="240" w:lineRule="auto"/>
+            </w:pPr>
+            <w:r/>
+            <w:r>
+              <w:rPr>
+                <w:rFonts w:ascii="Times New Roman" w:hAnsi="Times New Roman"/>
+                <w:sz w:val="24"/>
+              </w:rPr>
+              <w:t>15–30 мин</w:t>
+            </w:r>
+          </w:p>
+        </w:tc>
+        <w:tc>
+          <w:tcPr>
+            <w:tcW w:type="dxa" w:w="1938"/>
+          </w:tcPr>
+          <w:p>
+            <w:pPr>
+              <w:spacing w:line="240" w:lineRule="auto"/>
+            </w:pPr>
+            <w:r/>
+            <w:r>
+              <w:rPr>
+                <w:rFonts w:ascii="Times New Roman" w:hAnsi="Times New Roman"/>
+                <w:sz w:val="24"/>
+              </w:rPr>
+              <w:t>5–20 мин</w:t>
+            </w:r>
+          </w:p>
+        </w:tc>
+        <w:tc>
+          <w:tcPr>
+            <w:tcW w:type="dxa" w:w="1938"/>
+          </w:tcPr>
+          <w:p>
+            <w:pPr>
+              <w:spacing w:line="240" w:lineRule="auto"/>
+            </w:pPr>
+            <w:r/>
+            <w:r>
+              <w:rPr>
+                <w:rFonts w:ascii="Times New Roman" w:hAnsi="Times New Roman"/>
+                <w:sz w:val="24"/>
+              </w:rPr>
+              <w:t>30–60 мин</w:t>
             </w:r>
           </w:p>
         </w:tc>
@@ -2285,61 +3815,25 @@
       <w:tr>
         <w:tc>
           <w:tcPr>
-            <w:tcW w:type="dxa" w:w="2422"/>
-          </w:tcPr>
-          <w:p>
-            <w:pPr>
-              <w:spacing w:line="240" w:lineRule="auto"/>
-            </w:pPr>
-            <w:r/>
-            <w:r>
-              <w:rPr>
-                <w:rFonts w:ascii="Times New Roman" w:hAnsi="Times New Roman"/>
-                <w:sz w:val="24"/>
-              </w:rPr>
-              <w:t>Вес сборки</w:t>
-            </w:r>
-          </w:p>
-        </w:tc>
-        <w:tc>
-          <w:tcPr>
-            <w:tcW w:type="dxa" w:w="2422"/>
-          </w:tcPr>
-          <w:p>
-            <w:pPr>
-              <w:spacing w:line="240" w:lineRule="auto"/>
-            </w:pPr>
-            <w:r/>
-            <w:r>
-              <w:rPr>
-                <w:rFonts w:ascii="Times New Roman" w:hAnsi="Times New Roman"/>
-                <w:sz w:val="24"/>
-              </w:rPr>
-              <w:t>5–100 МБ</w:t>
-            </w:r>
-          </w:p>
-        </w:tc>
-        <w:tc>
-          <w:tcPr>
-            <w:tcW w:type="dxa" w:w="2422"/>
-          </w:tcPr>
-          <w:p>
-            <w:pPr>
-              <w:spacing w:line="240" w:lineRule="auto"/>
-            </w:pPr>
-            <w:r/>
-            <w:r>
-              <w:rPr>
-                <w:rFonts w:ascii="Times New Roman" w:hAnsi="Times New Roman"/>
-                <w:sz w:val="24"/>
-              </w:rPr>
-              <w:t>—</w:t>
-            </w:r>
-          </w:p>
-        </w:tc>
-        <w:tc>
-          <w:tcPr>
-            <w:tcW w:type="dxa" w:w="2422"/>
+            <w:tcW w:type="dxa" w:w="1938"/>
+          </w:tcPr>
+          <w:p>
+            <w:pPr>
+              <w:spacing w:line="240" w:lineRule="auto"/>
+            </w:pPr>
+            <w:r/>
+            <w:r>
+              <w:rPr>
+                <w:rFonts w:ascii="Times New Roman" w:hAnsi="Times New Roman"/>
+                <w:sz w:val="24"/>
+              </w:rPr>
+              <w:t>Вес клиента</w:t>
+            </w:r>
+          </w:p>
+        </w:tc>
+        <w:tc>
+          <w:tcPr>
+            <w:tcW w:type="dxa" w:w="1938"/>
           </w:tcPr>
           <w:p>
             <w:pPr>
@@ -2352,6 +3846,60 @@
                 <w:sz w:val="24"/>
               </w:rPr>
               <w:t>≈0,1 МБ</w:t>
+            </w:r>
+          </w:p>
+        </w:tc>
+        <w:tc>
+          <w:tcPr>
+            <w:tcW w:type="dxa" w:w="1938"/>
+          </w:tcPr>
+          <w:p>
+            <w:pPr>
+              <w:spacing w:line="240" w:lineRule="auto"/>
+            </w:pPr>
+            <w:r/>
+            <w:r>
+              <w:rPr>
+                <w:rFonts w:ascii="Times New Roman" w:hAnsi="Times New Roman"/>
+                <w:sz w:val="24"/>
+              </w:rPr>
+              <w:t>≈600 МБ</w:t>
+            </w:r>
+          </w:p>
+        </w:tc>
+        <w:tc>
+          <w:tcPr>
+            <w:tcW w:type="dxa" w:w="1938"/>
+          </w:tcPr>
+          <w:p>
+            <w:pPr>
+              <w:spacing w:line="240" w:lineRule="auto"/>
+            </w:pPr>
+            <w:r/>
+            <w:r>
+              <w:rPr>
+                <w:rFonts w:ascii="Times New Roman" w:hAnsi="Times New Roman"/>
+                <w:sz w:val="24"/>
+              </w:rPr>
+              <w:t>≈300 МБ</w:t>
+            </w:r>
+          </w:p>
+        </w:tc>
+        <w:tc>
+          <w:tcPr>
+            <w:tcW w:type="dxa" w:w="1938"/>
+          </w:tcPr>
+          <w:p>
+            <w:pPr>
+              <w:spacing w:line="240" w:lineRule="auto"/>
+            </w:pPr>
+            <w:r/>
+            <w:r>
+              <w:rPr>
+                <w:rFonts w:ascii="Times New Roman" w:hAnsi="Times New Roman"/>
+                <w:sz w:val="24"/>
+              </w:rPr>
+              <w:t>≈1 ГБ</w:t>
             </w:r>
           </w:p>
         </w:tc>
@@ -2359,7 +3907,7 @@
       <w:tr>
         <w:tc>
           <w:tcPr>
-            <w:tcW w:type="dxa" w:w="2422"/>
+            <w:tcW w:type="dxa" w:w="1938"/>
           </w:tcPr>
           <w:p>
             <w:pPr>
@@ -2377,55 +3925,73 @@
         </w:tc>
         <w:tc>
           <w:tcPr>
-            <w:tcW w:type="dxa" w:w="2422"/>
-          </w:tcPr>
-          <w:p>
-            <w:pPr>
-              <w:spacing w:line="240" w:lineRule="auto"/>
-            </w:pPr>
-            <w:r/>
-            <w:r>
-              <w:rPr>
-                <w:rFonts w:ascii="Times New Roman" w:hAnsi="Times New Roman"/>
-                <w:sz w:val="24"/>
-              </w:rPr>
-              <w:t>Редко</w:t>
-            </w:r>
-          </w:p>
-        </w:tc>
-        <w:tc>
-          <w:tcPr>
-            <w:tcW w:type="dxa" w:w="2422"/>
-          </w:tcPr>
-          <w:p>
-            <w:pPr>
-              <w:spacing w:line="240" w:lineRule="auto"/>
-            </w:pPr>
-            <w:r/>
-            <w:r>
-              <w:rPr>
-                <w:rFonts w:ascii="Times New Roman" w:hAnsi="Times New Roman"/>
-                <w:sz w:val="24"/>
-              </w:rPr>
-              <w:t>—</w:t>
-            </w:r>
-          </w:p>
-        </w:tc>
-        <w:tc>
-          <w:tcPr>
-            <w:tcW w:type="dxa" w:w="2422"/>
-          </w:tcPr>
-          <w:p>
-            <w:pPr>
-              <w:spacing w:line="240" w:lineRule="auto"/>
-            </w:pPr>
-            <w:r/>
-            <w:r>
-              <w:rPr>
-                <w:rFonts w:ascii="Times New Roman" w:hAnsi="Times New Roman"/>
-                <w:sz w:val="24"/>
-              </w:rPr>
-              <w:t>Да (две концовки)</w:t>
+            <w:tcW w:type="dxa" w:w="1938"/>
+          </w:tcPr>
+          <w:p>
+            <w:pPr>
+              <w:spacing w:line="240" w:lineRule="auto"/>
+            </w:pPr>
+            <w:r/>
+            <w:r>
+              <w:rPr>
+                <w:rFonts w:ascii="Times New Roman" w:hAnsi="Times New Roman"/>
+                <w:sz w:val="24"/>
+              </w:rPr>
+              <w:t>Да (2)</w:t>
+            </w:r>
+          </w:p>
+        </w:tc>
+        <w:tc>
+          <w:tcPr>
+            <w:tcW w:type="dxa" w:w="1938"/>
+          </w:tcPr>
+          <w:p>
+            <w:pPr>
+              <w:spacing w:line="240" w:lineRule="auto"/>
+            </w:pPr>
+            <w:r/>
+            <w:r>
+              <w:rPr>
+                <w:rFonts w:ascii="Times New Roman" w:hAnsi="Times New Roman"/>
+                <w:sz w:val="24"/>
+              </w:rPr>
+              <w:t>Нет</w:t>
+            </w:r>
+          </w:p>
+        </w:tc>
+        <w:tc>
+          <w:tcPr>
+            <w:tcW w:type="dxa" w:w="1938"/>
+          </w:tcPr>
+          <w:p>
+            <w:pPr>
+              <w:spacing w:line="240" w:lineRule="auto"/>
+            </w:pPr>
+            <w:r/>
+            <w:r>
+              <w:rPr>
+                <w:rFonts w:ascii="Times New Roman" w:hAnsi="Times New Roman"/>
+                <w:sz w:val="24"/>
+              </w:rPr>
+              <w:t>Нет</w:t>
+            </w:r>
+          </w:p>
+        </w:tc>
+        <w:tc>
+          <w:tcPr>
+            <w:tcW w:type="dxa" w:w="1938"/>
+          </w:tcPr>
+          <w:p>
+            <w:pPr>
+              <w:spacing w:line="240" w:lineRule="auto"/>
+            </w:pPr>
+            <w:r/>
+            <w:r>
+              <w:rPr>
+                <w:rFonts w:ascii="Times New Roman" w:hAnsi="Times New Roman"/>
+                <w:sz w:val="24"/>
+              </w:rPr>
+              <w:t>Линейный</w:t>
             </w:r>
           </w:p>
         </w:tc>
@@ -2447,7 +4013,7 @@
           <w:b w:val="0"/>
           <w:sz w:val="28"/>
         </w:rPr>
-        <w:t>Из аналогов заимствованы удачные приёмы: короткий игровой цикл и телеграфированные атаки врагов (видимый замах, как в современных rogue-lite), система «магазина» как сток валюты. Отличие проекта — сочетание открытого кода, полной платформенной готовности и механики осознанного риска.</w:t>
+        <w:t>Выводы: у Vampire Survivors заимствован цикл «ещё один заход», у Moonlighter — идея риска ради лута и магазина как стока валюты, у Brotato — длительность раунда. Наше преимущество — единственное на рынке сочетание видимого выбираемого риска, rogue-lite прогрессии и сюжета с концовками в браузере при весе 0,1 МБ.</w:t>
       </w:r>
     </w:p>
     <w:p>
@@ -2477,17 +4043,7 @@
           <w:b w:val="0"/>
           <w:sz w:val="28"/>
         </w:rPr>
-        <w:t>Название проекта: «Астральный скиталец».</w:t>
-      </w:r>
-    </w:p>
-    <w:p>
-      <w:r>
-        <w:rPr>
-          <w:rFonts w:ascii="Times New Roman" w:hAnsi="Times New Roman"/>
-          <w:b w:val="0"/>
-          <w:sz w:val="28"/>
-        </w:rPr>
-        <w:t>Руководитель проекта: тимлид команды.</w:t>
+        <w:t>Название проекта: «Астральный скиталец». Руководитель проекта: тимлид команды.</w:t>
       </w:r>
     </w:p>
     <w:p>
@@ -2501,7 +4057,7 @@
           <w:b w:val="0"/>
           <w:sz w:val="28"/>
         </w:rPr>
-        <w:t>Таблица 4 — Календарный план</w:t>
+        <w:t>Таблица 8 — Календарный план</w:t>
       </w:r>
     </w:p>
     <w:tbl>
@@ -2737,7 +4293,7 @@
                 <w:rFonts w:ascii="Times New Roman" w:hAnsi="Times New Roman"/>
                 <w:sz w:val="24"/>
               </w:rPr>
-              <w:t>Изучение требований платформы и SDK</w:t>
+              <w:t>Требования платформы и SDK, аналитика Яндекс Игр</w:t>
             </w:r>
           </w:p>
         </w:tc>
@@ -2829,7 +4385,7 @@
                 <w:rFonts w:ascii="Times New Roman" w:hAnsi="Times New Roman"/>
                 <w:sz w:val="24"/>
               </w:rPr>
-              <w:t>Определение проблемы и целевой аудитории (5W)</w:t>
+              <w:t>ЦА (5W), портрет, отзывы, Wordstat</w:t>
             </w:r>
           </w:p>
         </w:tc>
@@ -2921,7 +4477,7 @@
                 <w:rFonts w:ascii="Times New Roman" w:hAnsi="Times New Roman"/>
                 <w:sz w:val="24"/>
               </w:rPr>
-              <w:t>Анализ аналогов</w:t>
+              <w:t>Анализ аналогов, УТП</w:t>
             </w:r>
           </w:p>
         </w:tc>
@@ -3013,7 +4569,7 @@
                 <w:rFonts w:ascii="Times New Roman" w:hAnsi="Times New Roman"/>
                 <w:sz w:val="24"/>
               </w:rPr>
-              <w:t>Выбор стека, формулировка цели и задач</w:t>
+              <w:t>Мозговой штурм, ТРИЗ, выбор стека</w:t>
             </w:r>
           </w:p>
         </w:tc>
@@ -3031,7 +4587,7 @@
                 <w:rFonts w:ascii="Times New Roman" w:hAnsi="Times New Roman"/>
                 <w:sz w:val="24"/>
               </w:rPr>
-              <w:t>Тимлид</w:t>
+              <w:t>Вся команда</w:t>
             </w:r>
           </w:p>
         </w:tc>
@@ -3105,7 +4661,7 @@
                 <w:rFonts w:ascii="Times New Roman" w:hAnsi="Times New Roman"/>
                 <w:sz w:val="24"/>
               </w:rPr>
-              <w:t>Требования к продукту и MVP</w:t>
+              <w:t>Цель, задачи, требования к MVP</w:t>
             </w:r>
           </w:p>
         </w:tc>
@@ -3123,7 +4679,7 @@
                 <w:rFonts w:ascii="Times New Roman" w:hAnsi="Times New Roman"/>
                 <w:sz w:val="24"/>
               </w:rPr>
-              <w:t>Тимлид, аналитик</w:t>
+              <w:t>Тимлид</w:t>
             </w:r>
           </w:p>
         </w:tc>
@@ -3286,7 +4842,7 @@
                 <w:rFonts w:ascii="Times New Roman" w:hAnsi="Times New Roman"/>
                 <w:sz w:val="24"/>
               </w:rPr>
-              <w:t>Концепт и сценарий игры (5 секторов, 2 концовки)</w:t>
+              <w:t>Концепт и сценарий (5 секторов, 2 концовки)</w:t>
             </w:r>
           </w:p>
         </w:tc>
@@ -3378,7 +4934,7 @@
                 <w:rFonts w:ascii="Times New Roman" w:hAnsi="Times New Roman"/>
                 <w:sz w:val="24"/>
               </w:rPr>
-              <w:t>Архитектура системы (12 модулей)</w:t>
+              <w:t>Архитектура (12 модулей), сценарии использования</w:t>
             </w:r>
           </w:p>
         </w:tc>
@@ -3396,7 +4952,7 @@
                 <w:rFonts w:ascii="Times New Roman" w:hAnsi="Times New Roman"/>
                 <w:sz w:val="24"/>
               </w:rPr>
-              <w:t>Фронтенд</w:t>
+              <w:t>Фронтенд, аналитик</w:t>
             </w:r>
           </w:p>
         </w:tc>
@@ -3414,7 +4970,7 @@
                 <w:rFonts w:ascii="Times New Roman" w:hAnsi="Times New Roman"/>
                 <w:sz w:val="24"/>
               </w:rPr>
-              <w:t>2 дня</w:t>
+              <w:t>3 дня</w:t>
             </w:r>
           </w:p>
         </w:tc>
@@ -3470,7 +5026,7 @@
                 <w:rFonts w:ascii="Times New Roman" w:hAnsi="Times New Roman"/>
                 <w:sz w:val="24"/>
               </w:rPr>
-              <w:t>Сценарии использования</w:t>
+              <w:t>Прототип интерфейса и игрового экрана</w:t>
             </w:r>
           </w:p>
         </w:tc>
@@ -3488,7 +5044,7 @@
                 <w:rFonts w:ascii="Times New Roman" w:hAnsi="Times New Roman"/>
                 <w:sz w:val="24"/>
               </w:rPr>
-              <w:t>Аналитик</w:t>
+              <w:t>Дизайнер</w:t>
             </w:r>
           </w:p>
         </w:tc>
@@ -3506,7 +5062,7 @@
                 <w:rFonts w:ascii="Times New Roman" w:hAnsi="Times New Roman"/>
                 <w:sz w:val="24"/>
               </w:rPr>
-              <w:t>2 дня</w:t>
+              <w:t>3 дня</w:t>
             </w:r>
           </w:p>
         </w:tc>
@@ -3544,7 +5100,7 @@
                 <w:rFonts w:ascii="Times New Roman" w:hAnsi="Times New Roman"/>
                 <w:sz w:val="24"/>
               </w:rPr>
-              <w:t>2.4</w:t>
+              <w:t>3</w:t>
             </w:r>
           </w:p>
         </w:tc>
@@ -3562,7 +5118,7 @@
                 <w:rFonts w:ascii="Times New Roman" w:hAnsi="Times New Roman"/>
                 <w:sz w:val="24"/>
               </w:rPr>
-              <w:t>Прототип интерфейса и игрового экрана</w:t>
+              <w:t>Разработка</w:t>
             </w:r>
           </w:p>
         </w:tc>
@@ -3580,7 +5136,6 @@
                 <w:rFonts w:ascii="Times New Roman" w:hAnsi="Times New Roman"/>
                 <w:sz w:val="24"/>
               </w:rPr>
-              <w:t>Дизайнер</w:t>
             </w:r>
           </w:p>
         </w:tc>
@@ -3598,7 +5153,6 @@
                 <w:rFonts w:ascii="Times New Roman" w:hAnsi="Times New Roman"/>
                 <w:sz w:val="24"/>
               </w:rPr>
-              <w:t>3 дня</w:t>
             </w:r>
           </w:p>
         </w:tc>
@@ -3616,7 +5170,6 @@
                 <w:rFonts w:ascii="Times New Roman" w:hAnsi="Times New Roman"/>
                 <w:sz w:val="24"/>
               </w:rPr>
-              <w:t>2</w:t>
             </w:r>
           </w:p>
         </w:tc>
@@ -3636,76 +5189,79 @@
                 <w:rFonts w:ascii="Times New Roman" w:hAnsi="Times New Roman"/>
                 <w:sz w:val="24"/>
               </w:rPr>
+              <w:t>3.1</w:t>
+            </w:r>
+          </w:p>
+        </w:tc>
+        <w:tc>
+          <w:tcPr>
+            <w:tcW w:type="dxa" w:w="1938"/>
+          </w:tcPr>
+          <w:p>
+            <w:pPr>
+              <w:spacing w:line="240" w:lineRule="auto"/>
+            </w:pPr>
+            <w:r/>
+            <w:r>
+              <w:rPr>
+                <w:rFonts w:ascii="Times New Roman" w:hAnsi="Times New Roman"/>
+                <w:sz w:val="24"/>
+              </w:rPr>
+              <w:t>Игровое ядро: мир, бой, контейнеры, прогрессия</w:t>
+            </w:r>
+          </w:p>
+        </w:tc>
+        <w:tc>
+          <w:tcPr>
+            <w:tcW w:type="dxa" w:w="1938"/>
+          </w:tcPr>
+          <w:p>
+            <w:pPr>
+              <w:spacing w:line="240" w:lineRule="auto"/>
+            </w:pPr>
+            <w:r/>
+            <w:r>
+              <w:rPr>
+                <w:rFonts w:ascii="Times New Roman" w:hAnsi="Times New Roman"/>
+                <w:sz w:val="24"/>
+              </w:rPr>
+              <w:t>Фронтенд</w:t>
+            </w:r>
+          </w:p>
+        </w:tc>
+        <w:tc>
+          <w:tcPr>
+            <w:tcW w:type="dxa" w:w="1938"/>
+          </w:tcPr>
+          <w:p>
+            <w:pPr>
+              <w:spacing w:line="240" w:lineRule="auto"/>
+            </w:pPr>
+            <w:r/>
+            <w:r>
+              <w:rPr>
+                <w:rFonts w:ascii="Times New Roman" w:hAnsi="Times New Roman"/>
+                <w:sz w:val="24"/>
+              </w:rPr>
+              <w:t>5 дней</w:t>
+            </w:r>
+          </w:p>
+        </w:tc>
+        <w:tc>
+          <w:tcPr>
+            <w:tcW w:type="dxa" w:w="1938"/>
+          </w:tcPr>
+          <w:p>
+            <w:pPr>
+              <w:spacing w:line="240" w:lineRule="auto"/>
+            </w:pPr>
+            <w:r/>
+            <w:r>
+              <w:rPr>
+                <w:rFonts w:ascii="Times New Roman" w:hAnsi="Times New Roman"/>
+                <w:sz w:val="24"/>
+              </w:rPr>
               <w:t>3</w:t>
-            </w:r>
-          </w:p>
-        </w:tc>
-        <w:tc>
-          <w:tcPr>
-            <w:tcW w:type="dxa" w:w="1938"/>
-          </w:tcPr>
-          <w:p>
-            <w:pPr>
-              <w:spacing w:line="240" w:lineRule="auto"/>
-            </w:pPr>
-            <w:r/>
-            <w:r>
-              <w:rPr>
-                <w:rFonts w:ascii="Times New Roman" w:hAnsi="Times New Roman"/>
-                <w:sz w:val="24"/>
-              </w:rPr>
-              <w:t>Разработка</w:t>
-            </w:r>
-          </w:p>
-        </w:tc>
-        <w:tc>
-          <w:tcPr>
-            <w:tcW w:type="dxa" w:w="1938"/>
-          </w:tcPr>
-          <w:p>
-            <w:pPr>
-              <w:spacing w:line="240" w:lineRule="auto"/>
-            </w:pPr>
-            <w:r/>
-            <w:r>
-              <w:rPr>
-                <w:rFonts w:ascii="Times New Roman" w:hAnsi="Times New Roman"/>
-                <w:sz w:val="24"/>
-              </w:rPr>
-            </w:r>
-          </w:p>
-        </w:tc>
-        <w:tc>
-          <w:tcPr>
-            <w:tcW w:type="dxa" w:w="1938"/>
-          </w:tcPr>
-          <w:p>
-            <w:pPr>
-              <w:spacing w:line="240" w:lineRule="auto"/>
-            </w:pPr>
-            <w:r/>
-            <w:r>
-              <w:rPr>
-                <w:rFonts w:ascii="Times New Roman" w:hAnsi="Times New Roman"/>
-                <w:sz w:val="24"/>
-              </w:rPr>
-            </w:r>
-          </w:p>
-        </w:tc>
-        <w:tc>
-          <w:tcPr>
-            <w:tcW w:type="dxa" w:w="1938"/>
-          </w:tcPr>
-          <w:p>
-            <w:pPr>
-              <w:spacing w:line="240" w:lineRule="auto"/>
-            </w:pPr>
-            <w:r/>
-            <w:r>
-              <w:rPr>
-                <w:rFonts w:ascii="Times New Roman" w:hAnsi="Times New Roman"/>
-                <w:sz w:val="24"/>
-              </w:rPr>
             </w:r>
           </w:p>
         </w:tc>
@@ -3725,7 +5281,7 @@
                 <w:rFonts w:ascii="Times New Roman" w:hAnsi="Times New Roman"/>
                 <w:sz w:val="24"/>
               </w:rPr>
-              <w:t>3.1</w:t>
+              <w:t>3.2</w:t>
             </w:r>
           </w:p>
         </w:tc>
@@ -3743,7 +5299,7 @@
                 <w:rFonts w:ascii="Times New Roman" w:hAnsi="Times New Roman"/>
                 <w:sz w:val="24"/>
               </w:rPr>
-              <w:t>Игровое ядро: мир, бой, контейнеры, прогрессия</w:t>
+              <w:t>Yandex SDK: автопауза, облачные сейвы, fallback</w:t>
             </w:r>
           </w:p>
         </w:tc>
@@ -3761,7 +5317,7 @@
                 <w:rFonts w:ascii="Times New Roman" w:hAnsi="Times New Roman"/>
                 <w:sz w:val="24"/>
               </w:rPr>
-              <w:t>Фронтенд</w:t>
+              <w:t>Бэкенд</w:t>
             </w:r>
           </w:p>
         </w:tc>
@@ -3779,7 +5335,7 @@
                 <w:rFonts w:ascii="Times New Roman" w:hAnsi="Times New Roman"/>
                 <w:sz w:val="24"/>
               </w:rPr>
-              <w:t>5 дней</w:t>
+              <w:t>3 дня</w:t>
             </w:r>
           </w:p>
         </w:tc>
@@ -3817,7 +5373,7 @@
                 <w:rFonts w:ascii="Times New Roman" w:hAnsi="Times New Roman"/>
                 <w:sz w:val="24"/>
               </w:rPr>
-              <w:t>3.2</w:t>
+              <w:t>3.3</w:t>
             </w:r>
           </w:p>
         </w:tc>
@@ -3835,7 +5391,7 @@
                 <w:rFonts w:ascii="Times New Roman" w:hAnsi="Times New Roman"/>
                 <w:sz w:val="24"/>
               </w:rPr>
-              <w:t>Интеграция Yandex SDK: автопауза, облачные сейвы</w:t>
+              <w:t>Аудио (WebAudio), интерфейс, сюжет</w:t>
             </w:r>
           </w:p>
         </w:tc>
@@ -3853,7 +5409,7 @@
                 <w:rFonts w:ascii="Times New Roman" w:hAnsi="Times New Roman"/>
                 <w:sz w:val="24"/>
               </w:rPr>
-              <w:t>Бэкенд</w:t>
+              <w:t>Фронтенд, дизайнер</w:t>
             </w:r>
           </w:p>
         </w:tc>
@@ -3909,7 +5465,7 @@
                 <w:rFonts w:ascii="Times New Roman" w:hAnsi="Times New Roman"/>
                 <w:sz w:val="24"/>
               </w:rPr>
-              <w:t>3.3</w:t>
+              <w:t>3.4</w:t>
             </w:r>
           </w:p>
         </w:tc>
@@ -3927,7 +5483,7 @@
                 <w:rFonts w:ascii="Times New Roman" w:hAnsi="Times New Roman"/>
                 <w:sz w:val="24"/>
               </w:rPr>
-              <w:t>Аудио (WebAudio), интерфейс, сюжетные сцены</w:t>
+              <w:t>Плейтесты, баланс (3 итерации), автотесты</w:t>
             </w:r>
           </w:p>
         </w:tc>
@@ -3945,7 +5501,7 @@
                 <w:rFonts w:ascii="Times New Roman" w:hAnsi="Times New Roman"/>
                 <w:sz w:val="24"/>
               </w:rPr>
-              <w:t>Фронтенд, дизайнер</w:t>
+              <w:t>Вся команда</w:t>
             </w:r>
           </w:p>
         </w:tc>
@@ -3963,7 +5519,7 @@
                 <w:rFonts w:ascii="Times New Roman" w:hAnsi="Times New Roman"/>
                 <w:sz w:val="24"/>
               </w:rPr>
-              <w:t>3 дня</w:t>
+              <w:t>4 дня</w:t>
             </w:r>
           </w:p>
         </w:tc>
@@ -3981,7 +5537,7 @@
                 <w:rFonts w:ascii="Times New Roman" w:hAnsi="Times New Roman"/>
                 <w:sz w:val="24"/>
               </w:rPr>
-              <w:t>3</w:t>
+              <w:t>4</w:t>
             </w:r>
           </w:p>
         </w:tc>
@@ -4001,7 +5557,7 @@
                 <w:rFonts w:ascii="Times New Roman" w:hAnsi="Times New Roman"/>
                 <w:sz w:val="24"/>
               </w:rPr>
-              <w:t>3.4</w:t>
+              <w:t>4</w:t>
             </w:r>
           </w:p>
         </w:tc>
@@ -4019,7 +5575,7 @@
                 <w:rFonts w:ascii="Times New Roman" w:hAnsi="Times New Roman"/>
                 <w:sz w:val="24"/>
               </w:rPr>
-              <w:t>Автотесты логики (42 проверки), плейтесты, баланс</w:t>
+              <w:t>Внедрение</w:t>
             </w:r>
           </w:p>
         </w:tc>
@@ -4037,7 +5593,6 @@
                 <w:rFonts w:ascii="Times New Roman" w:hAnsi="Times New Roman"/>
                 <w:sz w:val="24"/>
               </w:rPr>
-              <w:t>Вся команда</w:t>
             </w:r>
           </w:p>
         </w:tc>
@@ -4055,7 +5610,6 @@
                 <w:rFonts w:ascii="Times New Roman" w:hAnsi="Times New Roman"/>
                 <w:sz w:val="24"/>
               </w:rPr>
-              <w:t>4 дня</w:t>
             </w:r>
           </w:p>
         </w:tc>
@@ -4073,7 +5627,6 @@
                 <w:rFonts w:ascii="Times New Roman" w:hAnsi="Times New Roman"/>
                 <w:sz w:val="24"/>
               </w:rPr>
-              <w:t>4</w:t>
             </w:r>
           </w:p>
         </w:tc>
@@ -4093,76 +5646,79 @@
                 <w:rFonts w:ascii="Times New Roman" w:hAnsi="Times New Roman"/>
                 <w:sz w:val="24"/>
               </w:rPr>
+              <w:t>4.1</w:t>
+            </w:r>
+          </w:p>
+        </w:tc>
+        <w:tc>
+          <w:tcPr>
+            <w:tcW w:type="dxa" w:w="1938"/>
+          </w:tcPr>
+          <w:p>
+            <w:pPr>
+              <w:spacing w:line="240" w:lineRule="auto"/>
+            </w:pPr>
+            <w:r/>
+            <w:r>
+              <w:rPr>
+                <w:rFonts w:ascii="Times New Roman" w:hAnsi="Times New Roman"/>
+                <w:sz w:val="24"/>
+              </w:rPr>
+              <w:t>Проверка сборки: вес, автономность, браузеры</w:t>
+            </w:r>
+          </w:p>
+        </w:tc>
+        <w:tc>
+          <w:tcPr>
+            <w:tcW w:type="dxa" w:w="1938"/>
+          </w:tcPr>
+          <w:p>
+            <w:pPr>
+              <w:spacing w:line="240" w:lineRule="auto"/>
+            </w:pPr>
+            <w:r/>
+            <w:r>
+              <w:rPr>
+                <w:rFonts w:ascii="Times New Roman" w:hAnsi="Times New Roman"/>
+                <w:sz w:val="24"/>
+              </w:rPr>
+              <w:t>Бэкенд</w:t>
+            </w:r>
+          </w:p>
+        </w:tc>
+        <w:tc>
+          <w:tcPr>
+            <w:tcW w:type="dxa" w:w="1938"/>
+          </w:tcPr>
+          <w:p>
+            <w:pPr>
+              <w:spacing w:line="240" w:lineRule="auto"/>
+            </w:pPr>
+            <w:r/>
+            <w:r>
+              <w:rPr>
+                <w:rFonts w:ascii="Times New Roman" w:hAnsi="Times New Roman"/>
+                <w:sz w:val="24"/>
+              </w:rPr>
+              <w:t>1 день</w:t>
+            </w:r>
+          </w:p>
+        </w:tc>
+        <w:tc>
+          <w:tcPr>
+            <w:tcW w:type="dxa" w:w="1938"/>
+          </w:tcPr>
+          <w:p>
+            <w:pPr>
+              <w:spacing w:line="240" w:lineRule="auto"/>
+            </w:pPr>
+            <w:r/>
+            <w:r>
+              <w:rPr>
+                <w:rFonts w:ascii="Times New Roman" w:hAnsi="Times New Roman"/>
+                <w:sz w:val="24"/>
+              </w:rPr>
               <w:t>4</w:t>
-            </w:r>
-          </w:p>
-        </w:tc>
-        <w:tc>
-          <w:tcPr>
-            <w:tcW w:type="dxa" w:w="1938"/>
-          </w:tcPr>
-          <w:p>
-            <w:pPr>
-              <w:spacing w:line="240" w:lineRule="auto"/>
-            </w:pPr>
-            <w:r/>
-            <w:r>
-              <w:rPr>
-                <w:rFonts w:ascii="Times New Roman" w:hAnsi="Times New Roman"/>
-                <w:sz w:val="24"/>
-              </w:rPr>
-              <w:t>Внедрение</w:t>
-            </w:r>
-          </w:p>
-        </w:tc>
-        <w:tc>
-          <w:tcPr>
-            <w:tcW w:type="dxa" w:w="1938"/>
-          </w:tcPr>
-          <w:p>
-            <w:pPr>
-              <w:spacing w:line="240" w:lineRule="auto"/>
-            </w:pPr>
-            <w:r/>
-            <w:r>
-              <w:rPr>
-                <w:rFonts w:ascii="Times New Roman" w:hAnsi="Times New Roman"/>
-                <w:sz w:val="24"/>
-              </w:rPr>
-            </w:r>
-          </w:p>
-        </w:tc>
-        <w:tc>
-          <w:tcPr>
-            <w:tcW w:type="dxa" w:w="1938"/>
-          </w:tcPr>
-          <w:p>
-            <w:pPr>
-              <w:spacing w:line="240" w:lineRule="auto"/>
-            </w:pPr>
-            <w:r/>
-            <w:r>
-              <w:rPr>
-                <w:rFonts w:ascii="Times New Roman" w:hAnsi="Times New Roman"/>
-                <w:sz w:val="24"/>
-              </w:rPr>
-            </w:r>
-          </w:p>
-        </w:tc>
-        <w:tc>
-          <w:tcPr>
-            <w:tcW w:type="dxa" w:w="1938"/>
-          </w:tcPr>
-          <w:p>
-            <w:pPr>
-              <w:spacing w:line="240" w:lineRule="auto"/>
-            </w:pPr>
-            <w:r/>
-            <w:r>
-              <w:rPr>
-                <w:rFonts w:ascii="Times New Roman" w:hAnsi="Times New Roman"/>
-                <w:sz w:val="24"/>
-              </w:rPr>
             </w:r>
           </w:p>
         </w:tc>
@@ -4182,7 +5738,7 @@
                 <w:rFonts w:ascii="Times New Roman" w:hAnsi="Times New Roman"/>
                 <w:sz w:val="24"/>
               </w:rPr>
-              <w:t>4.1</w:t>
+              <w:t>4.2</w:t>
             </w:r>
           </w:p>
         </w:tc>
@@ -4200,7 +5756,7 @@
                 <w:rFonts w:ascii="Times New Roman" w:hAnsi="Times New Roman"/>
                 <w:sz w:val="24"/>
               </w:rPr>
-              <w:t>Оптимизация и проверка сборки (вес, автономность)</w:t>
+              <w:t>Черновик в консоли разработчика, модерация</w:t>
             </w:r>
           </w:p>
         </w:tc>
@@ -4218,7 +5774,7 @@
                 <w:rFonts w:ascii="Times New Roman" w:hAnsi="Times New Roman"/>
                 <w:sz w:val="24"/>
               </w:rPr>
-              <w:t>Бэкенд</w:t>
+              <w:t>Тимлид</w:t>
             </w:r>
           </w:p>
         </w:tc>
@@ -4236,7 +5792,7 @@
                 <w:rFonts w:ascii="Times New Roman" w:hAnsi="Times New Roman"/>
                 <w:sz w:val="24"/>
               </w:rPr>
-              <w:t>1 день</w:t>
+              <w:t>2 дня</w:t>
             </w:r>
           </w:p>
         </w:tc>
@@ -4274,7 +5830,7 @@
                 <w:rFonts w:ascii="Times New Roman" w:hAnsi="Times New Roman"/>
                 <w:sz w:val="24"/>
               </w:rPr>
-              <w:t>4.2</w:t>
+              <w:t>4.3</w:t>
             </w:r>
           </w:p>
         </w:tc>
@@ -4292,99 +5848,7 @@
                 <w:rFonts w:ascii="Times New Roman" w:hAnsi="Times New Roman"/>
                 <w:sz w:val="24"/>
               </w:rPr>
-              <w:t>Черновик в консоли разработчика, прохождение модерации</w:t>
-            </w:r>
-          </w:p>
-        </w:tc>
-        <w:tc>
-          <w:tcPr>
-            <w:tcW w:type="dxa" w:w="1938"/>
-          </w:tcPr>
-          <w:p>
-            <w:pPr>
-              <w:spacing w:line="240" w:lineRule="auto"/>
-            </w:pPr>
-            <w:r/>
-            <w:r>
-              <w:rPr>
-                <w:rFonts w:ascii="Times New Roman" w:hAnsi="Times New Roman"/>
-                <w:sz w:val="24"/>
-              </w:rPr>
-              <w:t>Тимлид</w:t>
-            </w:r>
-          </w:p>
-        </w:tc>
-        <w:tc>
-          <w:tcPr>
-            <w:tcW w:type="dxa" w:w="1938"/>
-          </w:tcPr>
-          <w:p>
-            <w:pPr>
-              <w:spacing w:line="240" w:lineRule="auto"/>
-            </w:pPr>
-            <w:r/>
-            <w:r>
-              <w:rPr>
-                <w:rFonts w:ascii="Times New Roman" w:hAnsi="Times New Roman"/>
-                <w:sz w:val="24"/>
-              </w:rPr>
-              <w:t>2 дня</w:t>
-            </w:r>
-          </w:p>
-        </w:tc>
-        <w:tc>
-          <w:tcPr>
-            <w:tcW w:type="dxa" w:w="1938"/>
-          </w:tcPr>
-          <w:p>
-            <w:pPr>
-              <w:spacing w:line="240" w:lineRule="auto"/>
-            </w:pPr>
-            <w:r/>
-            <w:r>
-              <w:rPr>
-                <w:rFonts w:ascii="Times New Roman" w:hAnsi="Times New Roman"/>
-                <w:sz w:val="24"/>
-              </w:rPr>
-              <w:t>4</w:t>
-            </w:r>
-          </w:p>
-        </w:tc>
-      </w:tr>
-      <w:tr>
-        <w:tc>
-          <w:tcPr>
-            <w:tcW w:type="dxa" w:w="1938"/>
-          </w:tcPr>
-          <w:p>
-            <w:pPr>
-              <w:spacing w:line="240" w:lineRule="auto"/>
-            </w:pPr>
-            <w:r/>
-            <w:r>
-              <w:rPr>
-                <w:rFonts w:ascii="Times New Roman" w:hAnsi="Times New Roman"/>
-                <w:sz w:val="24"/>
-              </w:rPr>
-              <w:t>4.3</w:t>
-            </w:r>
-          </w:p>
-        </w:tc>
-        <w:tc>
-          <w:tcPr>
-            <w:tcW w:type="dxa" w:w="1938"/>
-          </w:tcPr>
-          <w:p>
-            <w:pPr>
-              <w:spacing w:line="240" w:lineRule="auto"/>
-            </w:pPr>
-            <w:r/>
-            <w:r>
-              <w:rPr>
-                <w:rFonts w:ascii="Times New Roman" w:hAnsi="Times New Roman"/>
-                <w:sz w:val="24"/>
-              </w:rPr>
-              <w:t>Отчёт и презентация</w:t>
+              <w:t>Отчёт, аналитика, презентация</w:t>
             </w:r>
           </w:p>
         </w:tc>
@@ -4572,7 +6036,7 @@
           <w:b w:val="0"/>
           <w:sz w:val="28"/>
         </w:rPr>
-        <w:t>Основной актор системы — игрок. Дополнительный актор — платформа Яндекс Игры (инициирует паузу, хранит облачные сохранения). Ниже приведены ключевые сценарии использования.</w:t>
+        <w:t>Основной актор — игрок; дополнительный — платформа Яндекс Игры (события паузы, хранение облачных сейвов).</w:t>
       </w:r>
     </w:p>
     <w:p>
@@ -4586,7 +6050,7 @@
           <w:b w:val="0"/>
           <w:sz w:val="28"/>
         </w:rPr>
-        <w:t>Таблица 5 — Сценарии использования</w:t>
+        <w:t>Таблица 9 — Сценарии использования</w:t>
       </w:r>
     </w:p>
     <w:tbl>
@@ -4711,7 +6175,7 @@
                 <w:rFonts w:ascii="Times New Roman" w:hAnsi="Times New Roman"/>
                 <w:sz w:val="24"/>
               </w:rPr>
-              <w:t>Игрок открывает игру → платформа загружает сборку → SDK инициализируется → показывается пролог → игрок попадает на карту секторов.</w:t>
+              <w:t>Открытие игры → загрузка сборки → инициализация SDK → пролог-туториал → карта секторов.</w:t>
             </w:r>
           </w:p>
         </w:tc>
@@ -4767,7 +6231,7 @@
                 <w:rFonts w:ascii="Times New Roman" w:hAnsi="Times New Roman"/>
                 <w:sz w:val="24"/>
               </w:rPr>
-              <w:t>Игрок подходит к контейнеру → система показывает шанс охраны и награду → игрок подтверждает → система выдаёт лут или выпускает охранного дрона.</w:t>
+              <w:t>Подойти → увидеть шанс охраны и награду → подтвердить → лут или бой с охраной.</w:t>
             </w:r>
           </w:p>
         </w:tc>
@@ -4823,7 +6287,7 @@
                 <w:rFonts w:ascii="Times New Roman" w:hAnsi="Times New Roman"/>
                 <w:sz w:val="24"/>
               </w:rPr>
-              <w:t>Дрон атакует с телеграфом (замах/рывок) → игрок уклоняется рывком и атакует (автоприцел, шанс крита) → при победе получает удержанный лут ×1,5.</w:t>
+              <w:t>Враг телеграфирует атаку → игрок уклоняется рывком → атакует (автоприцел, крит 15 %) → забирает удержанный лут ×1,5.</w:t>
             </w:r>
           </w:p>
         </w:tc>
@@ -4861,7 +6325,7 @@
                 <w:rFonts w:ascii="Times New Roman" w:hAnsi="Times New Roman"/>
                 <w:sz w:val="24"/>
               </w:rPr>
-              <w:t>Покупка в синтезаторе</w:t>
+              <w:t>Синтезатор</w:t>
             </w:r>
           </w:p>
         </w:tc>
@@ -4879,7 +6343,7 @@
                 <w:rFonts w:ascii="Times New Roman" w:hAnsi="Times New Roman"/>
                 <w:sz w:val="24"/>
               </w:rPr>
-              <w:t>Игрок у шлюпки открывает синтезатор → выбирает товар (еда/аптечка/стимулятор) → система списывает лом и выдаёт предмет.</w:t>
+              <w:t>У шлюпки открыть магазин → купить еду/аптечку/стимулятор за лом.</w:t>
             </w:r>
           </w:p>
         </w:tc>
@@ -4935,7 +6399,7 @@
                 <w:rFonts w:ascii="Times New Roman" w:hAnsi="Times New Roman"/>
                 <w:sz w:val="24"/>
               </w:rPr>
-              <w:t>Здоровье = 0 → система списывает еду, 30 % лома, 1 энергоячейку → игрок возрождается у шлюпки; сектора и вскрытые контейнеры сохранены.</w:t>
+              <w:t>ОЗ = 0 → списание еды, 30 % лома, 1 ячейки → респаун у шлюпки; сектора и контейнеры сохранены.</w:t>
             </w:r>
           </w:p>
         </w:tc>
@@ -4991,7 +6455,7 @@
                 <w:rFonts w:ascii="Times New Roman" w:hAnsi="Times New Roman"/>
                 <w:sz w:val="24"/>
               </w:rPr>
-              <w:t>Игрок открывает игру под тем же аккаунтом → SDK возвращает облачное сохранение → при конфликте выбирается версия с большим прогрессом.</w:t>
+              <w:t>Вход под тем же аккаунтом → SDK возвращает облачный сейф → выбирается версия с большим прогрессом.</w:t>
             </w:r>
           </w:p>
         </w:tc>
@@ -5047,7 +6511,63 @@
                 <w:rFonts w:ascii="Times New Roman" w:hAnsi="Times New Roman"/>
                 <w:sz w:val="24"/>
               </w:rPr>
-              <w:t>Платформа/браузер сообщает о потере фокуса → система ставит игру и звук на паузу → при возврате игрок продолжает вручную.</w:t>
+              <w:t>Потеря фокуса → пауза игры и звука → возврат вручную.</w:t>
+            </w:r>
+          </w:p>
+        </w:tc>
+      </w:tr>
+      <w:tr>
+        <w:tc>
+          <w:tcPr>
+            <w:tcW w:type="dxa" w:w="3230"/>
+          </w:tcPr>
+          <w:p>
+            <w:pPr>
+              <w:spacing w:line="240" w:lineRule="auto"/>
+            </w:pPr>
+            <w:r/>
+            <w:r>
+              <w:rPr>
+                <w:rFonts w:ascii="Times New Roman" w:hAnsi="Times New Roman"/>
+                <w:sz w:val="24"/>
+              </w:rPr>
+              <w:t>UC-8</w:t>
+            </w:r>
+          </w:p>
+        </w:tc>
+        <w:tc>
+          <w:tcPr>
+            <w:tcW w:type="dxa" w:w="3230"/>
+          </w:tcPr>
+          <w:p>
+            <w:pPr>
+              <w:spacing w:line="240" w:lineRule="auto"/>
+            </w:pPr>
+            <w:r/>
+            <w:r>
+              <w:rPr>
+                <w:rFonts w:ascii="Times New Roman" w:hAnsi="Times New Roman"/>
+                <w:sz w:val="24"/>
+              </w:rPr>
+              <w:t>Финал</w:t>
+            </w:r>
+          </w:p>
+        </w:tc>
+        <w:tc>
+          <w:tcPr>
+            <w:tcW w:type="dxa" w:w="3230"/>
+          </w:tcPr>
+          <w:p>
+            <w:pPr>
+              <w:spacing w:line="240" w:lineRule="auto"/>
+            </w:pPr>
+            <w:r/>
+            <w:r>
+              <w:rPr>
+                <w:rFonts w:ascii="Times New Roman" w:hAnsi="Times New Roman"/>
+                <w:sz w:val="24"/>
+              </w:rPr>
+              <w:t>Сбор энергии завершён → выбор: улететь домой или остаться → концовка; вторая открывает бесконечные сектора.</w:t>
             </w:r>
           </w:p>
         </w:tc>
@@ -5089,17 +6609,21 @@
           <w:b w:val="0"/>
           <w:sz w:val="28"/>
         </w:rPr>
-        <w:t>Бизнес-требование: игра должна быть опубликована в каталоге Яндекс Игр, то есть пройти модерацию платформы. Из него выводятся пользовательские, функциональные и нефункциональные требования.</w:t>
+        <w:t>Дерево требований строится от бизнес-требования: игра должна пройти модерацию и удерживать игрока на сессии 5–15 минут. Пример декомпозиции: бизнес-требование «прогресс не должен теряться» → пользовательское «я продолжаю с любого устройства» → функциональное «сохранение через savePlayerData/getPlayerData» → нефункциональное «резерв в localStorage и разрешение конфликтов по большему прогрессу».</w:t>
       </w:r>
     </w:p>
     <w:p>
+      <w:pPr>
+        <w:spacing w:before="160"/>
+        <w:ind w:firstLine="0"/>
+      </w:pPr>
       <w:r>
         <w:rPr>
           <w:rFonts w:ascii="Times New Roman" w:hAnsi="Times New Roman"/>
-          <w:b w:val="0"/>
+          <w:b/>
           <w:sz w:val="28"/>
         </w:rPr>
-        <w:t>Функциональные требования:</w:t>
+        <w:t>Функциональные требования</w:t>
       </w:r>
     </w:p>
     <w:p>
@@ -5112,7 +6636,7 @@
           <w:rFonts w:ascii="Times New Roman" w:hAnsi="Times New Roman"/>
           <w:sz w:val="28"/>
         </w:rPr>
-        <w:t>игровой цикл: исследование сектора → выбор контейнера по видимому риску → лут или бой → прогрессия к следующему сектору;</w:t>
+        <w:t>игровой цикл: сектор → видимый риск контейнера → лут/бой → шлюпка (отдых, синтезатор, карта) → новый сектор;</w:t>
       </w:r>
     </w:p>
     <w:p>
@@ -5125,7 +6649,7 @@
           <w:rFonts w:ascii="Times New Roman" w:hAnsi="Times New Roman"/>
           <w:sz w:val="28"/>
         </w:rPr>
-        <w:t>бой: два оружия (нож, плазменный резак), удар с автоприцелом, критические удары (15 %, ×2), рывок с неуязвимостью;</w:t>
+        <w:t>бой: два оружия (Tab), автоприцел, криты 15 % ×2, рывок с неуязвимостью, 0,6 с неуязвимости после урона;</w:t>
       </w:r>
     </w:p>
     <w:p>
@@ -5138,7 +6662,7 @@
           <w:rFonts w:ascii="Times New Roman" w:hAnsi="Times New Roman"/>
           <w:sz w:val="28"/>
         </w:rPr>
-        <w:t>враги: три типа с телеграфированными атаками (рывок-укус, удар по площади, босс с циклом «замах → удар → перезарядка»), патрули;</w:t>
+        <w:t>враги: дрон-жало (рывок-укус), тяжёлый страж (удар по площади после замаха), патрули, босс «Страж Ядра» с циклом «замах → удар → перезарядка»;</w:t>
       </w:r>
     </w:p>
     <w:p>
@@ -5151,7 +6675,7 @@
           <w:rFonts w:ascii="Times New Roman" w:hAnsi="Times New Roman"/>
           <w:sz w:val="28"/>
         </w:rPr>
-        <w:t>экономика: еда (голод), лом (валюта), аптечки, энергоячейки; магазин-синтезатор у шлюпки;</w:t>
+        <w:t>экономика: голод, лом, аптечки, энергоячейки, синтезатор (еда 25, аптечка 40, стимулятор 35 лома);</w:t>
       </w:r>
     </w:p>
     <w:p>
@@ -5164,7 +6688,7 @@
           <w:rFonts w:ascii="Times New Roman" w:hAnsi="Times New Roman"/>
           <w:sz w:val="28"/>
         </w:rPr>
-        <w:t>rogue-lite смерть: потеря еды, 30 % лома и одной ячейки; сохранение секторов, оружия и вскрытых контейнеров;</w:t>
+        <w:t>rogue-lite смерть и сохранение прогресса секторов;</w:t>
       </w:r>
     </w:p>
     <w:p>
@@ -5177,7 +6701,7 @@
           <w:rFonts w:ascii="Times New Roman" w:hAnsi="Times New Roman"/>
           <w:sz w:val="28"/>
         </w:rPr>
-        <w:t>сюжет: пролог, возвращение памяти по секторам, босс по выбору, две концовки, бесконечный режим;</w:t>
+        <w:t>сюжет: пролог, фрагменты памяти по секторам, босс по выбору, 2 концовки, бесконечный режим;</w:t>
       </w:r>
     </w:p>
     <w:p>
@@ -5190,17 +6714,21 @@
           <w:rFonts w:ascii="Times New Roman" w:hAnsi="Times New Roman"/>
           <w:sz w:val="28"/>
         </w:rPr>
-        <w:t>сохранения: облачные через SDK (savePlayerData/getPlayerData) с резервом в localStorage и разрешением конфликтов.</w:t>
+        <w:t>облачные сохранения + localStorage, автосохранение с дебаунсом.</w:t>
       </w:r>
     </w:p>
     <w:p>
+      <w:pPr>
+        <w:spacing w:before="160"/>
+        <w:ind w:firstLine="0"/>
+      </w:pPr>
       <w:r>
         <w:rPr>
           <w:rFonts w:ascii="Times New Roman" w:hAnsi="Times New Roman"/>
-          <w:b w:val="0"/>
+          <w:b/>
           <w:sz w:val="28"/>
         </w:rPr>
-        <w:t>Нефункциональные требования:</w:t>
+        <w:t>Нефункциональные требования</w:t>
       </w:r>
     </w:p>
     <w:p>
@@ -5213,7 +6741,7 @@
           <w:rFonts w:ascii="Times New Roman" w:hAnsi="Times New Roman"/>
           <w:sz w:val="28"/>
         </w:rPr>
-        <w:t>вес сборки не более 100 МБ (фактически ≈0,1 МБ);</w:t>
+        <w:t>вес сборки ≤100 МБ (фактически ≈0,1 МБ); автономность без внешних запросов;</w:t>
       </w:r>
     </w:p>
     <w:p>
@@ -5226,7 +6754,7 @@
           <w:rFonts w:ascii="Times New Roman" w:hAnsi="Times New Roman"/>
           <w:sz w:val="28"/>
         </w:rPr>
-        <w:t>автономность: ни одного внешнего запроса, кроме /sdk.js платформы;</w:t>
+        <w:t>кросс-браузерность: Chrome, Firefox, Safari, Edge; 60 FPS на интегрированной графике;</w:t>
       </w:r>
     </w:p>
     <w:p>
@@ -5239,7 +6767,7 @@
           <w:rFonts w:ascii="Times New Roman" w:hAnsi="Times New Roman"/>
           <w:sz w:val="28"/>
         </w:rPr>
-        <w:t>кросс-браузерность: Chrome, Firefox, Safari, Edge;</w:t>
+        <w:t>автопауза при сворачивании; адаптация 21:9 / 16:9 / 4:3;</w:t>
       </w:r>
     </w:p>
     <w:p>
@@ -5252,33 +6780,7 @@
           <w:rFonts w:ascii="Times New Roman" w:hAnsi="Times New Roman"/>
           <w:sz w:val="28"/>
         </w:rPr>
-        <w:t>автопауза игры и звука при сворачивании вкладки/окна;</w:t>
-      </w:r>
-    </w:p>
-    <w:p>
-      <w:pPr>
-        <w:pStyle w:val="ListBullet"/>
-        <w:spacing w:line="360" w:lineRule="auto"/>
-      </w:pPr>
-      <w:r>
-        <w:rPr>
-          <w:rFonts w:ascii="Times New Roman" w:hAnsi="Times New Roman"/>
-          <w:sz w:val="28"/>
-        </w:rPr>
-        <w:t>интерфейс полностью на русском языке; контент соответствует рейтингу 12+;</w:t>
-      </w:r>
-    </w:p>
-    <w:p>
-      <w:pPr>
-        <w:pStyle w:val="ListBullet"/>
-        <w:spacing w:line="360" w:lineRule="auto"/>
-      </w:pPr>
-      <w:r>
-        <w:rPr>
-          <w:rFonts w:ascii="Times New Roman" w:hAnsi="Times New Roman"/>
-          <w:sz w:val="28"/>
-        </w:rPr>
-        <w:t>адаптация под соотношения сторон 21:9, 16:9, 4:3 без искажений.</w:t>
+        <w:t>русский интерфейс; контент 12+ (противники — машины, без крови).</w:t>
       </w:r>
     </w:p>
     <w:p>
@@ -5288,7 +6790,7 @@
           <w:b w:val="0"/>
           <w:sz w:val="28"/>
         </w:rPr>
-        <w:t>Объём MVP: один сюжетный цикл из 5 секторов с боем, экономикой, сохранениями и двумя концовками. За рамками MVP: мобильное управление, таблицы лидеров, монетизация (реклама за бафф), локализация на другие языки.</w:t>
+        <w:t>MVP: один сюжетный цикл из 5 секторов с боем, экономикой, сохранениями и двумя концовками. Вне MVP: мобильное управление, лидерборды, монетизация наградной рекламой, другие языки.</w:t>
       </w:r>
     </w:p>
     <w:p>
@@ -5312,13 +6814,16 @@
       </w:r>
     </w:p>
     <w:p>
+      <w:pPr>
+        <w:pStyle w:val="ListBullet"/>
+        <w:spacing w:line="360" w:lineRule="auto"/>
+      </w:pPr>
       <w:r>
         <w:rPr>
           <w:rFonts w:ascii="Times New Roman" w:hAnsi="Times New Roman"/>
-          <w:b w:val="0"/>
           <w:sz w:val="28"/>
         </w:rPr>
-        <w:t>Технологический стек выбирался по принципу «минимум зависимостей — максимум контроля» (см. раздел 3):</w:t>
+        <w:t>Vanilla JavaScript (ES2020) — логика без фреймворков и сборщиков;</w:t>
       </w:r>
     </w:p>
     <w:p>
@@ -5331,7 +6836,7 @@
           <w:rFonts w:ascii="Times New Roman" w:hAnsi="Times New Roman"/>
           <w:sz w:val="28"/>
         </w:rPr>
-        <w:t>Vanilla JavaScript (ES2020) — игровая логика без фреймворков и сборщиков;</w:t>
+        <w:t>HTML5 Canvas API — вся графика рисуется кодом, в сборке нет изображений;</w:t>
       </w:r>
     </w:p>
     <w:p>
@@ -5344,7 +6849,7 @@
           <w:rFonts w:ascii="Times New Roman" w:hAnsi="Times New Roman"/>
           <w:sz w:val="28"/>
         </w:rPr>
-        <w:t>HTML5 Canvas API — производительный 2D-рендеринг; вся графика рисуется примитивами, в сборке нет ни одного файла изображений;</w:t>
+        <w:t>Web Audio API — процедурные звуки и музыка, в сборке нет аудиофайлов;</w:t>
       </w:r>
     </w:p>
     <w:p>
@@ -5357,7 +6862,7 @@
           <w:rFonts w:ascii="Times New Roman" w:hAnsi="Times New Roman"/>
           <w:sz w:val="28"/>
         </w:rPr>
-        <w:t>Web Audio API — процедурная генерация всех звуковых эффектов и эмбиент-музыки (в сборке нет аудиофайлов);</w:t>
+        <w:t>Yandex Games SDK — сейвы, события паузы, LoadingAPI/GameplayAPI;</w:t>
       </w:r>
     </w:p>
     <w:p>
@@ -5370,7 +6875,7 @@
           <w:rFonts w:ascii="Times New Roman" w:hAnsi="Times New Roman"/>
           <w:sz w:val="28"/>
         </w:rPr>
-        <w:t>Yandex Games SDK — авторизация, облачные сохранения, события паузы платформы, LoadingAPI/GameplayAPI;</w:t>
+        <w:t>localStorage — резерв сохранений; Git + GitHub — версионный контроль;</w:t>
       </w:r>
     </w:p>
     <w:p>
@@ -5383,46 +6888,7 @@
           <w:rFonts w:ascii="Times New Roman" w:hAnsi="Times New Roman"/>
           <w:sz w:val="28"/>
         </w:rPr>
-        <w:t>localStorage — локальный резерв сохранений при недоступности SDK;</w:t>
-      </w:r>
-    </w:p>
-    <w:p>
-      <w:pPr>
-        <w:pStyle w:val="ListBullet"/>
-        <w:spacing w:line="360" w:lineRule="auto"/>
-      </w:pPr>
-      <w:r>
-        <w:rPr>
-          <w:rFonts w:ascii="Times New Roman" w:hAnsi="Times New Roman"/>
-          <w:sz w:val="28"/>
-        </w:rPr>
-        <w:t>Git + GitHub — версионный контроль, ветка разработки, история из осмысленных коммитов;</w:t>
-      </w:r>
-    </w:p>
-    <w:p>
-      <w:pPr>
-        <w:pStyle w:val="ListBullet"/>
-        <w:spacing w:line="360" w:lineRule="auto"/>
-      </w:pPr>
-      <w:r>
-        <w:rPr>
-          <w:rFonts w:ascii="Times New Roman" w:hAnsi="Times New Roman"/>
-          <w:sz w:val="28"/>
-        </w:rPr>
-        <w:t>Node.js — смоук-тесты игровой логики без браузера (42 автопроверки);</w:t>
-      </w:r>
-    </w:p>
-    <w:p>
-      <w:pPr>
-        <w:pStyle w:val="ListBullet"/>
-        <w:spacing w:line="360" w:lineRule="auto"/>
-      </w:pPr>
-      <w:r>
-        <w:rPr>
-          <w:rFonts w:ascii="Times New Roman" w:hAnsi="Times New Roman"/>
-          <w:sz w:val="28"/>
-        </w:rPr>
-        <w:t>Python (http.server) / @yandex-games/sdk-dev-proxy — локальный запуск и эмуляция платформы.</w:t>
+        <w:t>Node.js — 42 автотеста логики; sdk-dev-proxy — локальная эмуляция платформы.</w:t>
       </w:r>
     </w:p>
     <w:p>
@@ -5432,7 +6898,7 @@
           <w:b w:val="0"/>
           <w:sz w:val="28"/>
         </w:rPr>
-        <w:t>Тяжёлые движки (Unity) отклонены из-за громоздких веб-сборок; нативный JS позволил уложить весь проект в ≈100 КБ, ускорить загрузку до долей секунды и сохранить читаемость кода для учебных целей.</w:t>
+        <w:t>Тяжёлые движки отклонены по результатам взвешенного анализа (таблица 6): нативный JS дал сборку в тысячу раз легче лимита и мгновенную загрузку.</w:t>
       </w:r>
     </w:p>
     <w:p>
@@ -5462,7 +6928,344 @@
           <w:b w:val="0"/>
           <w:sz w:val="28"/>
         </w:rPr>
-        <w:t>Прототипирование велось итерационно, по схеме «прототип → плейтест → доработка». Выполнено три полных итерации.</w:t>
+        <w:t>Выполнено три итерации по схеме «прототип → плейтест → доработка».</w:t>
+      </w:r>
+    </w:p>
+    <w:p>
+      <w:pPr>
+        <w:spacing w:before="120"/>
+        <w:ind w:firstLine="0"/>
+      </w:pPr>
+      <w:r>
+        <w:rPr>
+          <w:rFonts w:ascii="Times New Roman" w:hAnsi="Times New Roman"/>
+          <w:b w:val="0"/>
+          <w:sz w:val="28"/>
+        </w:rPr>
+        <w:t>Таблица 10 — Итерации прототипирования</w:t>
+      </w:r>
+    </w:p>
+    <w:tbl>
+      <w:tblPr>
+        <w:tblStyle w:val="TableGrid"/>
+        <w:tblW w:type="auto" w:w="0"/>
+        <w:jc w:val="center"/>
+        <w:tblLook w:firstColumn="1" w:firstRow="1" w:lastColumn="0" w:lastRow="0" w:noHBand="0" w:noVBand="1" w:val="04A0"/>
+      </w:tblPr>
+      <w:tblGrid>
+        <w:gridCol w:w="2422"/>
+        <w:gridCol w:w="2422"/>
+        <w:gridCol w:w="2422"/>
+        <w:gridCol w:w="2422"/>
+      </w:tblGrid>
+      <w:tr>
+        <w:tc>
+          <w:tcPr>
+            <w:tcW w:type="dxa" w:w="2422"/>
+          </w:tcPr>
+          <w:p>
+            <w:pPr>
+              <w:spacing w:line="240" w:lineRule="auto"/>
+            </w:pPr>
+            <w:r/>
+            <w:r>
+              <w:rPr>
+                <w:rFonts w:ascii="Times New Roman" w:hAnsi="Times New Roman"/>
+                <w:b/>
+                <w:sz w:val="24"/>
+              </w:rPr>
+              <w:t>Итерация</w:t>
+            </w:r>
+          </w:p>
+        </w:tc>
+        <w:tc>
+          <w:tcPr>
+            <w:tcW w:type="dxa" w:w="2422"/>
+          </w:tcPr>
+          <w:p>
+            <w:pPr>
+              <w:spacing w:line="240" w:lineRule="auto"/>
+            </w:pPr>
+            <w:r/>
+            <w:r>
+              <w:rPr>
+                <w:rFonts w:ascii="Times New Roman" w:hAnsi="Times New Roman"/>
+                <w:b/>
+                <w:sz w:val="24"/>
+              </w:rPr>
+              <w:t>Что сделано</w:t>
+            </w:r>
+          </w:p>
+        </w:tc>
+        <w:tc>
+          <w:tcPr>
+            <w:tcW w:type="dxa" w:w="2422"/>
+          </w:tcPr>
+          <w:p>
+            <w:pPr>
+              <w:spacing w:line="240" w:lineRule="auto"/>
+            </w:pPr>
+            <w:r/>
+            <w:r>
+              <w:rPr>
+                <w:rFonts w:ascii="Times New Roman" w:hAnsi="Times New Roman"/>
+                <w:b/>
+                <w:sz w:val="24"/>
+              </w:rPr>
+              <w:t>Обратная связь плейтеста</w:t>
+            </w:r>
+          </w:p>
+        </w:tc>
+        <w:tc>
+          <w:tcPr>
+            <w:tcW w:type="dxa" w:w="2422"/>
+          </w:tcPr>
+          <w:p>
+            <w:pPr>
+              <w:spacing w:line="240" w:lineRule="auto"/>
+            </w:pPr>
+            <w:r/>
+            <w:r>
+              <w:rPr>
+                <w:rFonts w:ascii="Times New Roman" w:hAnsi="Times New Roman"/>
+                <w:b/>
+                <w:sz w:val="24"/>
+              </w:rPr>
+              <w:t>Реакция</w:t>
+            </w:r>
+          </w:p>
+        </w:tc>
+      </w:tr>
+      <w:tr>
+        <w:tc>
+          <w:tcPr>
+            <w:tcW w:type="dxa" w:w="2422"/>
+          </w:tcPr>
+          <w:p>
+            <w:pPr>
+              <w:spacing w:line="240" w:lineRule="auto"/>
+            </w:pPr>
+            <w:r/>
+            <w:r>
+              <w:rPr>
+                <w:rFonts w:ascii="Times New Roman" w:hAnsi="Times New Roman"/>
+                <w:sz w:val="24"/>
+              </w:rPr>
+              <w:t>1. Серый прототип</w:t>
+            </w:r>
+          </w:p>
+        </w:tc>
+        <w:tc>
+          <w:tcPr>
+            <w:tcW w:type="dxa" w:w="2422"/>
+          </w:tcPr>
+          <w:p>
+            <w:pPr>
+              <w:spacing w:line="240" w:lineRule="auto"/>
+            </w:pPr>
+            <w:r/>
+            <w:r>
+              <w:rPr>
+                <w:rFonts w:ascii="Times New Roman" w:hAnsi="Times New Roman"/>
+                <w:sz w:val="24"/>
+              </w:rPr>
+              <w:t>Движение, контейнеры с шансами, бой, смерть, SDK</w:t>
+            </w:r>
+          </w:p>
+        </w:tc>
+        <w:tc>
+          <w:tcPr>
+            <w:tcW w:type="dxa" w:w="2422"/>
+          </w:tcPr>
+          <w:p>
+            <w:pPr>
+              <w:spacing w:line="240" w:lineRule="auto"/>
+            </w:pPr>
+            <w:r/>
+            <w:r>
+              <w:rPr>
+                <w:rFonts w:ascii="Times New Roman" w:hAnsi="Times New Roman"/>
+                <w:sz w:val="24"/>
+              </w:rPr>
+              <w:t>Не работает пауза; кнопка «Да» не нажимается; заголовок съехал; мало врагов</w:t>
+            </w:r>
+          </w:p>
+        </w:tc>
+        <w:tc>
+          <w:tcPr>
+            <w:tcW w:type="dxa" w:w="2422"/>
+          </w:tcPr>
+          <w:p>
+            <w:pPr>
+              <w:spacing w:line="240" w:lineRule="auto"/>
+            </w:pPr>
+            <w:r/>
+            <w:r>
+              <w:rPr>
+                <w:rFonts w:ascii="Times New Roman" w:hAnsi="Times New Roman"/>
+                <w:sz w:val="24"/>
+              </w:rPr>
+              <w:t>Исправлены слои UI и экспорт window.*; усилен бой</w:t>
+            </w:r>
+          </w:p>
+        </w:tc>
+      </w:tr>
+      <w:tr>
+        <w:tc>
+          <w:tcPr>
+            <w:tcW w:type="dxa" w:w="2422"/>
+          </w:tcPr>
+          <w:p>
+            <w:pPr>
+              <w:spacing w:line="240" w:lineRule="auto"/>
+            </w:pPr>
+            <w:r/>
+            <w:r>
+              <w:rPr>
+                <w:rFonts w:ascii="Times New Roman" w:hAnsi="Times New Roman"/>
+                <w:sz w:val="24"/>
+              </w:rPr>
+              <w:t>2. Боевой апдейт</w:t>
+            </w:r>
+          </w:p>
+        </w:tc>
+        <w:tc>
+          <w:tcPr>
+            <w:tcW w:type="dxa" w:w="2422"/>
+          </w:tcPr>
+          <w:p>
+            <w:pPr>
+              <w:spacing w:line="240" w:lineRule="auto"/>
+            </w:pPr>
+            <w:r/>
+            <w:r>
+              <w:rPr>
+                <w:rFonts w:ascii="Times New Roman" w:hAnsi="Times New Roman"/>
+                <w:sz w:val="24"/>
+              </w:rPr>
+              <w:t>Криты, баффы, 2-е оружие, автоприцел, ХП 30</w:t>
+            </w:r>
+          </w:p>
+        </w:tc>
+        <w:tc>
+          <w:tcPr>
+            <w:tcW w:type="dxa" w:w="2422"/>
+          </w:tcPr>
+          <w:p>
+            <w:pPr>
+              <w:spacing w:line="240" w:lineRule="auto"/>
+            </w:pPr>
+            <w:r/>
+            <w:r>
+              <w:rPr>
+                <w:rFonts w:ascii="Times New Roman" w:hAnsi="Times New Roman"/>
+                <w:sz w:val="24"/>
+              </w:rPr>
+              <w:t>Проходится за 2–3 минуты; ресурсы в избытке; враги слабые; много текста</w:t>
+            </w:r>
+          </w:p>
+        </w:tc>
+        <w:tc>
+          <w:tcPr>
+            <w:tcW w:type="dxa" w:w="2422"/>
+          </w:tcPr>
+          <w:p>
+            <w:pPr>
+              <w:spacing w:line="240" w:lineRule="auto"/>
+            </w:pPr>
+            <w:r/>
+            <w:r>
+              <w:rPr>
+                <w:rFonts w:ascii="Times New Roman" w:hAnsi="Times New Roman"/>
+                <w:sz w:val="24"/>
+              </w:rPr>
+              <w:t>Решение о редизайне баланса и сюжета</w:t>
+            </w:r>
+          </w:p>
+        </w:tc>
+      </w:tr>
+      <w:tr>
+        <w:tc>
+          <w:tcPr>
+            <w:tcW w:type="dxa" w:w="2422"/>
+          </w:tcPr>
+          <w:p>
+            <w:pPr>
+              <w:spacing w:line="240" w:lineRule="auto"/>
+            </w:pPr>
+            <w:r/>
+            <w:r>
+              <w:rPr>
+                <w:rFonts w:ascii="Times New Roman" w:hAnsi="Times New Roman"/>
+                <w:sz w:val="24"/>
+              </w:rPr>
+              <w:t>3. Редизайн</w:t>
+            </w:r>
+          </w:p>
+        </w:tc>
+        <w:tc>
+          <w:tcPr>
+            <w:tcW w:type="dxa" w:w="2422"/>
+          </w:tcPr>
+          <w:p>
+            <w:pPr>
+              <w:spacing w:line="240" w:lineRule="auto"/>
+            </w:pPr>
+            <w:r/>
+            <w:r>
+              <w:rPr>
+                <w:rFonts w:ascii="Times New Roman" w:hAnsi="Times New Roman"/>
+                <w:sz w:val="24"/>
+              </w:rPr>
+              <w:t>Новый сюжет «память», дефицитная экономика, патрули, телеграф атак у всех, босс с ударом по площади, синтезатор</w:t>
+            </w:r>
+          </w:p>
+        </w:tc>
+        <w:tc>
+          <w:tcPr>
+            <w:tcW w:type="dxa" w:w="2422"/>
+          </w:tcPr>
+          <w:p>
+            <w:pPr>
+              <w:spacing w:line="240" w:lineRule="auto"/>
+            </w:pPr>
+            <w:r/>
+            <w:r>
+              <w:rPr>
+                <w:rFonts w:ascii="Times New Roman" w:hAnsi="Times New Roman"/>
+                <w:sz w:val="24"/>
+              </w:rPr>
+              <w:t>Появился «драйв», сессия удлинилась, выбор стал ощутимым</w:t>
+            </w:r>
+          </w:p>
+        </w:tc>
+        <w:tc>
+          <w:tcPr>
+            <w:tcW w:type="dxa" w:w="2422"/>
+          </w:tcPr>
+          <w:p>
+            <w:pPr>
+              <w:spacing w:line="240" w:lineRule="auto"/>
+            </w:pPr>
+            <w:r/>
+            <w:r>
+              <w:rPr>
+                <w:rFonts w:ascii="Times New Roman" w:hAnsi="Times New Roman"/>
+                <w:sz w:val="24"/>
+              </w:rPr>
+              <w:t>Зафиксировано как MVP</w:t>
+            </w:r>
+          </w:p>
+        </w:tc>
+      </w:tr>
+    </w:tbl>
+    <w:p>
+      <w:r>
+        <w:rPr>
+          <w:rFonts w:ascii="Times New Roman" w:hAnsi="Times New Roman"/>
+          <w:b w:val="0"/>
+          <w:sz w:val="28"/>
+        </w:rPr>
       </w:r>
     </w:p>
     <w:p>
@@ -5472,37 +7275,7 @@
           <w:b w:val="0"/>
           <w:sz w:val="28"/>
         </w:rPr>
-        <w:t>Итерация 1. Серый прототип: движение астронавта, два типа контейнеров с вероятностями, простой бой, смерть с сохранением прогресса, интеграция SDK. Обратная связь плейтеста: не работала пауза, кнопка подтверждения перекрывалась меню, заголовок съезжал, монстров слишком мало.</w:t>
-      </w:r>
-    </w:p>
-    <w:p>
-      <w:r>
-        <w:rPr>
-          <w:rFonts w:ascii="Times New Roman" w:hAnsi="Times New Roman"/>
-          <w:b w:val="0"/>
-          <w:sz w:val="28"/>
-        </w:rPr>
-        <w:t>Итерация 2. Исправлены дефекты интерфейса (слои модальных окон, экспорт объектов в window для автопаузы), добавлены критические удары, баффы, второе оружие, автоприцел. Обратная связь: игра проходится за 2–3 минуты, ресурсы в избытке, враги слабые, сюжет перегружен текстом.</w:t>
-      </w:r>
-    </w:p>
-    <w:p>
-      <w:r>
-        <w:rPr>
-          <w:rFonts w:ascii="Times New Roman" w:hAnsi="Times New Roman"/>
-          <w:b w:val="0"/>
-          <w:sz w:val="28"/>
-        </w:rPr>
-        <w:t>Итерация 3. Переработан концепт под идею «крушение и возвращение памяти», сюжет сокращён втрое, экономика переведена в дефицит, добавлены патрули, телеграфированные атаки всем врагам, переработан босс (удар по площади с окном уязвимости), добавлен магазин-синтезатор как сток валюты.</w:t>
-      </w:r>
-    </w:p>
-    <w:p>
-      <w:r>
-        <w:rPr>
-          <w:rFonts w:ascii="Times New Roman" w:hAnsi="Times New Roman"/>
-          <w:b w:val="0"/>
-          <w:sz w:val="28"/>
-        </w:rPr>
-        <w:t>Прототипы интерфейсов и скриншоты игровых экранов приведены в Приложении А. Эффективность подхода подтвердилась: каждая итерация занимала не более двух дней, при этом замечания плейтестов закрывались полностью и проверялись автотестами.</w:t>
+        <w:t>Скриншоты экранов приведены в Приложении А.</w:t>
       </w:r>
     </w:p>
     <w:p>
@@ -5526,16 +7299,6 @@
       </w:r>
     </w:p>
     <w:p>
-      <w:r>
-        <w:rPr>
-          <w:rFonts w:ascii="Times New Roman" w:hAnsi="Times New Roman"/>
-          <w:b w:val="0"/>
-          <w:sz w:val="28"/>
-        </w:rPr>
-        <w:t>Система построена по модульному принципу: 12 независимых модулей подключаются в строгом порядке и взаимодействуют через явные интерфейсы.</w:t>
-      </w:r>
-    </w:p>
-    <w:p>
       <w:pPr>
         <w:spacing w:before="120"/>
         <w:ind w:firstLine="0"/>
@@ -5546,7 +7309,7 @@
           <w:b w:val="0"/>
           <w:sz w:val="28"/>
         </w:rPr>
-        <w:t>Таблица 6 — Программные модули системы</w:t>
+        <w:t>Таблица 11 — Программные модули</w:t>
       </w:r>
     </w:p>
     <w:tbl>
@@ -5633,7 +7396,7 @@
                 <w:rFonts w:ascii="Times New Roman" w:hAnsi="Times New Roman"/>
                 <w:sz w:val="24"/>
               </w:rPr>
-              <w:t>Математика, детерминированный генератор псевдослучайных чисел (mulberry32)</w:t>
+              <w:t>Математика, детерминированный ГПСЧ (mulberry32) — одинаковая карта сектора между визитами</w:t>
             </w:r>
           </w:p>
         </w:tc>
@@ -5671,7 +7434,7 @@
                 <w:rFonts w:ascii="Times New Roman" w:hAnsi="Times New Roman"/>
                 <w:sz w:val="24"/>
               </w:rPr>
-              <w:t>Конфигурации 5 секторов и процедурная генерация бесконечных</w:t>
+              <w:t>Конфигурации 5 секторов + процедурная генерация бесконечных</w:t>
             </w:r>
           </w:p>
         </w:tc>
@@ -5747,7 +7510,7 @@
                 <w:rFonts w:ascii="Times New Roman" w:hAnsi="Times New Roman"/>
                 <w:sz w:val="24"/>
               </w:rPr>
-              <w:t>Мост Yandex SDK: автопауза, облачные сохранения, fallback</w:t>
+              <w:t>Мост Yandex SDK: автопауза (4 события), сейвы, fallback</w:t>
             </w:r>
           </w:p>
         </w:tc>
@@ -5785,7 +7548,7 @@
                 <w:rFonts w:ascii="Times New Roman" w:hAnsi="Times New Roman"/>
                 <w:sz w:val="24"/>
               </w:rPr>
-              <w:t>Модель сохранения, дебаунс записи, слияние облако/локаль</w:t>
+              <w:t>Модель сохранения, дебаунс, слияние облако/локаль</w:t>
             </w:r>
           </w:p>
         </w:tc>
@@ -5823,7 +7586,7 @@
                 <w:rFonts w:ascii="Times New Roman" w:hAnsi="Times New Roman"/>
                 <w:sz w:val="24"/>
               </w:rPr>
-              <w:t>WebAudio: процедурные эффекты и музыка, громкости</w:t>
+              <w:t>WebAudio: синтез эффектов и эмбиента, громкости</w:t>
             </w:r>
           </w:p>
         </w:tc>
@@ -5899,7 +7662,7 @@
                 <w:rFonts w:ascii="Times New Roman" w:hAnsi="Times New Roman"/>
                 <w:sz w:val="24"/>
               </w:rPr>
-              <w:t>Генерация карты сектора, коллизии круг–прямоугольник</w:t>
+              <w:t>Генерация карты, коллизии круг–прямоугольник</w:t>
             </w:r>
           </w:p>
         </w:tc>
@@ -5937,7 +7700,7 @@
                 <w:rFonts w:ascii="Times New Roman" w:hAnsi="Times New Roman"/>
                 <w:sz w:val="24"/>
               </w:rPr>
-              <w:t>Игрок, враги, конечные автоматы поведения (FSM)</w:t>
+              <w:t>Игрок и враги: конечные автоматы (патруль/погоня/замах/удар)</w:t>
             </w:r>
           </w:p>
         </w:tc>
@@ -6013,7 +7776,7 @@
                 <w:rFonts w:ascii="Times New Roman" w:hAnsi="Times New Roman"/>
                 <w:sz w:val="24"/>
               </w:rPr>
-              <w:t>Состояния игры, бой, контейнеры, экономика, рендер</w:t>
+              <w:t>Состояния, бой, контейнеры, экономика, рендер</w:t>
             </w:r>
           </w:p>
         </w:tc>
@@ -6051,7 +7814,7 @@
                 <w:rFonts w:ascii="Times New Roman" w:hAnsi="Times New Roman"/>
                 <w:sz w:val="24"/>
               </w:rPr>
-              <w:t>Загрузка, игровой цикл requestAnimationFrame, ресайз</w:t>
+              <w:t>Загрузка, цикл requestAnimationFrame, ресайз</w:t>
             </w:r>
           </w:p>
         </w:tc>
@@ -6073,17 +7836,7 @@
           <w:b w:val="0"/>
           <w:sz w:val="28"/>
         </w:rPr>
-        <w:t>Алгоритм работы приложения: инициализация (загрузка SDK → чтение сохранения → применение громкостей → LoadingAPI.ready) → главное меню → карта секторов → игровой цикл (обновление ввода, голода, врагов, камеры → рендер кадра → обновление HUD) → события (вскрытие контейнера, бой, смерть, переход) → отложенное сохранение. Поток данных однонаправленный: игровые события изменяют модель сохранения, мост SDK асинхронно синхронизирует её с облаком и localStorage; при конфликте выбирается версия с большим прогрессом.</w:t>
-      </w:r>
-    </w:p>
-    <w:p>
-      <w:r>
-        <w:rPr>
-          <w:rFonts w:ascii="Times New Roman" w:hAnsi="Times New Roman"/>
-          <w:b w:val="0"/>
-          <w:sz w:val="28"/>
-        </w:rPr>
-        <w:t>Качество обеспечивается смоук-тестами: 42 автопроверки прогоняют игровую логику без браузера (генерация мира, вероятности, бой, босс, смерть, магазин, сохранения) и выполняются перед каждым коммитом.</w:t>
+        <w:t>Алгоритм: инициализация (SDK → сейф → громкости → LoadingAPI.ready) → меню → карта секторов → игровой цикл (ввод → логика → рендер → HUD) → события → отложенное сохранение. Поток данных однонаправленный: события меняют модель сейва, мост SDK асинхронно синхронизирует её с облаком и localStorage; конфликт решается в пользу большего прогресса. Качество: 42 автопроверки логики выполняются перед каждым коммитом.</w:t>
       </w:r>
     </w:p>
     <w:p>
@@ -6107,16 +7860,6 @@
       </w:r>
     </w:p>
     <w:p>
-      <w:r>
-        <w:rPr>
-          <w:rFonts w:ascii="Times New Roman" w:hAnsi="Times New Roman"/>
-          <w:b w:val="0"/>
-          <w:sz w:val="28"/>
-        </w:rPr>
-        <w:t>Каждый участник команды сформулировал личную образовательную цель и критерии её достижения (оценка по 10-балльной шкале на защите).</w:t>
-      </w:r>
-    </w:p>
-    <w:p>
       <w:pPr>
         <w:spacing w:before="120"/>
         <w:ind w:firstLine="0"/>
@@ -6127,7 +7870,7 @@
           <w:b w:val="0"/>
           <w:sz w:val="28"/>
         </w:rPr>
-        <w:t>Таблица 7 — Образовательные цели участников</w:t>
+        <w:t>Таблица 12 — Образовательные цели и результаты</w:t>
       </w:r>
     </w:p>
     <w:tbl>
@@ -6138,14 +7881,15 @@
         <w:tblLook w:firstColumn="1" w:firstRow="1" w:lastColumn="0" w:lastRow="0" w:noHBand="0" w:noVBand="1" w:val="04A0"/>
       </w:tblPr>
       <w:tblGrid>
-        <w:gridCol w:w="3230"/>
-        <w:gridCol w:w="3230"/>
-        <w:gridCol w:w="3230"/>
+        <w:gridCol w:w="2422"/>
+        <w:gridCol w:w="2422"/>
+        <w:gridCol w:w="2422"/>
+        <w:gridCol w:w="2422"/>
       </w:tblGrid>
       <w:tr>
         <w:tc>
           <w:tcPr>
-            <w:tcW w:type="dxa" w:w="3230"/>
+            <w:tcW w:type="dxa" w:w="2422"/>
           </w:tcPr>
           <w:p>
             <w:pPr>
@@ -6164,7 +7908,7 @@
         </w:tc>
         <w:tc>
           <w:tcPr>
-            <w:tcW w:type="dxa" w:w="3230"/>
+            <w:tcW w:type="dxa" w:w="2422"/>
           </w:tcPr>
           <w:p>
             <w:pPr>
@@ -6177,13 +7921,13 @@
                 <w:b/>
                 <w:sz w:val="24"/>
               </w:rPr>
-              <w:t>Образовательная цель</w:t>
-            </w:r>
-          </w:p>
-        </w:tc>
-        <w:tc>
-          <w:tcPr>
-            <w:tcW w:type="dxa" w:w="3230"/>
+              <w:t>Цели</w:t>
+            </w:r>
+          </w:p>
+        </w:tc>
+        <w:tc>
+          <w:tcPr>
+            <w:tcW w:type="dxa" w:w="2422"/>
           </w:tcPr>
           <w:p>
             <w:pPr>
@@ -6196,7 +7940,26 @@
                 <w:b/>
                 <w:sz w:val="24"/>
               </w:rPr>
-              <w:t>Критерии достижения</w:t>
+              <w:t>Инструменты</w:t>
+            </w:r>
+          </w:p>
+        </w:tc>
+        <w:tc>
+          <w:tcPr>
+            <w:tcW w:type="dxa" w:w="2422"/>
+          </w:tcPr>
+          <w:p>
+            <w:pPr>
+              <w:spacing w:line="240" w:lineRule="auto"/>
+            </w:pPr>
+            <w:r/>
+            <w:r>
+              <w:rPr>
+                <w:rFonts w:ascii="Times New Roman" w:hAnsi="Times New Roman"/>
+                <w:b/>
+                <w:sz w:val="24"/>
+              </w:rPr>
+              <w:t>Результат и критерии (самооценка из 10)</w:t>
             </w:r>
           </w:p>
         </w:tc>
@@ -6204,7 +7967,7 @@
       <w:tr>
         <w:tc>
           <w:tcPr>
-            <w:tcW w:type="dxa" w:w="3230"/>
+            <w:tcW w:type="dxa" w:w="2422"/>
           </w:tcPr>
           <w:p>
             <w:pPr>
@@ -6222,37 +7985,55 @@
         </w:tc>
         <w:tc>
           <w:tcPr>
-            <w:tcW w:type="dxa" w:w="3230"/>
-          </w:tcPr>
-          <w:p>
-            <w:pPr>
-              <w:spacing w:line="240" w:lineRule="auto"/>
-            </w:pPr>
-            <w:r/>
-            <w:r>
-              <w:rPr>
-                <w:rFonts w:ascii="Times New Roman" w:hAnsi="Times New Roman"/>
-                <w:sz w:val="24"/>
-              </w:rPr>
-              <w:t>Освоить декомпозицию и контроль задач в коротких итерациях</w:t>
-            </w:r>
-          </w:p>
-        </w:tc>
-        <w:tc>
-          <w:tcPr>
-            <w:tcW w:type="dxa" w:w="3230"/>
-          </w:tcPr>
-          <w:p>
-            <w:pPr>
-              <w:spacing w:line="240" w:lineRule="auto"/>
-            </w:pPr>
-            <w:r/>
-            <w:r>
-              <w:rPr>
-                <w:rFonts w:ascii="Times New Roman" w:hAnsi="Times New Roman"/>
-                <w:sz w:val="24"/>
-              </w:rPr>
-              <w:t>План из 4 этапов выдержан; 3 итерации доработок закрыты в срок; ретроспектива после каждой</w:t>
+            <w:tcW w:type="dxa" w:w="2422"/>
+          </w:tcPr>
+          <w:p>
+            <w:pPr>
+              <w:spacing w:line="240" w:lineRule="auto"/>
+            </w:pPr>
+            <w:r/>
+            <w:r>
+              <w:rPr>
+                <w:rFonts w:ascii="Times New Roman" w:hAnsi="Times New Roman"/>
+                <w:sz w:val="24"/>
+              </w:rPr>
+              <w:t>Делегирование, темп, контроль результатов</w:t>
+            </w:r>
+          </w:p>
+        </w:tc>
+        <w:tc>
+          <w:tcPr>
+            <w:tcW w:type="dxa" w:w="2422"/>
+          </w:tcPr>
+          <w:p>
+            <w:pPr>
+              <w:spacing w:line="240" w:lineRule="auto"/>
+            </w:pPr>
+            <w:r/>
+            <w:r>
+              <w:rPr>
+                <w:rFonts w:ascii="Times New Roman" w:hAnsi="Times New Roman"/>
+                <w:sz w:val="24"/>
+              </w:rPr>
+              <w:t>Kanban-доска, созвоны, GitHub</w:t>
+            </w:r>
+          </w:p>
+        </w:tc>
+        <w:tc>
+          <w:tcPr>
+            <w:tcW w:type="dxa" w:w="2422"/>
+          </w:tcPr>
+          <w:p>
+            <w:pPr>
+              <w:spacing w:line="240" w:lineRule="auto"/>
+            </w:pPr>
+            <w:r/>
+            <w:r>
+              <w:rPr>
+                <w:rFonts w:ascii="Times New Roman" w:hAnsi="Times New Roman"/>
+                <w:sz w:val="24"/>
+              </w:rPr>
+              <w:t>План из 4 этапов выдержан; 3 итерации закрыты в срок</w:t>
             </w:r>
           </w:p>
         </w:tc>
@@ -6260,7 +8041,7 @@
       <w:tr>
         <w:tc>
           <w:tcPr>
-            <w:tcW w:type="dxa" w:w="3230"/>
+            <w:tcW w:type="dxa" w:w="2422"/>
           </w:tcPr>
           <w:p>
             <w:pPr>
@@ -6278,37 +8059,55 @@
         </w:tc>
         <w:tc>
           <w:tcPr>
-            <w:tcW w:type="dxa" w:w="3230"/>
-          </w:tcPr>
-          <w:p>
-            <w:pPr>
-              <w:spacing w:line="240" w:lineRule="auto"/>
-            </w:pPr>
-            <w:r/>
-            <w:r>
-              <w:rPr>
-                <w:rFonts w:ascii="Times New Roman" w:hAnsi="Times New Roman"/>
-                <w:sz w:val="24"/>
-              </w:rPr>
-              <w:t>Применить методики 5W и анализ конкурентов на реальном продукте</w:t>
-            </w:r>
-          </w:p>
-        </w:tc>
-        <w:tc>
-          <w:tcPr>
-            <w:tcW w:type="dxa" w:w="3230"/>
-          </w:tcPr>
-          <w:p>
-            <w:pPr>
-              <w:spacing w:line="240" w:lineRule="auto"/>
-            </w:pPr>
-            <w:r/>
-            <w:r>
-              <w:rPr>
-                <w:rFonts w:ascii="Times New Roman" w:hAnsi="Times New Roman"/>
-                <w:sz w:val="24"/>
-              </w:rPr>
-              <w:t>Сегментация по 5W; таблица аналогов из 6 критериев; требования прослеживаются до функций MVP</w:t>
+            <w:tcW w:type="dxa" w:w="2422"/>
+          </w:tcPr>
+          <w:p>
+            <w:pPr>
+              <w:spacing w:line="240" w:lineRule="auto"/>
+            </w:pPr>
+            <w:r/>
+            <w:r>
+              <w:rPr>
+                <w:rFonts w:ascii="Times New Roman" w:hAnsi="Times New Roman"/>
+                <w:sz w:val="24"/>
+              </w:rPr>
+              <w:t>Освоить 5W, Wordstat, конкурентный анализ</w:t>
+            </w:r>
+          </w:p>
+        </w:tc>
+        <w:tc>
+          <w:tcPr>
+            <w:tcW w:type="dxa" w:w="2422"/>
+          </w:tcPr>
+          <w:p>
+            <w:pPr>
+              <w:spacing w:line="240" w:lineRule="auto"/>
+            </w:pPr>
+            <w:r/>
+            <w:r>
+              <w:rPr>
+                <w:rFonts w:ascii="Times New Roman" w:hAnsi="Times New Roman"/>
+                <w:sz w:val="24"/>
+              </w:rPr>
+              <w:t>Wordstat, отзывы Steam/ЯИ, таблицы</w:t>
+            </w:r>
+          </w:p>
+        </w:tc>
+        <w:tc>
+          <w:tcPr>
+            <w:tcW w:type="dxa" w:w="2422"/>
+          </w:tcPr>
+          <w:p>
+            <w:pPr>
+              <w:spacing w:line="240" w:lineRule="auto"/>
+            </w:pPr>
+            <w:r/>
+            <w:r>
+              <w:rPr>
+                <w:rFonts w:ascii="Times New Roman" w:hAnsi="Times New Roman"/>
+                <w:sz w:val="24"/>
+              </w:rPr>
+              <w:t>Аналитика легла в основу УТП; требования прослеживаются до функций</w:t>
             </w:r>
           </w:p>
         </w:tc>
@@ -6316,7 +8115,7 @@
       <w:tr>
         <w:tc>
           <w:tcPr>
-            <w:tcW w:type="dxa" w:w="3230"/>
+            <w:tcW w:type="dxa" w:w="2422"/>
           </w:tcPr>
           <w:p>
             <w:pPr>
@@ -6334,37 +8133,55 @@
         </w:tc>
         <w:tc>
           <w:tcPr>
-            <w:tcW w:type="dxa" w:w="3230"/>
-          </w:tcPr>
-          <w:p>
-            <w:pPr>
-              <w:spacing w:line="240" w:lineRule="auto"/>
-            </w:pPr>
-            <w:r/>
-            <w:r>
-              <w:rPr>
-                <w:rFonts w:ascii="Times New Roman" w:hAnsi="Times New Roman"/>
-                <w:sz w:val="24"/>
-              </w:rPr>
-              <w:t>Научиться проектировать игровой баланс и сценарий с выбором</w:t>
-            </w:r>
-          </w:p>
-        </w:tc>
-        <w:tc>
-          <w:tcPr>
-            <w:tcW w:type="dxa" w:w="3230"/>
-          </w:tcPr>
-          <w:p>
-            <w:pPr>
-              <w:spacing w:line="240" w:lineRule="auto"/>
-            </w:pPr>
-            <w:r/>
-            <w:r>
-              <w:rPr>
-                <w:rFonts w:ascii="Times New Roman" w:hAnsi="Times New Roman"/>
-                <w:sz w:val="24"/>
-              </w:rPr>
-              <w:t>Кривая сложности 5 секторов; экономика с дефицитом; сценарий с 2 концовками принят плейтестом</w:t>
+            <w:tcW w:type="dxa" w:w="2422"/>
+          </w:tcPr>
+          <w:p>
+            <w:pPr>
+              <w:spacing w:line="240" w:lineRule="auto"/>
+            </w:pPr>
+            <w:r/>
+            <w:r>
+              <w:rPr>
+                <w:rFonts w:ascii="Times New Roman" w:hAnsi="Times New Roman"/>
+                <w:sz w:val="24"/>
+              </w:rPr>
+              <w:t>Баланс, сценарий с выбором, читаемость боя</w:t>
+            </w:r>
+          </w:p>
+        </w:tc>
+        <w:tc>
+          <w:tcPr>
+            <w:tcW w:type="dxa" w:w="2422"/>
+          </w:tcPr>
+          <w:p>
+            <w:pPr>
+              <w:spacing w:line="240" w:lineRule="auto"/>
+            </w:pPr>
+            <w:r/>
+            <w:r>
+              <w:rPr>
+                <w:rFonts w:ascii="Times New Roman" w:hAnsi="Times New Roman"/>
+                <w:sz w:val="24"/>
+              </w:rPr>
+              <w:t>Таблицы баланса, плейтесты</w:t>
+            </w:r>
+          </w:p>
+        </w:tc>
+        <w:tc>
+          <w:tcPr>
+            <w:tcW w:type="dxa" w:w="2422"/>
+          </w:tcPr>
+          <w:p>
+            <w:pPr>
+              <w:spacing w:line="240" w:lineRule="auto"/>
+            </w:pPr>
+            <w:r/>
+            <w:r>
+              <w:rPr>
+                <w:rFonts w:ascii="Times New Roman" w:hAnsi="Times New Roman"/>
+                <w:sz w:val="24"/>
+              </w:rPr>
+              <w:t>Кривая 5 секторов; экономика дефицита; сюжет с 2 концовками</w:t>
             </w:r>
           </w:p>
         </w:tc>
@@ -6372,55 +8189,73 @@
       <w:tr>
         <w:tc>
           <w:tcPr>
-            <w:tcW w:type="dxa" w:w="3230"/>
-          </w:tcPr>
-          <w:p>
-            <w:pPr>
-              <w:spacing w:line="240" w:lineRule="auto"/>
-            </w:pPr>
-            <w:r/>
-            <w:r>
-              <w:rPr>
-                <w:rFonts w:ascii="Times New Roman" w:hAnsi="Times New Roman"/>
-                <w:sz w:val="24"/>
-              </w:rPr>
-              <w:t>Фронтенд-разработчик</w:t>
-            </w:r>
-          </w:p>
-        </w:tc>
-        <w:tc>
-          <w:tcPr>
-            <w:tcW w:type="dxa" w:w="3230"/>
-          </w:tcPr>
-          <w:p>
-            <w:pPr>
-              <w:spacing w:line="240" w:lineRule="auto"/>
-            </w:pPr>
-            <w:r/>
-            <w:r>
-              <w:rPr>
-                <w:rFonts w:ascii="Times New Roman" w:hAnsi="Times New Roman"/>
-                <w:sz w:val="24"/>
-              </w:rPr>
-              <w:t>Освоить Canvas-рендеринг и архитектуру игрового цикла без движка</w:t>
-            </w:r>
-          </w:p>
-        </w:tc>
-        <w:tc>
-          <w:tcPr>
-            <w:tcW w:type="dxa" w:w="3230"/>
-          </w:tcPr>
-          <w:p>
-            <w:pPr>
-              <w:spacing w:line="240" w:lineRule="auto"/>
-            </w:pPr>
-            <w:r/>
-            <w:r>
-              <w:rPr>
-                <w:rFonts w:ascii="Times New Roman" w:hAnsi="Times New Roman"/>
-                <w:sz w:val="24"/>
-              </w:rPr>
-              <w:t>Стабильные 60 FPS; 12 связных модулей; рендер с камерой, частицами и телеграфами атак</w:t>
+            <w:tcW w:type="dxa" w:w="2422"/>
+          </w:tcPr>
+          <w:p>
+            <w:pPr>
+              <w:spacing w:line="240" w:lineRule="auto"/>
+            </w:pPr>
+            <w:r/>
+            <w:r>
+              <w:rPr>
+                <w:rFonts w:ascii="Times New Roman" w:hAnsi="Times New Roman"/>
+                <w:sz w:val="24"/>
+              </w:rPr>
+              <w:t>Фронтенд</w:t>
+            </w:r>
+          </w:p>
+        </w:tc>
+        <w:tc>
+          <w:tcPr>
+            <w:tcW w:type="dxa" w:w="2422"/>
+          </w:tcPr>
+          <w:p>
+            <w:pPr>
+              <w:spacing w:line="240" w:lineRule="auto"/>
+            </w:pPr>
+            <w:r/>
+            <w:r>
+              <w:rPr>
+                <w:rFonts w:ascii="Times New Roman" w:hAnsi="Times New Roman"/>
+                <w:sz w:val="24"/>
+              </w:rPr>
+              <w:t>Canvas-рендер и игровой цикл без движка</w:t>
+            </w:r>
+          </w:p>
+        </w:tc>
+        <w:tc>
+          <w:tcPr>
+            <w:tcW w:type="dxa" w:w="2422"/>
+          </w:tcPr>
+          <w:p>
+            <w:pPr>
+              <w:spacing w:line="240" w:lineRule="auto"/>
+            </w:pPr>
+            <w:r/>
+            <w:r>
+              <w:rPr>
+                <w:rFonts w:ascii="Times New Roman" w:hAnsi="Times New Roman"/>
+                <w:sz w:val="24"/>
+              </w:rPr>
+              <w:t>JS, Canvas, DevTools</w:t>
+            </w:r>
+          </w:p>
+        </w:tc>
+        <w:tc>
+          <w:tcPr>
+            <w:tcW w:type="dxa" w:w="2422"/>
+          </w:tcPr>
+          <w:p>
+            <w:pPr>
+              <w:spacing w:line="240" w:lineRule="auto"/>
+            </w:pPr>
+            <w:r/>
+            <w:r>
+              <w:rPr>
+                <w:rFonts w:ascii="Times New Roman" w:hAnsi="Times New Roman"/>
+                <w:sz w:val="24"/>
+              </w:rPr>
+              <w:t>60 FPS; 12 модулей; телеграфы атак и частицы</w:t>
             </w:r>
           </w:p>
         </w:tc>
@@ -6428,55 +8263,73 @@
       <w:tr>
         <w:tc>
           <w:tcPr>
-            <w:tcW w:type="dxa" w:w="3230"/>
-          </w:tcPr>
-          <w:p>
-            <w:pPr>
-              <w:spacing w:line="240" w:lineRule="auto"/>
-            </w:pPr>
-            <w:r/>
-            <w:r>
-              <w:rPr>
-                <w:rFonts w:ascii="Times New Roman" w:hAnsi="Times New Roman"/>
-                <w:sz w:val="24"/>
-              </w:rPr>
-              <w:t>Бэкенд-разработчик</w:t>
-            </w:r>
-          </w:p>
-        </w:tc>
-        <w:tc>
-          <w:tcPr>
-            <w:tcW w:type="dxa" w:w="3230"/>
-          </w:tcPr>
-          <w:p>
-            <w:pPr>
-              <w:spacing w:line="240" w:lineRule="auto"/>
-            </w:pPr>
-            <w:r/>
-            <w:r>
-              <w:rPr>
-                <w:rFonts w:ascii="Times New Roman" w:hAnsi="Times New Roman"/>
-                <w:sz w:val="24"/>
-              </w:rPr>
-              <w:t>Освоить интеграцию платформенного SDK и стратегии сохранений</w:t>
-            </w:r>
-          </w:p>
-        </w:tc>
-        <w:tc>
-          <w:tcPr>
-            <w:tcW w:type="dxa" w:w="3230"/>
-          </w:tcPr>
-          <w:p>
-            <w:pPr>
-              <w:spacing w:line="240" w:lineRule="auto"/>
-            </w:pPr>
-            <w:r/>
-            <w:r>
-              <w:rPr>
-                <w:rFonts w:ascii="Times New Roman" w:hAnsi="Times New Roman"/>
-                <w:sz w:val="24"/>
-              </w:rPr>
-              <w:t>Автопауза по 4 событиям; облако+localStorage с разрешением конфликтов; 42 автотеста</w:t>
+            <w:tcW w:type="dxa" w:w="2422"/>
+          </w:tcPr>
+          <w:p>
+            <w:pPr>
+              <w:spacing w:line="240" w:lineRule="auto"/>
+            </w:pPr>
+            <w:r/>
+            <w:r>
+              <w:rPr>
+                <w:rFonts w:ascii="Times New Roman" w:hAnsi="Times New Roman"/>
+                <w:sz w:val="24"/>
+              </w:rPr>
+              <w:t>Бэкенд</w:t>
+            </w:r>
+          </w:p>
+        </w:tc>
+        <w:tc>
+          <w:tcPr>
+            <w:tcW w:type="dxa" w:w="2422"/>
+          </w:tcPr>
+          <w:p>
+            <w:pPr>
+              <w:spacing w:line="240" w:lineRule="auto"/>
+            </w:pPr>
+            <w:r/>
+            <w:r>
+              <w:rPr>
+                <w:rFonts w:ascii="Times New Roman" w:hAnsi="Times New Roman"/>
+                <w:sz w:val="24"/>
+              </w:rPr>
+              <w:t>SDK платформы и стратегии сохранений</w:t>
+            </w:r>
+          </w:p>
+        </w:tc>
+        <w:tc>
+          <w:tcPr>
+            <w:tcW w:type="dxa" w:w="2422"/>
+          </w:tcPr>
+          <w:p>
+            <w:pPr>
+              <w:spacing w:line="240" w:lineRule="auto"/>
+            </w:pPr>
+            <w:r/>
+            <w:r>
+              <w:rPr>
+                <w:rFonts w:ascii="Times New Roman" w:hAnsi="Times New Roman"/>
+                <w:sz w:val="24"/>
+              </w:rPr>
+              <w:t>Yandex SDK, Node, sdk-dev-proxy</w:t>
+            </w:r>
+          </w:p>
+        </w:tc>
+        <w:tc>
+          <w:tcPr>
+            <w:tcW w:type="dxa" w:w="2422"/>
+          </w:tcPr>
+          <w:p>
+            <w:pPr>
+              <w:spacing w:line="240" w:lineRule="auto"/>
+            </w:pPr>
+            <w:r/>
+            <w:r>
+              <w:rPr>
+                <w:rFonts w:ascii="Times New Roman" w:hAnsi="Times New Roman"/>
+                <w:sz w:val="24"/>
+              </w:rPr>
+              <w:t>Автопауза по 4 событиям; облако+localStorage; 42 автотеста</w:t>
             </w:r>
           </w:p>
         </w:tc>
@@ -6489,6 +8342,16 @@
           <w:b w:val="0"/>
           <w:sz w:val="28"/>
         </w:rPr>
+      </w:r>
+    </w:p>
+    <w:p>
+      <w:r>
+        <w:rPr>
+          <w:rFonts w:ascii="Times New Roman" w:hAnsi="Times New Roman"/>
+          <w:b w:val="0"/>
+          <w:sz w:val="28"/>
+        </w:rPr>
+        <w:t>На защите каждый участник представляет слайд о достижении своих целей с примерами: что помогло, что в следующий раз сделать иначе.</w:t>
       </w:r>
     </w:p>
     <w:p>
@@ -6518,7 +8381,7 @@
           <w:b w:val="0"/>
           <w:sz w:val="28"/>
         </w:rPr>
-        <w:t>В соответствии с политикой прозрачности (AI Transparency Policy) команда фиксировала использование генеративного ИИ (ассистент Claude, Anthropic) на всех этапах. ИИ применялся как ассистент-исполнитель под контролем команды; каждый результат проверялся плейтестами и автотестами.</w:t>
+        <w:t>Согласно политике прозрачности (AI Transparency Policy) команда фиксировала каждое обращение к генеративному ИИ (ассистент Claude). ИИ выступал исполнителем под контролем команды: постановка задач, приёмка и все продуктовые решения — за командой; каждый результат проверялся плейтестами и автотестами.</w:t>
       </w:r>
     </w:p>
     <w:p>
@@ -6532,7 +8395,7 @@
           <w:b w:val="0"/>
           <w:sz w:val="28"/>
         </w:rPr>
-        <w:t>Таблица 8 — Использование генеративного ИИ</w:t>
+        <w:t>Таблица 13 — Журнал использования ИИ</w:t>
       </w:r>
     </w:p>
     <w:tbl>
@@ -6583,7 +8446,7 @@
                 <w:b/>
                 <w:sz w:val="24"/>
               </w:rPr>
-              <w:t>Пример промпта (сокращённо)</w:t>
+              <w:t>Промпт (сокращённо)</w:t>
             </w:r>
           </w:p>
         </w:tc>
@@ -6621,7 +8484,7 @@
                 <w:b/>
                 <w:sz w:val="24"/>
               </w:rPr>
-              <w:t>Что взято в работу</w:t>
+              <w:t>Что взято</w:t>
             </w:r>
           </w:p>
         </w:tc>
@@ -6659,7 +8522,7 @@
                 <w:rFonts w:ascii="Times New Roman" w:hAnsi="Times New Roman"/>
                 <w:sz w:val="24"/>
               </w:rPr>
-              <w:t>«Сделай 2D top-down survival про астронавта на Vanilla JS: сундуки двух типов с вероятностями, бой ножом, смерть с сохранением золота, Yandex SDK с автопаузой и облачными сейвами»</w:t>
+              <w:t>«2D top-down survival про астронавта на Vanilla JS: сундуки с вероятностями, бой, смерть с сохранением, Yandex SDK»</w:t>
             </w:r>
           </w:p>
         </w:tc>
@@ -6677,7 +8540,7 @@
                 <w:rFonts w:ascii="Times New Roman" w:hAnsi="Times New Roman"/>
                 <w:sz w:val="24"/>
               </w:rPr>
-              <w:t>Рабочий каркас из 12 модулей, мост SDK, автотесты</w:t>
+              <w:t>Каркас из 12 модулей, мост SDK, автотесты</w:t>
             </w:r>
           </w:p>
         </w:tc>
@@ -6695,7 +8558,7 @@
                 <w:rFonts w:ascii="Times New Roman" w:hAnsi="Times New Roman"/>
                 <w:sz w:val="24"/>
               </w:rPr>
-              <w:t>Принят после ревью; структура модулей сохранена до конца проекта</w:t>
+              <w:t>Принят после ревью</w:t>
             </w:r>
           </w:p>
         </w:tc>
@@ -6733,7 +8596,7 @@
                 <w:rFonts w:ascii="Times New Roman" w:hAnsi="Times New Roman"/>
                 <w:sz w:val="24"/>
               </w:rPr>
-              <w:t>«Пауза не работает, кнопка «Да» не нажимается, заголовок не по центру — исправь»</w:t>
+              <w:t>«Пауза не работает, кнопка не нажимается, заголовок не по центру»</w:t>
             </w:r>
           </w:p>
         </w:tc>
@@ -6751,7 +8614,7 @@
                 <w:rFonts w:ascii="Times New Roman" w:hAnsi="Times New Roman"/>
                 <w:sz w:val="24"/>
               </w:rPr>
-              <w:t>Диагностика: top-level const не попадает в window; модальное окно перекрывалось экраном меню (z-index)</w:t>
+              <w:t>Найдены причины: window-экспорт и слои z-index</w:t>
             </w:r>
           </w:p>
         </w:tc>
@@ -6769,7 +8632,7 @@
                 <w:rFonts w:ascii="Times New Roman" w:hAnsi="Times New Roman"/>
                 <w:sz w:val="24"/>
               </w:rPr>
-              <w:t>Исправления приняты; добавлены в чек-лист регрессии</w:t>
+              <w:t>Исправления приняты, добавлены в регресс</w:t>
             </w:r>
           </w:p>
         </w:tc>
@@ -6807,7 +8670,7 @@
                 <w:rFonts w:ascii="Times New Roman" w:hAnsi="Times New Roman"/>
                 <w:sz w:val="24"/>
               </w:rPr>
-              <w:t>«Игра проходится за 2–3 минуты, ресурсы в избытке, враги слабые — нужен драйв; добавь атаки всем мобам»</w:t>
+              <w:t>«Игра проходится за 2–3 минуты, ресурсы в избытке — нужен драйв; атаки всем мобам»</w:t>
             </w:r>
           </w:p>
         </w:tc>
@@ -6825,7 +8688,7 @@
                 <w:rFonts w:ascii="Times New Roman" w:hAnsi="Times New Roman"/>
                 <w:sz w:val="24"/>
               </w:rPr>
-              <w:t>Дефицитная экономика, патрули, телеграфированные атаки, переработанный босс</w:t>
+              <w:t>Дефицитная экономика, патрули, телеграфы, новый босс</w:t>
             </w:r>
           </w:p>
         </w:tc>
@@ -6843,7 +8706,7 @@
                 <w:rFonts w:ascii="Times New Roman" w:hAnsi="Times New Roman"/>
                 <w:sz w:val="24"/>
               </w:rPr>
-              <w:t>Принято после плейтеста; цифры баланса дополнительно подкручены командой</w:t>
+              <w:t>Принято; цифры докручены командой</w:t>
             </w:r>
           </w:p>
         </w:tc>
@@ -6881,7 +8744,7 @@
                 <w:rFonts w:ascii="Times New Roman" w:hAnsi="Times New Roman"/>
                 <w:sz w:val="24"/>
               </w:rPr>
-              <w:t>«Перепиши сюжет коротко и логично: крушение шлюпки, сбор энергии, память возвращается по уровням»</w:t>
+              <w:t>«Перепиши сюжет коротко: крушение, сбор энергии, память по уровням»</w:t>
             </w:r>
           </w:p>
         </w:tc>
@@ -6899,7 +8762,7 @@
                 <w:rFonts w:ascii="Times New Roman" w:hAnsi="Times New Roman"/>
                 <w:sz w:val="24"/>
               </w:rPr>
-              <w:t>Сценарий с ИИ ЭХО, фрагментами памяти и двумя концовками</w:t>
+              <w:t>Сценарий с ИИ ЭХО и 2 концовками</w:t>
             </w:r>
           </w:p>
         </w:tc>
@@ -6917,7 +8780,81 @@
                 <w:rFonts w:ascii="Times New Roman" w:hAnsi="Times New Roman"/>
                 <w:sz w:val="24"/>
               </w:rPr>
-              <w:t>Принят с редактурой формулировок</w:t>
+              <w:t>Принят с редактурой</w:t>
+            </w:r>
+          </w:p>
+        </w:tc>
+      </w:tr>
+      <w:tr>
+        <w:tc>
+          <w:tcPr>
+            <w:tcW w:type="dxa" w:w="2422"/>
+          </w:tcPr>
+          <w:p>
+            <w:pPr>
+              <w:spacing w:line="240" w:lineRule="auto"/>
+            </w:pPr>
+            <w:r/>
+            <w:r>
+              <w:rPr>
+                <w:rFonts w:ascii="Times New Roman" w:hAnsi="Times New Roman"/>
+                <w:sz w:val="24"/>
+              </w:rPr>
+              <w:t>Документы</w:t>
+            </w:r>
+          </w:p>
+        </w:tc>
+        <w:tc>
+          <w:tcPr>
+            <w:tcW w:type="dxa" w:w="2422"/>
+          </w:tcPr>
+          <w:p>
+            <w:pPr>
+              <w:spacing w:line="240" w:lineRule="auto"/>
+            </w:pPr>
+            <w:r/>
+            <w:r>
+              <w:rPr>
+                <w:rFonts w:ascii="Times New Roman" w:hAnsi="Times New Roman"/>
+                <w:sz w:val="24"/>
+              </w:rPr>
+              <w:t>«Сделай отчёт и презентацию по образцам, аналитику как в примере»</w:t>
+            </w:r>
+          </w:p>
+        </w:tc>
+        <w:tc>
+          <w:tcPr>
+            <w:tcW w:type="dxa" w:w="2422"/>
+          </w:tcPr>
+          <w:p>
+            <w:pPr>
+              <w:spacing w:line="240" w:lineRule="auto"/>
+            </w:pPr>
+            <w:r/>
+            <w:r>
+              <w:rPr>
+                <w:rFonts w:ascii="Times New Roman" w:hAnsi="Times New Roman"/>
+                <w:sz w:val="24"/>
+              </w:rPr>
+              <w:t>Черновики документов</w:t>
+            </w:r>
+          </w:p>
+        </w:tc>
+        <w:tc>
+          <w:tcPr>
+            <w:tcW w:type="dxa" w:w="2422"/>
+          </w:tcPr>
+          <w:p>
+            <w:pPr>
+              <w:spacing w:line="240" w:lineRule="auto"/>
+            </w:pPr>
+            <w:r/>
+            <w:r>
+              <w:rPr>
+                <w:rFonts w:ascii="Times New Roman" w:hAnsi="Times New Roman"/>
+                <w:sz w:val="24"/>
+              </w:rPr>
+              <w:t>Отредактированы и дополнены командой</w:t>
             </w:r>
           </w:p>
         </w:tc>
@@ -6939,7 +8876,7 @@
           <w:b w:val="0"/>
           <w:sz w:val="28"/>
         </w:rPr>
-        <w:t>Команда самостоятельно: формулировала концепцию и требования, проводила все плейтесты и приёмку, принимала продуктовые решения (отказ от «золота» в пользу лома и магазина, выбор варианта концовок), вела репозиторий и подготовку к модерации. Полные логи диалогов с ИИ приложены к материалам проекта (Приложение А).</w:t>
+        <w:t>Полные логи диалогов приложены к материалам проекта (Приложение Б).</w:t>
       </w:r>
     </w:p>
     <w:p>
@@ -6969,7 +8906,7 @@
           <w:b w:val="0"/>
           <w:sz w:val="28"/>
         </w:rPr>
-        <w:t>В ходе проектной работы все поставленные задачи выполнены. Изучены требования платформы Яндекс Игры и спецификация SDK; проведён анализ целевой аудитории по методике 5W и анализ аналогов; разработаны концепт, сценарий и игровые механики; реализован MVP на Vanilla JS + Canvas с полной интеграцией SDK; сборка оптимизирована до ≈0,1 МБ при лимите 100 МБ и проверена в четырёх браузерах.</w:t>
+        <w:t>Все задачи проекта выполнены. Проведён анализ ЦА (5W, портрет, отзывы, Wordstat) и платформы; выявлена свободная ниша и сформулировано УТП — видимый выбираемый риск в браузерном rogue-lite. Разработаны концепт, сценарий и механики; реализован MVP на Vanilla JS + Canvas с полной интеграцией Yandex SDK; пройдено три итерации плейтестов, по результатам которых геймплей доведён до состояния «есть драйв»: дефицитная экономика, патрули, телеграфированные атаки, переработанный босс.</w:t>
       </w:r>
     </w:p>
     <w:p>
@@ -6979,17 +8916,7 @@
           <w:b w:val="0"/>
           <w:sz w:val="28"/>
         </w:rPr>
-        <w:t>Сильные стороны решения: предельно лёгкая автономная сборка, открытый воспроизводимый код, проверенная автотестами логика (42 проверки), итерационная доработка по реальной обратной связи игроков. Слабые стороны: отсутствие мобильного управления (игра позиционируется как десктопная), процедурная графика уступает по выразительности рисованным ассетам, баланс требует дальнейшей настройки на большой выборке игроков.</w:t>
-      </w:r>
-    </w:p>
-    <w:p>
-      <w:r>
-        <w:rPr>
-          <w:rFonts w:ascii="Times New Roman" w:hAnsi="Times New Roman"/>
-          <w:b w:val="0"/>
-          <w:sz w:val="28"/>
-        </w:rPr>
-        <w:t>Перспективы развития: публикация и сбор статистики платформы, мобильное управление (виртуальный джойстик), таблица лидеров через SDK, монетизация наградной рекламой (бафф за просмотр), расширение контента дальних секторов. На данный момент сборка подготовлена к загрузке в консоль разработчика Яндекс Игр и прохождению модерации.</w:t>
+        <w:t>Сильные стороны: сборка ≈0,1 МБ, автономность, 42 автотеста, открытый код, итерационный процесс с реальной обратной связью. Слабые стороны: нет мобильного управления, процедурная графика уступает рисованной, баланс требует калибровки на большой выборке. Перспективы: публикация и аналитика платформы, виртуальный джойстик, лидерборды, наградная реклама, развитие дальних секторов. Сборка подготовлена к загрузке в консоль разработчика Яндекс Игр.</w:t>
       </w:r>
     </w:p>
     <w:p>
@@ -7022,7 +8949,7 @@
           <w:b w:val="0"/>
           <w:sz w:val="28"/>
         </w:rPr>
-        <w:t>1. Яндекс Игры. Документация для разработчиков / Яндекс. – 2026. – URL: https://yandex.ru/dev/games/doc/ru/ (дата обращения: 10.06.2026).</w:t>
+        <w:t>1. Яндекс Игры. Документация для разработчиков. – 2026. – URL: https://yandex.ru/dev/games/doc/ru/ (дата обращения: 10.06.2026).</w:t>
       </w:r>
     </w:p>
     <w:p>
@@ -7035,7 +8962,7 @@
           <w:b w:val="0"/>
           <w:sz w:val="28"/>
         </w:rPr>
-        <w:t>2. Яндекс Игры. Yandex Games SDK: сохранение данных игрока / Яндекс. – 2026. – URL: https://yandex.ru/dev/games/doc/ru/sdk/sdk-player (дата обращения: 10.06.2026).</w:t>
+        <w:t>2. Яндекс Игры. SDK: сохранение данных игрока. – 2026. – URL: https://yandex.ru/dev/games/doc/ru/sdk/sdk-player (дата обращения: 10.06.2026).</w:t>
       </w:r>
     </w:p>
     <w:p>
@@ -7048,7 +8975,7 @@
           <w:b w:val="0"/>
           <w:sz w:val="28"/>
         </w:rPr>
-        <w:t>3. MDN Web Docs. Canvas API / Mozilla. – 2026. – URL: https://developer.mozilla.org/ru/docs/Web/API/Canvas_API (дата обращения: 08.06.2026).</w:t>
+        <w:t>3. App2Top. «Мы достигли отметки в 45 млн активных игроков в месяц» — итоги 2024 года Яндекс Игр. – 2024. – URL: https://app2top.ru/2024/my-dostigli-otmetki-v-45-mln-aktivny-h-igrokov-v-mesyats-nikita-bokarev-iz-yandeks-igry-ob-itogah-2024-goda-227015.html (дата обращения: 09.06.2026).</w:t>
       </w:r>
     </w:p>
     <w:p>
@@ -7061,7 +8988,7 @@
           <w:b w:val="0"/>
           <w:sz w:val="28"/>
         </w:rPr>
-        <w:t>4. MDN Web Docs. Page Visibility API / Mozilla. – 2026. – URL: https://developer.mozilla.org/ru/docs/Web/API/Page_Visibility_API (дата обращения: 08.06.2026).</w:t>
+        <w:t>4. Rambler. За 2023 год аудитория Яндекс Игр выросла на 45 %. – 2023. – URL: https://news.rambler.ru/games/52233040/ (дата обращения: 09.06.2026).</w:t>
       </w:r>
     </w:p>
     <w:p>
@@ -7074,7 +9001,7 @@
           <w:b w:val="0"/>
           <w:sz w:val="28"/>
         </w:rPr>
-        <w:t>5. MDN Web Docs. Web Audio API / Mozilla. – 2026. – URL: https://developer.mozilla.org/ru/docs/Web/API/Web_Audio_API (дата обращения: 08.06.2026).</w:t>
+        <w:t>5. Яндекс. Какие браузерные игры предпочитают жители России. – URL: https://www.yandex.ru/blog/gamesfordevelopers/kakie-brauzernye-igry-predpochitayut-zhiteli-rossii (дата обращения: 09.06.2026).</w:t>
       </w:r>
     </w:p>
     <w:p>
@@ -7087,7 +9014,7 @@
           <w:b w:val="0"/>
           <w:sz w:val="28"/>
         </w:rPr>
-        <w:t>6. MDN Web Docs. Window.localStorage / Mozilla. – 2026. – URL: https://developer.mozilla.org/ru/docs/Web/API/Window/localStorage (дата обращения: 08.06.2026).</w:t>
+        <w:t>6. Яндекс Wordstat. Статистика поисковых запросов. – URL: https://wordstat.yandex.ru/ (дата обращения: 09.06.2026).</w:t>
       </w:r>
     </w:p>
     <w:p>
@@ -7100,7 +9027,7 @@
           <w:b w:val="0"/>
           <w:sz w:val="28"/>
         </w:rPr>
-        <w:t>7. Вигерс К. Разработка требований к программному обеспечению / К. Вигерс, Дж. Битти. – 3-е изд. – Москва: Русская редакция, 2014. – 736 с. – ISBN 978-5-9909805-3-2.</w:t>
+        <w:t>7. MDN Web Docs. Canvas API. – URL: https://developer.mozilla.org/ru/docs/Web/API/Canvas_API (дата обращения: 08.06.2026).</w:t>
       </w:r>
     </w:p>
     <w:p>
@@ -7113,7 +9040,7 @@
           <w:b w:val="0"/>
           <w:sz w:val="28"/>
         </w:rPr>
-        <w:t>8. Коберн А. Современные методы описания функциональных требований к системам / А. Коберн. – Москва: Лори, 2012. – 264 с. – ISBN 978-5-85582-326-4.</w:t>
+        <w:t>8. MDN Web Docs. Page Visibility API. – URL: https://developer.mozilla.org/ru/docs/Web/API/Page_Visibility_API (дата обращения: 08.06.2026).</w:t>
       </w:r>
     </w:p>
     <w:p>
@@ -7126,7 +9053,7 @@
           <w:b w:val="0"/>
           <w:sz w:val="28"/>
         </w:rPr>
-        <w:t>9. Фитцпатрик Р. Спроси маму: Как общаться с клиентами и подтвердить правоту своей бизнес-идеи, если все кругом врут? / Р. Фитцпатрик. – Москва: Альпина Паблишер, 2021. – 160 с. – ISBN 978-5-9614-3045-5.</w:t>
+        <w:t>9. MDN Web Docs. Web Audio API. – URL: https://developer.mozilla.org/ru/docs/Web/API/Web_Audio_API (дата обращения: 08.06.2026).</w:t>
       </w:r>
     </w:p>
     <w:p>
@@ -7139,7 +9066,7 @@
           <w:b w:val="0"/>
           <w:sz w:val="28"/>
         </w:rPr>
-        <w:t>10. Ильяхов М. Пиши, сокращай: как создать сильный текст / М. Ильяхов, Л. Сарычева. – 3-е изд. – Москва: Альпина Паблишер, 2022. – 440 с. – ISBN 978-5-9614-6526-6.</w:t>
+        <w:t>10. Вигерс К., Битти Дж. Разработка требований к программному обеспечению. – 3-е изд. – М.: Русская редакция, 2014. – 736 с.</w:t>
       </w:r>
     </w:p>
     <w:p>
@@ -7152,7 +9079,7 @@
           <w:b w:val="0"/>
           <w:sz w:val="28"/>
         </w:rPr>
-        <w:t>11. Сырцев В. Использование диаграммы вариантов использования UML при проектировании программного обеспечения / В. Сырцев. – 2021. – URL: https://habr.com/ru/post/566218/ (дата обращения: 05.06.2026).</w:t>
+        <w:t>11. Коберн А. Современные методы описания функциональных требований к системам. – М.: Лори, 2012. – 264 с.</w:t>
       </w:r>
     </w:p>
     <w:p>
@@ -7165,7 +9092,7 @@
           <w:b w:val="0"/>
           <w:sz w:val="28"/>
         </w:rPr>
-        <w:t>12. Schell J. The Art of Game Design: A Book of Lenses / J. Schell. – 3rd ed. – Boca Raton: CRC Press, 2019. – 654 p. – ISBN 978-1-138-63205-9.</w:t>
+        <w:t>12. Альтшуллер Г. С. Найти идею: введение в ТРИЗ. – 5-е изд. – М.: Альпина Паблишер, 2017. – 402 с.</w:t>
       </w:r>
     </w:p>
     <w:p>
@@ -7178,7 +9105,7 @@
           <w:b w:val="0"/>
           <w:sz w:val="28"/>
         </w:rPr>
-        <w:t>13. Git. Документация / Software Freedom Conservancy. – 2026. – URL: https://git-scm.com/doc (дата обращения: 08.06.2026).</w:t>
+        <w:t>13. Фитцпатрик Р. Спроси маму. – М.: Альпина Паблишер, 2021. – 160 с.</w:t>
       </w:r>
     </w:p>
     <w:p>
@@ -7191,7 +9118,20 @@
           <w:b w:val="0"/>
           <w:sz w:val="28"/>
         </w:rPr>
-        <w:t>14. Anthropic. Claude Code: документация / Anthropic. – 2026. – URL: https://code.claude.com/docs (дата обращения: 10.06.2026).</w:t>
+        <w:t>14. Schell J. The Art of Game Design: A Book of Lenses. – 3rd ed. – CRC Press, 2019. – 654 p.</w:t>
+      </w:r>
+    </w:p>
+    <w:p>
+      <w:pPr>
+        <w:ind w:firstLine="0"/>
+      </w:pPr>
+      <w:r>
+        <w:rPr>
+          <w:rFonts w:ascii="Times New Roman" w:hAnsi="Times New Roman"/>
+          <w:b w:val="0"/>
+          <w:sz w:val="28"/>
+        </w:rPr>
+        <w:t>15. Git. Документация. – URL: https://git-scm.com/doc (дата обращения: 08.06.2026).</w:t>
       </w:r>
     </w:p>
     <w:p>
@@ -7221,7 +9161,7 @@
           <w:b w:val="0"/>
           <w:sz w:val="28"/>
         </w:rPr>
-        <w:t>Материалы проекта:</w:t>
+        <w:t>Скриншоты продукта (вставить перед печатью):</w:t>
       </w:r>
     </w:p>
     <w:p>
@@ -7234,56 +9174,7 @@
           <w:rFonts w:ascii="Times New Roman" w:hAnsi="Times New Roman"/>
           <w:sz w:val="28"/>
         </w:rPr>
-        <w:t>Репозиторий с исходным кодом, концептом (docs/CONCEPT.md) и сценарием (docs/SCENARIO.md): https://github.com/Vihorkov123/Astral-Nomad (ветка claude/modest-bohr-8ubld2);</w:t>
-      </w:r>
-    </w:p>
-    <w:p>
-      <w:pPr>
-        <w:pStyle w:val="ListBullet"/>
-        <w:spacing w:line="360" w:lineRule="auto"/>
-      </w:pPr>
-      <w:r>
-        <w:rPr>
-          <w:rFonts w:ascii="Times New Roman" w:hAnsi="Times New Roman"/>
-          <w:sz w:val="28"/>
-        </w:rPr>
-        <w:t>Смоук-тесты игровой логики: scripts/smoke-test.js (42 проверки, запуск node scripts/smoke-test.js);</w:t>
-      </w:r>
-    </w:p>
-    <w:p>
-      <w:pPr>
-        <w:pStyle w:val="ListBullet"/>
-        <w:spacing w:line="360" w:lineRule="auto"/>
-      </w:pPr>
-      <w:r>
-        <w:rPr>
-          <w:rFonts w:ascii="Times New Roman" w:hAnsi="Times New Roman"/>
-          <w:sz w:val="28"/>
-        </w:rPr>
-        <w:t>Логи диалогов с генеративным ИИ (экспорт чатов) — прилагаются отдельным архивом.</w:t>
-      </w:r>
-    </w:p>
-    <w:p>
-      <w:r>
-        <w:rPr>
-          <w:rFonts w:ascii="Times New Roman" w:hAnsi="Times New Roman"/>
-          <w:b w:val="0"/>
-          <w:sz w:val="28"/>
-        </w:rPr>
-        <w:t>Место для скриншотов (вставить перед печатью):</w:t>
-      </w:r>
-    </w:p>
-    <w:p>
-      <w:pPr>
-        <w:pStyle w:val="ListBullet"/>
-        <w:spacing w:line="360" w:lineRule="auto"/>
-      </w:pPr>
-      <w:r>
-        <w:rPr>
-          <w:rFonts w:ascii="Times New Roman" w:hAnsi="Times New Roman"/>
-          <w:sz w:val="28"/>
-        </w:rPr>
-        <w:t>Рисунок А.1 — Главное меню игры;</w:t>
+        <w:t>Рисунок А.1 — Главное меню;</w:t>
       </w:r>
     </w:p>
     <w:p>
@@ -7309,7 +9200,7 @@
           <w:rFonts w:ascii="Times New Roman" w:hAnsi="Times New Roman"/>
           <w:sz w:val="28"/>
         </w:rPr>
-        <w:t>Рисунок А.3 — Окно выбора «Вскрыть контейнер?» с шансом охраны;</w:t>
+        <w:t>Рисунок А.3 — Окно «Вскрыть контейнер?» с шансом охраны;</w:t>
       </w:r>
     </w:p>
     <w:p>
@@ -7322,7 +9213,7 @@
           <w:rFonts w:ascii="Times New Roman" w:hAnsi="Times New Roman"/>
           <w:sz w:val="28"/>
         </w:rPr>
-        <w:t>Рисунок А.4 — Бой со Стражем Ядра (телеграф удара по площади);</w:t>
+        <w:t>Рисунок А.4 — Телеграф удара Стража Ядра (красная зона);</w:t>
       </w:r>
     </w:p>
     <w:p>
@@ -7335,7 +9226,7 @@
           <w:rFonts w:ascii="Times New Roman" w:hAnsi="Times New Roman"/>
           <w:sz w:val="28"/>
         </w:rPr>
-        <w:t>Рисунок А.5 — Магазин-синтезатор;</w:t>
+        <w:t>Рисунок А.5 — Синтезатор; Рисунок А.6 — Карта секторов;</w:t>
       </w:r>
     </w:p>
     <w:p>
@@ -7348,7 +9239,89 @@
           <w:rFonts w:ascii="Times New Roman" w:hAnsi="Times New Roman"/>
           <w:sz w:val="28"/>
         </w:rPr>
-        <w:t>Рисунок А.6 — Карта секторов.</w:t>
+        <w:t>Рисунок А.7 — Экран концовки.</w:t>
+      </w:r>
+    </w:p>
+    <w:p>
+      <w:r>
+        <w:br w:type="page"/>
+      </w:r>
+    </w:p>
+    <w:p>
+      <w:pPr>
+        <w:spacing w:after="240"/>
+        <w:ind w:firstLine="0"/>
+        <w:jc w:val="center"/>
+      </w:pPr>
+      <w:r>
+        <w:rPr>
+          <w:rFonts w:ascii="Times New Roman" w:hAnsi="Times New Roman"/>
+          <w:b/>
+          <w:sz w:val="28"/>
+        </w:rPr>
+        <w:t>ПРИЛОЖЕНИЕ Б</w:t>
+      </w:r>
+    </w:p>
+    <w:p>
+      <w:r>
+        <w:rPr>
+          <w:rFonts w:ascii="Times New Roman" w:hAnsi="Times New Roman"/>
+          <w:b w:val="0"/>
+          <w:sz w:val="28"/>
+        </w:rPr>
+        <w:t>Материалы проекта:</w:t>
+      </w:r>
+    </w:p>
+    <w:p>
+      <w:pPr>
+        <w:pStyle w:val="ListBullet"/>
+        <w:spacing w:line="360" w:lineRule="auto"/>
+      </w:pPr>
+      <w:r>
+        <w:rPr>
+          <w:rFonts w:ascii="Times New Roman" w:hAnsi="Times New Roman"/>
+          <w:sz w:val="28"/>
+        </w:rPr>
+        <w:t>Репозиторий (код, концепт docs/CONCEPT.md, сценарий docs/SCENARIO.md, аналитика): https://github.com/Vihorkov123/Astral-Nomad;</w:t>
+      </w:r>
+    </w:p>
+    <w:p>
+      <w:pPr>
+        <w:pStyle w:val="ListBullet"/>
+        <w:spacing w:line="360" w:lineRule="auto"/>
+      </w:pPr>
+      <w:r>
+        <w:rPr>
+          <w:rFonts w:ascii="Times New Roman" w:hAnsi="Times New Roman"/>
+          <w:sz w:val="28"/>
+        </w:rPr>
+        <w:t>Автотесты: scripts/smoke-test.js (42 проверки, node scripts/smoke-test.js);</w:t>
+      </w:r>
+    </w:p>
+    <w:p>
+      <w:pPr>
+        <w:pStyle w:val="ListBullet"/>
+        <w:spacing w:line="360" w:lineRule="auto"/>
+      </w:pPr>
+      <w:r>
+        <w:rPr>
+          <w:rFonts w:ascii="Times New Roman" w:hAnsi="Times New Roman"/>
+          <w:sz w:val="28"/>
+        </w:rPr>
+        <w:t>Отдельный документ «Аналитика игры»: docs/Аналитика_Астральный_скиталец.docx;</w:t>
+      </w:r>
+    </w:p>
+    <w:p>
+      <w:pPr>
+        <w:pStyle w:val="ListBullet"/>
+        <w:spacing w:line="360" w:lineRule="auto"/>
+      </w:pPr>
+      <w:r>
+        <w:rPr>
+          <w:rFonts w:ascii="Times New Roman" w:hAnsi="Times New Roman"/>
+          <w:sz w:val="28"/>
+        </w:rPr>
+        <w:t>Логи диалогов с генеративным ИИ — отдельным архивом.</w:t>
       </w:r>
     </w:p>
     <w:sectPr>
